--- a/templates/formulieren/Toegankelijkheidsonderzoek formulieren Template - with placeholders.docx
+++ b/templates/formulieren/Toegankelijkheidsonderzoek formulieren Template - with placeholders.docx
@@ -195,6 +195,7 @@
     </w:p>
     <w:p>
       <w:pPr>
+        <w:spacing w:after="120" w:line="276" w:lineRule="auto"/>
         <w:jc w:val="right"/>
       </w:pPr>
       <w:r>
@@ -236,6 +237,16 @@
       </w:r>
     </w:p>
     <w:bookmarkStart w:id="1" w:name="_Toc223874290" w:displacedByCustomXml="next"/>
+    <w:p>
+      <w:pPr>
+        <w:pStyle w:val="Kop2"/>
+        <w:spacing w:after="120"/>
+      </w:pPr>
+      <w:r>
+        <w:t>Inhoud</w:t>
+      </w:r>
+      <w:bookmarkEnd w:id="1"/>
+    </w:p>
     <w:sdt>
       <w:sdtPr>
         <w:id w:val="-992329338"/>
@@ -259,169 +270,6 @@
       <w:sdtContent>
         <w:p>
           <w:pPr>
-            <w:pStyle w:val="Kopvaninhoudsopgave"/>
-          </w:pPr>
-          <w:r>
-            <w:t>Inhoud</w:t>
-          </w:r>
-          <w:bookmarkEnd w:id="1"/>
-        </w:p>
-        <w:p>
-          <w:pPr>
-            <w:pStyle w:val="Inhopg1"/>
-            <w:tabs>
-              <w:tab w:val="right" w:leader="dot" w:pos="9062"/>
-            </w:tabs>
-            <w:rPr>
-              <w:rFonts w:asciiTheme="minorHAnsi" w:eastAsiaTheme="minorEastAsia" w:hAnsiTheme="minorHAnsi" w:cstheme="minorBidi"/>
-              <w:noProof/>
-              <w:kern w:val="2"/>
-              <w:lang w:eastAsia="nl-NL"/>
-              <w14:ligatures w14:val="standardContextual"/>
-            </w:rPr>
-          </w:pPr>
-          <w:r>
-            <w:fldChar w:fldCharType="begin"/>
-          </w:r>
-          <w:r>
-            <w:instrText xml:space="preserve"> TOC \o "1-3" \h \z \u </w:instrText>
-          </w:r>
-          <w:r>
-            <w:fldChar w:fldCharType="separate"/>
-          </w:r>
-          <w:hyperlink w:anchor="_Toc223874289" w:history="1">
-            <w:r>
-              <w:rPr>
-                <w:rStyle w:val="Hyperlink"/>
-                <w:rFonts w:ascii="Brockmann" w:hAnsi="Brockmann"/>
-                <w:noProof/>
-              </w:rPr>
-              <w:t>Toegankelijkheidsonderzoek formulieren {opdrachtgeverNaam}</w:t>
-            </w:r>
-            <w:r>
-              <w:rPr>
-                <w:noProof/>
-                <w:webHidden/>
-              </w:rPr>
-              <w:tab/>
-            </w:r>
-            <w:r>
-              <w:rPr>
-                <w:noProof/>
-                <w:webHidden/>
-              </w:rPr>
-              <w:fldChar w:fldCharType="begin"/>
-            </w:r>
-            <w:r>
-              <w:rPr>
-                <w:noProof/>
-                <w:webHidden/>
-              </w:rPr>
-              <w:instrText xml:space="preserve"> PAGEREF _Toc223874289 \h </w:instrText>
-            </w:r>
-            <w:r>
-              <w:rPr>
-                <w:noProof/>
-                <w:webHidden/>
-              </w:rPr>
-            </w:r>
-            <w:r>
-              <w:rPr>
-                <w:noProof/>
-                <w:webHidden/>
-              </w:rPr>
-              <w:fldChar w:fldCharType="separate"/>
-            </w:r>
-            <w:r>
-              <w:rPr>
-                <w:noProof/>
-                <w:webHidden/>
-              </w:rPr>
-              <w:t>1</w:t>
-            </w:r>
-            <w:r>
-              <w:rPr>
-                <w:noProof/>
-                <w:webHidden/>
-              </w:rPr>
-              <w:fldChar w:fldCharType="end"/>
-            </w:r>
-          </w:hyperlink>
-        </w:p>
-        <w:p>
-          <w:pPr>
-            <w:pStyle w:val="Inhopg2"/>
-            <w:tabs>
-              <w:tab w:val="right" w:leader="dot" w:pos="9062"/>
-            </w:tabs>
-            <w:rPr>
-              <w:rFonts w:asciiTheme="minorHAnsi" w:eastAsiaTheme="minorEastAsia" w:hAnsiTheme="minorHAnsi" w:cstheme="minorBidi"/>
-              <w:noProof/>
-              <w:kern w:val="2"/>
-              <w:lang w:eastAsia="nl-NL"/>
-              <w14:ligatures w14:val="standardContextual"/>
-            </w:rPr>
-          </w:pPr>
-          <w:hyperlink w:anchor="_Toc223874290" w:history="1">
-            <w:r>
-              <w:rPr>
-                <w:rStyle w:val="Hyperlink"/>
-                <w:noProof/>
-              </w:rPr>
-              <w:t>Inhoud</w:t>
-            </w:r>
-            <w:r>
-              <w:rPr>
-                <w:noProof/>
-                <w:webHidden/>
-              </w:rPr>
-              <w:tab/>
-            </w:r>
-            <w:r>
-              <w:rPr>
-                <w:noProof/>
-                <w:webHidden/>
-              </w:rPr>
-              <w:fldChar w:fldCharType="begin"/>
-            </w:r>
-            <w:r>
-              <w:rPr>
-                <w:noProof/>
-                <w:webHidden/>
-              </w:rPr>
-              <w:instrText xml:space="preserve"> PAGEREF _Toc223874290 \h </w:instrText>
-            </w:r>
-            <w:r>
-              <w:rPr>
-                <w:noProof/>
-                <w:webHidden/>
-              </w:rPr>
-            </w:r>
-            <w:r>
-              <w:rPr>
-                <w:noProof/>
-                <w:webHidden/>
-              </w:rPr>
-              <w:fldChar w:fldCharType="separate"/>
-            </w:r>
-            <w:r>
-              <w:rPr>
-                <w:noProof/>
-                <w:webHidden/>
-              </w:rPr>
-              <w:t>2</w:t>
-            </w:r>
-            <w:r>
-              <w:rPr>
-                <w:noProof/>
-                <w:webHidden/>
-              </w:rPr>
-              <w:fldChar w:fldCharType="end"/>
-            </w:r>
-          </w:hyperlink>
-        </w:p>
-        <w:p>
-          <w:pPr>
             <w:pStyle w:val="Inhopg2"/>
             <w:tabs>
               <w:tab w:val="right" w:leader="dot" w:pos="9062"/>
@@ -800,7 +648,7 @@
                 <w:rStyle w:val="Hyperlink"/>
                 <w:noProof/>
               </w:rPr>
-              <w:t>Onderzoek scores</w:t>
+              <w:t>Onderzoeksscores</w:t>
             </w:r>
             <w:r>
               <w:rPr>
@@ -1666,12 +1514,11 @@
           <w:szCs w:val="32"/>
         </w:rPr>
       </w:pPr>
-      <w:r>
-        <w:br w:type="page"/>
-      </w:r>
-    </w:p>
-    <w:p>
-      <w:pPr>
+      <w:r/>
+    </w:p>
+    <w:p>
+      <w:pPr>
+        <w:pageBreakBefore/>
         <w:pStyle w:val="Kop2"/>
       </w:pPr>
       <w:bookmarkStart w:id="2" w:name="_Toc223874291"/>
@@ -1765,21 +1612,6 @@
       </w:pPr>
       <w:r>
         <w:t>Beide deelonderzoeken vormen gezamenlijk de volledige beoordeling van de formulieren binnen de Shift2-omgeving.</w:t>
-      </w:r>
-    </w:p>
-    <w:p>
-      <w:pPr>
-        <w:suppressAutoHyphens w:val="0"/>
-        <w:spacing w:line="276" w:lineRule="auto"/>
-        <w:rPr>
-          <w:rFonts w:ascii="Brockmann" w:eastAsia="Times New Roman" w:hAnsi="Brockmann"/>
-          <w:b/>
-          <w:iCs/>
-          <w:sz w:val="22"/>
-        </w:rPr>
-      </w:pPr>
-      <w:r>
-        <w:br w:type="page"/>
       </w:r>
     </w:p>
     <w:p>
@@ -1912,6 +1744,7 @@
       <w:tr>
         <w:tc>
           <w:tcPr>
+            <w:vAlign w:val="center"/>
             <w:tcW w:w="1129" w:type="dxa"/>
           </w:tcPr>
           <w:p>
@@ -1935,6 +1768,7 @@
         </w:tc>
         <w:tc>
           <w:tcPr>
+            <w:vAlign w:val="center"/>
             <w:tcW w:w="2410" w:type="dxa"/>
           </w:tcPr>
           <w:p>
@@ -1958,6 +1792,7 @@
         </w:tc>
         <w:tc>
           <w:tcPr>
+            <w:vAlign w:val="center"/>
             <w:tcW w:w="1701" w:type="dxa"/>
           </w:tcPr>
           <w:p>
@@ -1981,6 +1816,7 @@
         </w:tc>
         <w:tc>
           <w:tcPr>
+            <w:vAlign w:val="center"/>
             <w:tcW w:w="3822" w:type="dxa"/>
           </w:tcPr>
           <w:p>
@@ -2006,6 +1842,7 @@
       <w:tr>
         <w:tc>
           <w:tcPr>
+            <w:vAlign w:val="center"/>
             <w:tcW w:w="1129" w:type="dxa"/>
           </w:tcPr>
           <w:p>
@@ -2029,6 +1866,7 @@
         </w:tc>
         <w:tc>
           <w:tcPr>
+            <w:vAlign w:val="center"/>
             <w:tcW w:w="2410" w:type="dxa"/>
           </w:tcPr>
           <w:p>
@@ -2052,6 +1890,7 @@
         </w:tc>
         <w:tc>
           <w:tcPr>
+            <w:vAlign w:val="center"/>
             <w:tcW w:w="1701" w:type="dxa"/>
           </w:tcPr>
           <w:p>
@@ -2075,6 +1914,7 @@
         </w:tc>
         <w:tc>
           <w:tcPr>
+            <w:vAlign w:val="center"/>
             <w:tcW w:w="3822" w:type="dxa"/>
           </w:tcPr>
           <w:p>
@@ -2100,6 +1940,7 @@
       <w:tr>
         <w:tc>
           <w:tcPr>
+            <w:vAlign w:val="center"/>
             <w:tcW w:w="1129" w:type="dxa"/>
           </w:tcPr>
           <w:p>
@@ -2123,6 +1964,7 @@
         </w:tc>
         <w:tc>
           <w:tcPr>
+            <w:vAlign w:val="center"/>
             <w:tcW w:w="2410" w:type="dxa"/>
           </w:tcPr>
           <w:p>
@@ -2146,6 +1988,7 @@
         </w:tc>
         <w:tc>
           <w:tcPr>
+            <w:vAlign w:val="center"/>
             <w:tcW w:w="1701" w:type="dxa"/>
           </w:tcPr>
           <w:p>
@@ -2169,6 +2012,7 @@
         </w:tc>
         <w:tc>
           <w:tcPr>
+            <w:vAlign w:val="center"/>
             <w:tcW w:w="3822" w:type="dxa"/>
           </w:tcPr>
           <w:p>
@@ -2192,7 +2036,6 @@
         </w:tc>
       </w:tr>
     </w:tbl>
-    <w:p/>
     <w:p>
       <w:pPr>
         <w:pStyle w:val="Kop4"/>
@@ -2271,6 +2114,7 @@
     <w:p>
       <w:pPr>
         <w:pStyle w:val="Kop3"/>
+        <w:spacing w:after="360"/>
       </w:pPr>
       <w:bookmarkStart w:id="6" w:name="_Toc223874295"/>
       <w:r>
@@ -5352,7 +5196,7 @@
       </w:pPr>
       <w:bookmarkStart w:id="7" w:name="_Toc223874296"/>
       <w:r>
-        <w:t>Onderzoek scores</w:t>
+        <w:t>Onderzoeksscores</w:t>
       </w:r>
       <w:bookmarkEnd w:id="7"/>
     </w:p>
@@ -6370,11 +6214,17 @@
       <w:pPr>
         <w:pStyle w:val="Kop2"/>
       </w:pPr>
-      <w:bookmarkStart w:id="8" w:name="_Toc223874297"/>
       <w:r>
         <w:t>Bevindingen</w:t>
       </w:r>
-      <w:bookmarkEnd w:id="8"/>
+    </w:p>
+    <w:p w14:paraId="CRI00001">
+      <w:pPr>
+        <w:pStyle w:val="Kop3"/>
+      </w:pPr>
+      <w:r>
+        <w:t>1.3.3 Zintuiglijke eigenschappen A</w:t>
+      </w:r>
     </w:p>
     <w:p>
       <w:r>
@@ -6545,6 +6395,7 @@
     </w:p>
     <w:p>
       <w:pPr>
+        <w:pageBreakBefore/>
         <w:pStyle w:val="Kop2"/>
       </w:pPr>
       <w:bookmarkStart w:id="10" w:name="_Toc223874299"/>
@@ -8710,8 +8561,8 @@
     <w:rPr>
       <w:rFonts w:ascii="Brockmann" w:eastAsia="Times New Roman" w:hAnsi="Brockmann"/>
       <w:color w:val="290047"/>
-      <w:sz w:val="32"/>
-      <w:szCs w:val="32"/>
+      <w:sz w:val="40"/>
+      <w:szCs w:val="40"/>
     </w:rPr>
   </w:style>
   <w:style w:type="paragraph" w:styleId="Kop3">
@@ -8728,6 +8579,8 @@
       <w:outlineLvl w:val="2"/>
     </w:pPr>
     <w:rPr>
+      <w:sz w:val="32"/>
+      <w:szCs w:val="32"/>
       <w:rFonts w:eastAsia="Times New Roman"/>
       <w:b/>
       <w:bCs/>
@@ -8749,10 +8602,11 @@
       <w:outlineLvl w:val="3"/>
     </w:pPr>
     <w:rPr>
+      <w:b/>
+      <w:bCs/>
       <w:rFonts w:ascii="Brockmann" w:eastAsia="Times New Roman" w:hAnsi="Brockmann"/>
-      <w:b/>
       <w:iCs/>
-      <w:sz w:val="22"/>
+      <w:sz w:val="28"/>
     </w:rPr>
   </w:style>
   <w:style w:type="paragraph" w:styleId="Kop5">
@@ -8770,9 +8624,11 @@
       <w:outlineLvl w:val="4"/>
     </w:pPr>
     <w:rPr>
+      <w:b/>
+      <w:bCs/>
       <w:rFonts w:ascii="Brockmann" w:eastAsia="Times New Roman" w:hAnsi="Brockmann"/>
-      <w:color w:val="7030A0"/>
-      <w:sz w:val="20"/>
+      <w:color w:val="000000"/>
+      <w:sz w:val="24"/>
     </w:rPr>
   </w:style>
   <w:style w:type="paragraph" w:styleId="Kop6">
@@ -9193,7 +9049,7 @@
     <w:rsid w:val="00B65DDF"/>
     <w:pPr>
       <w:spacing w:after="100"/>
-      <w:ind w:left="240"/>
+      <w:ind w:left="0"/>
     </w:pPr>
   </w:style>
   <w:style w:type="paragraph" w:styleId="Inhopg3">
@@ -9206,7 +9062,7 @@
     <w:rsid w:val="00B65DDF"/>
     <w:pPr>
       <w:spacing w:after="100"/>
-      <w:ind w:left="480"/>
+      <w:ind w:left="0"/>
     </w:pPr>
   </w:style>
 </w:styles>

--- a/templates/formulieren/Toegankelijkheidsonderzoek formulieren Template - with placeholders.docx
+++ b/templates/formulieren/Toegankelijkheidsonderzoek formulieren Template - with placeholders.docx
@@ -164,7 +164,7 @@
           <w:sz w:val="22"/>
           <w:szCs w:val="22"/>
         </w:rPr>
-        <w:t>Formulieren</w:t>
+        <w:t>Website</w:t>
       </w:r>
       <w:r>
         <w:rPr>
@@ -7519,7 +7519,7 @@
       </w:pPr>
       <w:rPr>
         <w:rFonts w:ascii="Symbol" w:hAnsi="Symbol" w:hint="default"/>
-        <w:sz w:val="20"/>
+        <w:sz w:val="24"/>
       </w:rPr>
     </w:lvl>
     <w:lvl w:ilvl="1" w:tentative="1">
@@ -7535,7 +7535,7 @@
       </w:pPr>
       <w:rPr>
         <w:rFonts w:ascii="Courier New" w:hAnsi="Courier New" w:hint="default"/>
-        <w:sz w:val="20"/>
+        <w:sz w:val="24"/>
       </w:rPr>
     </w:lvl>
     <w:lvl w:ilvl="2" w:tentative="1">
@@ -7551,7 +7551,7 @@
       </w:pPr>
       <w:rPr>
         <w:rFonts w:ascii="Wingdings" w:hAnsi="Wingdings" w:hint="default"/>
-        <w:sz w:val="20"/>
+        <w:sz w:val="24"/>
       </w:rPr>
     </w:lvl>
     <w:lvl w:ilvl="3" w:tentative="1">
@@ -7567,7 +7567,7 @@
       </w:pPr>
       <w:rPr>
         <w:rFonts w:ascii="Wingdings" w:hAnsi="Wingdings" w:hint="default"/>
-        <w:sz w:val="20"/>
+        <w:sz w:val="24"/>
       </w:rPr>
     </w:lvl>
     <w:lvl w:ilvl="4" w:tentative="1">
@@ -7583,7 +7583,7 @@
       </w:pPr>
       <w:rPr>
         <w:rFonts w:ascii="Wingdings" w:hAnsi="Wingdings" w:hint="default"/>
-        <w:sz w:val="20"/>
+        <w:sz w:val="24"/>
       </w:rPr>
     </w:lvl>
     <w:lvl w:ilvl="5" w:tentative="1">
@@ -7599,7 +7599,7 @@
       </w:pPr>
       <w:rPr>
         <w:rFonts w:ascii="Wingdings" w:hAnsi="Wingdings" w:hint="default"/>
-        <w:sz w:val="20"/>
+        <w:sz w:val="24"/>
       </w:rPr>
     </w:lvl>
     <w:lvl w:ilvl="6" w:tentative="1">
@@ -7615,7 +7615,7 @@
       </w:pPr>
       <w:rPr>
         <w:rFonts w:ascii="Wingdings" w:hAnsi="Wingdings" w:hint="default"/>
-        <w:sz w:val="20"/>
+        <w:sz w:val="24"/>
       </w:rPr>
     </w:lvl>
     <w:lvl w:ilvl="7" w:tentative="1">
@@ -7631,7 +7631,7 @@
       </w:pPr>
       <w:rPr>
         <w:rFonts w:ascii="Wingdings" w:hAnsi="Wingdings" w:hint="default"/>
-        <w:sz w:val="20"/>
+        <w:sz w:val="24"/>
       </w:rPr>
     </w:lvl>
     <w:lvl w:ilvl="8" w:tentative="1">
@@ -7647,7 +7647,7 @@
       </w:pPr>
       <w:rPr>
         <w:rFonts w:ascii="Wingdings" w:hAnsi="Wingdings" w:hint="default"/>
-        <w:sz w:val="20"/>
+        <w:sz w:val="24"/>
       </w:rPr>
     </w:lvl>
   </w:abstractNum>
@@ -7668,7 +7668,7 @@
       </w:pPr>
       <w:rPr>
         <w:rFonts w:ascii="Symbol" w:hAnsi="Symbol" w:hint="default"/>
-        <w:sz w:val="20"/>
+        <w:sz w:val="24"/>
       </w:rPr>
     </w:lvl>
     <w:lvl w:ilvl="1" w:tentative="1">
@@ -7684,7 +7684,7 @@
       </w:pPr>
       <w:rPr>
         <w:rFonts w:ascii="Courier New" w:hAnsi="Courier New" w:hint="default"/>
-        <w:sz w:val="20"/>
+        <w:sz w:val="24"/>
       </w:rPr>
     </w:lvl>
     <w:lvl w:ilvl="2" w:tentative="1">
@@ -7700,7 +7700,7 @@
       </w:pPr>
       <w:rPr>
         <w:rFonts w:ascii="Wingdings" w:hAnsi="Wingdings" w:hint="default"/>
-        <w:sz w:val="20"/>
+        <w:sz w:val="24"/>
       </w:rPr>
     </w:lvl>
     <w:lvl w:ilvl="3" w:tentative="1">
@@ -7716,7 +7716,7 @@
       </w:pPr>
       <w:rPr>
         <w:rFonts w:ascii="Wingdings" w:hAnsi="Wingdings" w:hint="default"/>
-        <w:sz w:val="20"/>
+        <w:sz w:val="24"/>
       </w:rPr>
     </w:lvl>
     <w:lvl w:ilvl="4" w:tentative="1">
@@ -7732,7 +7732,7 @@
       </w:pPr>
       <w:rPr>
         <w:rFonts w:ascii="Wingdings" w:hAnsi="Wingdings" w:hint="default"/>
-        <w:sz w:val="20"/>
+        <w:sz w:val="24"/>
       </w:rPr>
     </w:lvl>
     <w:lvl w:ilvl="5" w:tentative="1">
@@ -7748,7 +7748,7 @@
       </w:pPr>
       <w:rPr>
         <w:rFonts w:ascii="Wingdings" w:hAnsi="Wingdings" w:hint="default"/>
-        <w:sz w:val="20"/>
+        <w:sz w:val="24"/>
       </w:rPr>
     </w:lvl>
     <w:lvl w:ilvl="6" w:tentative="1">
@@ -7764,7 +7764,7 @@
       </w:pPr>
       <w:rPr>
         <w:rFonts w:ascii="Wingdings" w:hAnsi="Wingdings" w:hint="default"/>
-        <w:sz w:val="20"/>
+        <w:sz w:val="24"/>
       </w:rPr>
     </w:lvl>
     <w:lvl w:ilvl="7" w:tentative="1">
@@ -7780,7 +7780,7 @@
       </w:pPr>
       <w:rPr>
         <w:rFonts w:ascii="Wingdings" w:hAnsi="Wingdings" w:hint="default"/>
-        <w:sz w:val="20"/>
+        <w:sz w:val="24"/>
       </w:rPr>
     </w:lvl>
     <w:lvl w:ilvl="8" w:tentative="1">
@@ -7796,7 +7796,7 @@
       </w:pPr>
       <w:rPr>
         <w:rFonts w:ascii="Wingdings" w:hAnsi="Wingdings" w:hint="default"/>
-        <w:sz w:val="20"/>
+        <w:sz w:val="24"/>
       </w:rPr>
     </w:lvl>
   </w:abstractNum>

--- a/templates/formulieren/Toegankelijkheidsonderzoek formulieren Template - with placeholders.docx
+++ b/templates/formulieren/Toegankelijkheidsonderzoek formulieren Template - with placeholders.docx
@@ -97,7 +97,7 @@
         <w:t xml:space="preserve">Dit rapport beschrijft de resultaten van het deelonderzoek naar de toegankelijkheid van </w:t>
       </w:r>
       <w:r>
-        <w:t>de content van de online formulieren</w:t>
+        <w:t>de content van de formulieren</w:t>
       </w:r>
       <w:r>
         <w:t xml:space="preserve"> op</w:t>
@@ -6546,7 +6546,7 @@
         <w:spacing w:line="276" w:lineRule="auto"/>
       </w:pPr>
       <w:r>
-        <w:t>Omdat het onderzoek is uitgevoerd op basis van een steekproef, kunnen vergelijkbare afwijkingen ook voorkomen in formulieren die niet zijn onderzocht. Het is daarom raadzaam om alle online formulieren te controleren op vergelijkbare patronen en deze structureel te monitoren.</w:t>
+        <w:t>Omdat het onderzoek is uitgevoerd op basis van een steekproef, kunnen vergelijkbare afwijkingen ook voorkomen in formulieren die niet zijn onderzocht. Het is daarom raadzaam om alle formulieren te controleren op vergelijkbare patronen en deze structureel te monitoren.</w:t>
       </w:r>
     </w:p>
     <w:p>

--- a/templates/formulieren/Toegankelijkheidsonderzoek formulieren Template - with placeholders.docx
+++ b/templates/formulieren/Toegankelijkheidsonderzoek formulieren Template - with placeholders.docx
@@ -94,27 +94,7 @@
         <w:spacing w:before="720"/>
       </w:pPr>
       <w:r>
-        <w:t xml:space="preserve">Dit rapport beschrijft de resultaten van het deelonderzoek naar de toegankelijkheid van </w:t>
-      </w:r>
-      <w:r>
-        <w:t>de content van de formulieren</w:t>
-      </w:r>
-      <w:r>
-        <w:t xml:space="preserve"> op</w:t>
-      </w:r>
-      <w:r>
-        <w:t xml:space="preserve"> </w:t>
-      </w:r>
-      <w:hyperlink r:id="rId9" w:history="1">
-        <w:r>
-          <w:rPr>
-            <w:rStyle w:val="Hyperlink"/>
-          </w:rPr>
-          <w:t>{websiteUrl}</w:t>
-        </w:r>
-      </w:hyperlink>
-      <w:r>
-        <w:t> </w:t>
+        <w:t xml:space="preserve">{reportIntroHeader}</w:t>
       </w:r>
       <w:r>
         <w:br/>
@@ -6546,7 +6526,7 @@
         <w:spacing w:line="276" w:lineRule="auto"/>
       </w:pPr>
       <w:r>
-        <w:t>Omdat het onderzoek is uitgevoerd op basis van een steekproef, kunnen vergelijkbare afwijkingen ook voorkomen in formulieren die niet zijn onderzocht. Het is daarom raadzaam om alle formulieren te controleren op vergelijkbare patronen en deze structureel te monitoren.</w:t>
+        <w:t>Omdat het onderzoek is uitgevoerd op basis van een steekproef, kunnen vergelijkbare afwijkingen ook voorkomen in formulieren die niet zijn onderzocht. Het is daarom raadzaam om alle online formulieren te controleren op vergelijkbare patronen en deze structureel te monitoren.</w:t>
       </w:r>
     </w:p>
     <w:p>
@@ -6555,7 +6535,7 @@
         <w:spacing w:line="276" w:lineRule="auto"/>
       </w:pPr>
       <w:r>
-        <w:t>Daarnaast kunnen wijzigingen in de inhoud van formulieren of in het publicatieproces nieuwe toegankelijkheidsrisico's met zich meebrengen. Structurele aandacht voor toegankelijkheid en periodieke herbeoordeling van de formulieren blijven daarom noodzakelijk.</w:t>
+        <w:t>Daarnaast kunnen wijzigingen in de content van formulieren of in het publicatieproces nieuwe toegankelijkheidsrisico's met zich meebrengen. Structurele aandacht voor toegankelijkheid en periodieke herbeoordeling van de formulieren blijven daarom noodzakelijk.</w:t>
       </w:r>
     </w:p>
     <w:p>

--- a/templates/formulieren/Toegankelijkheidsonderzoek formulieren Template - with placeholders.docx
+++ b/templates/formulieren/Toegankelijkheidsonderzoek formulieren Template - with placeholders.docx
@@ -80,7 +80,7 @@
           <w:sz w:val="28"/>
           <w:szCs w:val="28"/>
         </w:rPr>
-        <w:t xml:space="preserve"> {opdrachtgeverNaam}</w:t>
+        <w:t xml:space="preserve"> gemeente Wierden</w:t>
       </w:r>
       <w:bookmarkEnd w:id="0"/>
     </w:p>
@@ -94,7 +94,7 @@
         <w:spacing w:before="720"/>
       </w:pPr>
       <w:r>
-        <w:t xml:space="preserve">{reportIntroHeader}</w:t>
+        <w:t xml:space="preserve">Dit rapport beschrijft de resultaten van het deelonderzoek naar de toegankelijkheid van de content van de formulieren op wierden.nl</w:t>
       </w:r>
       <w:r>
         <w:br/>
@@ -130,7 +130,7 @@
           <w:sz w:val="22"/>
           <w:szCs w:val="22"/>
         </w:rPr>
-        <w:t xml:space="preserve"> {opdrachtgeverNaam}</w:t>
+        <w:t xml:space="preserve"> gemeente Wierden</w:t>
       </w:r>
     </w:p>
     <w:p>
@@ -162,14 +162,14 @@
         </w:rPr>
         <w:t xml:space="preserve"> </w:t>
       </w:r>
-      <w:hyperlink r:id="rId10" w:history="1">
+      <w:hyperlink r:id="rId24" w:history="1">
         <w:r>
           <w:rPr>
             <w:rStyle w:val="Hyperlink"/>
             <w:sz w:val="22"/>
             <w:szCs w:val="22"/>
           </w:rPr>
-          <w:t>{websiteUrl}</w:t>
+          <w:t xml:space="preserve">wierden.nl</w:t>
         </w:r>
       </w:hyperlink>
     </w:p>
@@ -185,7 +185,7 @@
           <w:sz w:val="22"/>
           <w:szCs w:val="22"/>
         </w:rPr>
-        <w:t>Raportversie:</w:t>
+        <w:t>Rapportversie:</w:t>
       </w:r>
       <w:r>
         <w:rPr>
@@ -213,7 +213,7 @@
           <w:sz w:val="22"/>
           <w:szCs w:val="22"/>
         </w:rPr>
-        <w:t xml:space="preserve"> {reportDate}</w:t>
+        <w:t xml:space="preserve"> 23 maart 2026</w:t>
       </w:r>
     </w:p>
     <w:bookmarkStart w:id="1" w:name="_Toc223874290" w:displacedByCustomXml="next"/>
@@ -262,7 +262,7 @@
               <w14:ligatures w14:val="standardContextual"/>
             </w:rPr>
           </w:pPr>
-          <w:hyperlink w:anchor="_Toc223874291" w:history="1">
+          <w:hyperlink w:anchor="_Toc_Samenvatting" w:history="1">
             <w:r>
               <w:rPr>
                 <w:rStyle w:val="Hyperlink"/>
@@ -289,7 +289,7 @@
                 <w:noProof/>
                 <w:webHidden/>
               </w:rPr>
-              <w:instrText xml:space="preserve"> PAGEREF _Toc223874291 \h </w:instrText>
+              <w:instrText xml:space="preserve"> PAGEREF _Toc_Samenvatting \h </w:instrText>
             </w:r>
             <w:r>
               <w:rPr>
@@ -309,7 +309,7 @@
                 <w:noProof/>
                 <w:webHidden/>
               </w:rPr>
-              <w:t>3</w:t>
+              <w:t>1</w:t>
             </w:r>
             <w:r>
               <w:rPr>
@@ -334,7 +334,7 @@
               <w14:ligatures w14:val="standardContextual"/>
             </w:rPr>
           </w:pPr>
-          <w:hyperlink w:anchor="_Toc223874292" w:history="1">
+          <w:hyperlink w:anchor="_Toc_OverDitOnderzoek" w:history="1">
             <w:r>
               <w:rPr>
                 <w:rStyle w:val="Hyperlink"/>
@@ -361,7 +361,7 @@
                 <w:noProof/>
                 <w:webHidden/>
               </w:rPr>
-              <w:instrText xml:space="preserve"> PAGEREF _Toc223874292 \h </w:instrText>
+              <w:instrText xml:space="preserve"> PAGEREF _Toc_OverDitOnderzoek \h </w:instrText>
             </w:r>
             <w:r>
               <w:rPr>
@@ -381,79 +381,7 @@
                 <w:noProof/>
                 <w:webHidden/>
               </w:rPr>
-              <w:t>3</w:t>
-            </w:r>
-            <w:r>
-              <w:rPr>
-                <w:noProof/>
-                <w:webHidden/>
-              </w:rPr>
-              <w:fldChar w:fldCharType="end"/>
-            </w:r>
-          </w:hyperlink>
-        </w:p>
-        <w:p>
-          <w:pPr>
-            <w:pStyle w:val="Inhopg3"/>
-            <w:tabs>
-              <w:tab w:val="right" w:leader="dot" w:pos="9062"/>
-            </w:tabs>
-            <w:rPr>
-              <w:rFonts w:asciiTheme="minorHAnsi" w:eastAsiaTheme="minorEastAsia" w:hAnsiTheme="minorHAnsi" w:cstheme="minorBidi"/>
-              <w:noProof/>
-              <w:kern w:val="2"/>
-              <w:lang w:eastAsia="nl-NL"/>
-              <w14:ligatures w14:val="standardContextual"/>
-            </w:rPr>
-          </w:pPr>
-          <w:hyperlink w:anchor="_Toc223874293" w:history="1">
-            <w:r>
-              <w:rPr>
-                <w:rStyle w:val="Hyperlink"/>
-                <w:noProof/>
-              </w:rPr>
-              <w:t>Afbakening van het deelonderzoek</w:t>
-            </w:r>
-            <w:r>
-              <w:rPr>
-                <w:noProof/>
-                <w:webHidden/>
-              </w:rPr>
-              <w:tab/>
-            </w:r>
-            <w:r>
-              <w:rPr>
-                <w:noProof/>
-                <w:webHidden/>
-              </w:rPr>
-              <w:fldChar w:fldCharType="begin"/>
-            </w:r>
-            <w:r>
-              <w:rPr>
-                <w:noProof/>
-                <w:webHidden/>
-              </w:rPr>
-              <w:instrText xml:space="preserve"> PAGEREF _Toc223874293 \h </w:instrText>
-            </w:r>
-            <w:r>
-              <w:rPr>
-                <w:noProof/>
-                <w:webHidden/>
-              </w:rPr>
-            </w:r>
-            <w:r>
-              <w:rPr>
-                <w:noProof/>
-                <w:webHidden/>
-              </w:rPr>
-              <w:fldChar w:fldCharType="separate"/>
-            </w:r>
-            <w:r>
-              <w:rPr>
-                <w:noProof/>
-                <w:webHidden/>
-              </w:rPr>
-              <w:t>3</w:t>
+              <w:t>1</w:t>
             </w:r>
             <w:r>
               <w:rPr>
@@ -478,7 +406,7 @@
               <w14:ligatures w14:val="standardContextual"/>
             </w:rPr>
           </w:pPr>
-          <w:hyperlink w:anchor="_Toc223874294" w:history="1">
+          <w:hyperlink w:anchor="_Toc_OverzichtResultaten" w:history="1">
             <w:r>
               <w:rPr>
                 <w:rStyle w:val="Hyperlink"/>
@@ -505,7 +433,7 @@
                 <w:noProof/>
                 <w:webHidden/>
               </w:rPr>
-              <w:instrText xml:space="preserve"> PAGEREF _Toc223874294 \h </w:instrText>
+              <w:instrText xml:space="preserve"> PAGEREF _Toc_OverzichtResultaten \h </w:instrText>
             </w:r>
             <w:r>
               <w:rPr>
@@ -525,151 +453,7 @@
                 <w:noProof/>
                 <w:webHidden/>
               </w:rPr>
-              <w:t>5</w:t>
-            </w:r>
-            <w:r>
-              <w:rPr>
-                <w:noProof/>
-                <w:webHidden/>
-              </w:rPr>
-              <w:fldChar w:fldCharType="end"/>
-            </w:r>
-          </w:hyperlink>
-        </w:p>
-        <w:p>
-          <w:pPr>
-            <w:pStyle w:val="Inhopg3"/>
-            <w:tabs>
-              <w:tab w:val="right" w:leader="dot" w:pos="9062"/>
-            </w:tabs>
-            <w:rPr>
-              <w:rFonts w:asciiTheme="minorHAnsi" w:eastAsiaTheme="minorEastAsia" w:hAnsiTheme="minorHAnsi" w:cstheme="minorBidi"/>
-              <w:noProof/>
-              <w:kern w:val="2"/>
-              <w:lang w:eastAsia="nl-NL"/>
-              <w14:ligatures w14:val="standardContextual"/>
-            </w:rPr>
-          </w:pPr>
-          <w:hyperlink w:anchor="_Toc223874295" w:history="1">
-            <w:r>
-              <w:rPr>
-                <w:rStyle w:val="Hyperlink"/>
-                <w:noProof/>
-              </w:rPr>
-              <w:t>Resultaten per succecriterium</w:t>
-            </w:r>
-            <w:r>
-              <w:rPr>
-                <w:noProof/>
-                <w:webHidden/>
-              </w:rPr>
-              <w:tab/>
-            </w:r>
-            <w:r>
-              <w:rPr>
-                <w:noProof/>
-                <w:webHidden/>
-              </w:rPr>
-              <w:fldChar w:fldCharType="begin"/>
-            </w:r>
-            <w:r>
-              <w:rPr>
-                <w:noProof/>
-                <w:webHidden/>
-              </w:rPr>
-              <w:instrText xml:space="preserve"> PAGEREF _Toc223874295 \h </w:instrText>
-            </w:r>
-            <w:r>
-              <w:rPr>
-                <w:noProof/>
-                <w:webHidden/>
-              </w:rPr>
-            </w:r>
-            <w:r>
-              <w:rPr>
-                <w:noProof/>
-                <w:webHidden/>
-              </w:rPr>
-              <w:fldChar w:fldCharType="separate"/>
-            </w:r>
-            <w:r>
-              <w:rPr>
-                <w:noProof/>
-                <w:webHidden/>
-              </w:rPr>
-              <w:t>5</w:t>
-            </w:r>
-            <w:r>
-              <w:rPr>
-                <w:noProof/>
-                <w:webHidden/>
-              </w:rPr>
-              <w:fldChar w:fldCharType="end"/>
-            </w:r>
-          </w:hyperlink>
-        </w:p>
-        <w:p>
-          <w:pPr>
-            <w:pStyle w:val="Inhopg3"/>
-            <w:tabs>
-              <w:tab w:val="right" w:leader="dot" w:pos="9062"/>
-            </w:tabs>
-            <w:rPr>
-              <w:rFonts w:asciiTheme="minorHAnsi" w:eastAsiaTheme="minorEastAsia" w:hAnsiTheme="minorHAnsi" w:cstheme="minorBidi"/>
-              <w:noProof/>
-              <w:kern w:val="2"/>
-              <w:lang w:eastAsia="nl-NL"/>
-              <w14:ligatures w14:val="standardContextual"/>
-            </w:rPr>
-          </w:pPr>
-          <w:hyperlink w:anchor="_Toc223874296" w:history="1">
-            <w:r>
-              <w:rPr>
-                <w:rStyle w:val="Hyperlink"/>
-                <w:noProof/>
-              </w:rPr>
-              <w:t>Onderzoeksscores</w:t>
-            </w:r>
-            <w:r>
-              <w:rPr>
-                <w:noProof/>
-                <w:webHidden/>
-              </w:rPr>
-              <w:tab/>
-            </w:r>
-            <w:r>
-              <w:rPr>
-                <w:noProof/>
-                <w:webHidden/>
-              </w:rPr>
-              <w:fldChar w:fldCharType="begin"/>
-            </w:r>
-            <w:r>
-              <w:rPr>
-                <w:noProof/>
-                <w:webHidden/>
-              </w:rPr>
-              <w:instrText xml:space="preserve"> PAGEREF _Toc223874296 \h </w:instrText>
-            </w:r>
-            <w:r>
-              <w:rPr>
-                <w:noProof/>
-                <w:webHidden/>
-              </w:rPr>
-            </w:r>
-            <w:r>
-              <w:rPr>
-                <w:noProof/>
-                <w:webHidden/>
-              </w:rPr>
-              <w:fldChar w:fldCharType="separate"/>
-            </w:r>
-            <w:r>
-              <w:rPr>
-                <w:noProof/>
-                <w:webHidden/>
-              </w:rPr>
-              <w:t>7</w:t>
+              <w:t>1</w:t>
             </w:r>
             <w:r>
               <w:rPr>
@@ -694,7 +478,7 @@
               <w14:ligatures w14:val="standardContextual"/>
             </w:rPr>
           </w:pPr>
-          <w:hyperlink w:anchor="_Toc223874297" w:history="1">
+          <w:hyperlink w:anchor="_Toc_Bevindingen" w:history="1">
             <w:r>
               <w:rPr>
                 <w:rStyle w:val="Hyperlink"/>
@@ -721,7 +505,7 @@
                 <w:noProof/>
                 <w:webHidden/>
               </w:rPr>
-              <w:instrText xml:space="preserve"> PAGEREF _Toc223874297 \h </w:instrText>
+              <w:instrText xml:space="preserve"> PAGEREF _Toc_Bevindingen \h </w:instrText>
             </w:r>
             <w:r>
               <w:rPr>
@@ -741,79 +525,7 @@
                 <w:noProof/>
                 <w:webHidden/>
               </w:rPr>
-              <w:t>7</w:t>
-            </w:r>
-            <w:r>
-              <w:rPr>
-                <w:noProof/>
-                <w:webHidden/>
-              </w:rPr>
-              <w:fldChar w:fldCharType="end"/>
-            </w:r>
-          </w:hyperlink>
-        </w:p>
-        <w:p>
-          <w:pPr>
-            <w:pStyle w:val="Inhopg3"/>
-            <w:tabs>
-              <w:tab w:val="right" w:leader="dot" w:pos="9062"/>
-            </w:tabs>
-            <w:rPr>
-              <w:rFonts w:asciiTheme="minorHAnsi" w:eastAsiaTheme="minorEastAsia" w:hAnsiTheme="minorHAnsi" w:cstheme="minorBidi"/>
-              <w:noProof/>
-              <w:kern w:val="2"/>
-              <w:lang w:eastAsia="nl-NL"/>
-              <w14:ligatures w14:val="standardContextual"/>
-            </w:rPr>
-          </w:pPr>
-          <w:hyperlink w:anchor="_Toc223874298" w:history="1">
-            <w:r>
-              <w:rPr>
-                <w:rStyle w:val="Hyperlink"/>
-                <w:noProof/>
-              </w:rPr>
-              <w:t>1.1.1 Niet-tekstuele content  A</w:t>
-            </w:r>
-            <w:r>
-              <w:rPr>
-                <w:noProof/>
-                <w:webHidden/>
-              </w:rPr>
-              <w:tab/>
-            </w:r>
-            <w:r>
-              <w:rPr>
-                <w:noProof/>
-                <w:webHidden/>
-              </w:rPr>
-              <w:fldChar w:fldCharType="begin"/>
-            </w:r>
-            <w:r>
-              <w:rPr>
-                <w:noProof/>
-                <w:webHidden/>
-              </w:rPr>
-              <w:instrText xml:space="preserve"> PAGEREF _Toc223874298 \h </w:instrText>
-            </w:r>
-            <w:r>
-              <w:rPr>
-                <w:noProof/>
-                <w:webHidden/>
-              </w:rPr>
-            </w:r>
-            <w:r>
-              <w:rPr>
-                <w:noProof/>
-                <w:webHidden/>
-              </w:rPr>
-              <w:fldChar w:fldCharType="separate"/>
-            </w:r>
-            <w:r>
-              <w:rPr>
-                <w:noProof/>
-                <w:webHidden/>
-              </w:rPr>
-              <w:t>7</w:t>
+              <w:t>1</w:t>
             </w:r>
             <w:r>
               <w:rPr>
@@ -838,7 +550,7 @@
               <w14:ligatures w14:val="standardContextual"/>
             </w:rPr>
           </w:pPr>
-          <w:hyperlink w:anchor="_Toc223874299" w:history="1">
+          <w:hyperlink w:anchor="_Toc_Opmerkingen" w:history="1">
             <w:r>
               <w:rPr>
                 <w:rStyle w:val="Hyperlink"/>
@@ -865,7 +577,7 @@
                 <w:noProof/>
                 <w:webHidden/>
               </w:rPr>
-              <w:instrText xml:space="preserve"> PAGEREF _Toc223874299 \h </w:instrText>
+              <w:instrText xml:space="preserve"> PAGEREF _Toc_Opmerkingen \h </w:instrText>
             </w:r>
             <w:r>
               <w:rPr>
@@ -885,79 +597,7 @@
                 <w:noProof/>
                 <w:webHidden/>
               </w:rPr>
-              <w:t>9</w:t>
-            </w:r>
-            <w:r>
-              <w:rPr>
-                <w:noProof/>
-                <w:webHidden/>
-              </w:rPr>
-              <w:fldChar w:fldCharType="end"/>
-            </w:r>
-          </w:hyperlink>
-        </w:p>
-        <w:p>
-          <w:pPr>
-            <w:pStyle w:val="Inhopg3"/>
-            <w:tabs>
-              <w:tab w:val="right" w:leader="dot" w:pos="9062"/>
-            </w:tabs>
-            <w:rPr>
-              <w:rFonts w:asciiTheme="minorHAnsi" w:eastAsiaTheme="minorEastAsia" w:hAnsiTheme="minorHAnsi" w:cstheme="minorBidi"/>
-              <w:noProof/>
-              <w:kern w:val="2"/>
-              <w:lang w:eastAsia="nl-NL"/>
-              <w14:ligatures w14:val="standardContextual"/>
-            </w:rPr>
-          </w:pPr>
-          <w:hyperlink w:anchor="_Toc223874300" w:history="1">
-            <w:r>
-              <w:rPr>
-                <w:rStyle w:val="Hyperlink"/>
-                <w:noProof/>
-              </w:rPr>
-              <w:t>1.4.3 Contrast (minimum) AA</w:t>
-            </w:r>
-            <w:r>
-              <w:rPr>
-                <w:noProof/>
-                <w:webHidden/>
-              </w:rPr>
-              <w:tab/>
-            </w:r>
-            <w:r>
-              <w:rPr>
-                <w:noProof/>
-                <w:webHidden/>
-              </w:rPr>
-              <w:fldChar w:fldCharType="begin"/>
-            </w:r>
-            <w:r>
-              <w:rPr>
-                <w:noProof/>
-                <w:webHidden/>
-              </w:rPr>
-              <w:instrText xml:space="preserve"> PAGEREF _Toc223874300 \h </w:instrText>
-            </w:r>
-            <w:r>
-              <w:rPr>
-                <w:noProof/>
-                <w:webHidden/>
-              </w:rPr>
-            </w:r>
-            <w:r>
-              <w:rPr>
-                <w:noProof/>
-                <w:webHidden/>
-              </w:rPr>
-              <w:fldChar w:fldCharType="separate"/>
-            </w:r>
-            <w:r>
-              <w:rPr>
-                <w:noProof/>
-                <w:webHidden/>
-              </w:rPr>
-              <w:t>9</w:t>
+              <w:t>1</w:t>
             </w:r>
             <w:r>
               <w:rPr>
@@ -982,7 +622,7 @@
               <w14:ligatures w14:val="standardContextual"/>
             </w:rPr>
           </w:pPr>
-          <w:hyperlink w:anchor="_Toc223874301" w:history="1">
+          <w:hyperlink w:anchor="_Toc_BorgingEnVervolg" w:history="1">
             <w:r>
               <w:rPr>
                 <w:rStyle w:val="Hyperlink"/>
@@ -1009,7 +649,7 @@
                 <w:noProof/>
                 <w:webHidden/>
               </w:rPr>
-              <w:instrText xml:space="preserve"> PAGEREF _Toc223874301 \h </w:instrText>
+              <w:instrText xml:space="preserve"> PAGEREF _Toc_BorgingEnVervolg \h </w:instrText>
             </w:r>
             <w:r>
               <w:rPr>
@@ -1029,7 +669,7 @@
                 <w:noProof/>
                 <w:webHidden/>
               </w:rPr>
-              <w:t>9</w:t>
+              <w:t>1</w:t>
             </w:r>
             <w:r>
               <w:rPr>
@@ -1054,7 +694,7 @@
               <w14:ligatures w14:val="standardContextual"/>
             </w:rPr>
           </w:pPr>
-          <w:hyperlink w:anchor="_Toc223874302" w:history="1">
+          <w:hyperlink w:anchor="_Toc_Onderzoeksdetails" w:history="1">
             <w:r>
               <w:rPr>
                 <w:rStyle w:val="Hyperlink"/>
@@ -1081,7 +721,7 @@
                 <w:noProof/>
                 <w:webHidden/>
               </w:rPr>
-              <w:instrText xml:space="preserve"> PAGEREF _Toc223874302 \h </w:instrText>
+              <w:instrText xml:space="preserve"> PAGEREF _Toc_Onderzoeksdetails \h </w:instrText>
             </w:r>
             <w:r>
               <w:rPr>
@@ -1101,7 +741,7 @@
                 <w:noProof/>
                 <w:webHidden/>
               </w:rPr>
-              <w:t>10</w:t>
+              <w:t>1</w:t>
             </w:r>
             <w:r>
               <w:rPr>
@@ -1111,375 +751,6 @@
               <w:fldChar w:fldCharType="end"/>
             </w:r>
           </w:hyperlink>
-        </w:p>
-        <w:p>
-          <w:pPr>
-            <w:pStyle w:val="Inhopg3"/>
-            <w:tabs>
-              <w:tab w:val="right" w:leader="dot" w:pos="9062"/>
-            </w:tabs>
-            <w:rPr>
-              <w:rFonts w:asciiTheme="minorHAnsi" w:eastAsiaTheme="minorEastAsia" w:hAnsiTheme="minorHAnsi" w:cstheme="minorBidi"/>
-              <w:noProof/>
-              <w:kern w:val="2"/>
-              <w:lang w:eastAsia="nl-NL"/>
-              <w14:ligatures w14:val="standardContextual"/>
-            </w:rPr>
-          </w:pPr>
-          <w:hyperlink w:anchor="_Toc223874303" w:history="1">
-            <w:r>
-              <w:rPr>
-                <w:rStyle w:val="Hyperlink"/>
-                <w:noProof/>
-              </w:rPr>
-              <w:t>Scope</w:t>
-            </w:r>
-            <w:r>
-              <w:rPr>
-                <w:noProof/>
-                <w:webHidden/>
-              </w:rPr>
-              <w:tab/>
-            </w:r>
-            <w:r>
-              <w:rPr>
-                <w:noProof/>
-                <w:webHidden/>
-              </w:rPr>
-              <w:fldChar w:fldCharType="begin"/>
-            </w:r>
-            <w:r>
-              <w:rPr>
-                <w:noProof/>
-                <w:webHidden/>
-              </w:rPr>
-              <w:instrText xml:space="preserve"> PAGEREF _Toc223874303 \h </w:instrText>
-            </w:r>
-            <w:r>
-              <w:rPr>
-                <w:noProof/>
-                <w:webHidden/>
-              </w:rPr>
-            </w:r>
-            <w:r>
-              <w:rPr>
-                <w:noProof/>
-                <w:webHidden/>
-              </w:rPr>
-              <w:fldChar w:fldCharType="separate"/>
-            </w:r>
-            <w:r>
-              <w:rPr>
-                <w:noProof/>
-                <w:webHidden/>
-              </w:rPr>
-              <w:t>10</w:t>
-            </w:r>
-            <w:r>
-              <w:rPr>
-                <w:noProof/>
-                <w:webHidden/>
-              </w:rPr>
-              <w:fldChar w:fldCharType="end"/>
-            </w:r>
-          </w:hyperlink>
-        </w:p>
-        <w:p>
-          <w:pPr>
-            <w:pStyle w:val="Inhopg3"/>
-            <w:tabs>
-              <w:tab w:val="right" w:leader="dot" w:pos="9062"/>
-            </w:tabs>
-            <w:rPr>
-              <w:rFonts w:asciiTheme="minorHAnsi" w:eastAsiaTheme="minorEastAsia" w:hAnsiTheme="minorHAnsi" w:cstheme="minorBidi"/>
-              <w:noProof/>
-              <w:kern w:val="2"/>
-              <w:lang w:eastAsia="nl-NL"/>
-              <w14:ligatures w14:val="standardContextual"/>
-            </w:rPr>
-          </w:pPr>
-          <w:hyperlink w:anchor="_Toc223874304" w:history="1">
-            <w:r>
-              <w:rPr>
-                <w:rStyle w:val="Hyperlink"/>
-                <w:noProof/>
-              </w:rPr>
-              <w:t>Steekproef</w:t>
-            </w:r>
-            <w:r>
-              <w:rPr>
-                <w:noProof/>
-                <w:webHidden/>
-              </w:rPr>
-              <w:tab/>
-            </w:r>
-            <w:r>
-              <w:rPr>
-                <w:noProof/>
-                <w:webHidden/>
-              </w:rPr>
-              <w:fldChar w:fldCharType="begin"/>
-            </w:r>
-            <w:r>
-              <w:rPr>
-                <w:noProof/>
-                <w:webHidden/>
-              </w:rPr>
-              <w:instrText xml:space="preserve"> PAGEREF _Toc223874304 \h </w:instrText>
-            </w:r>
-            <w:r>
-              <w:rPr>
-                <w:noProof/>
-                <w:webHidden/>
-              </w:rPr>
-            </w:r>
-            <w:r>
-              <w:rPr>
-                <w:noProof/>
-                <w:webHidden/>
-              </w:rPr>
-              <w:fldChar w:fldCharType="separate"/>
-            </w:r>
-            <w:r>
-              <w:rPr>
-                <w:noProof/>
-                <w:webHidden/>
-              </w:rPr>
-              <w:t>11</w:t>
-            </w:r>
-            <w:r>
-              <w:rPr>
-                <w:noProof/>
-                <w:webHidden/>
-              </w:rPr>
-              <w:fldChar w:fldCharType="end"/>
-            </w:r>
-          </w:hyperlink>
-        </w:p>
-        <w:p>
-          <w:pPr>
-            <w:pStyle w:val="Inhopg3"/>
-            <w:tabs>
-              <w:tab w:val="right" w:leader="dot" w:pos="9062"/>
-            </w:tabs>
-            <w:rPr>
-              <w:rFonts w:asciiTheme="minorHAnsi" w:eastAsiaTheme="minorEastAsia" w:hAnsiTheme="minorHAnsi" w:cstheme="minorBidi"/>
-              <w:noProof/>
-              <w:kern w:val="2"/>
-              <w:lang w:eastAsia="nl-NL"/>
-              <w14:ligatures w14:val="standardContextual"/>
-            </w:rPr>
-          </w:pPr>
-          <w:hyperlink w:anchor="_Toc223874305" w:history="1">
-            <w:r>
-              <w:rPr>
-                <w:rStyle w:val="Hyperlink"/>
-                <w:noProof/>
-              </w:rPr>
-              <w:t>Onderzoeksmethode en technieken</w:t>
-            </w:r>
-            <w:r>
-              <w:rPr>
-                <w:noProof/>
-                <w:webHidden/>
-              </w:rPr>
-              <w:tab/>
-            </w:r>
-            <w:r>
-              <w:rPr>
-                <w:noProof/>
-                <w:webHidden/>
-              </w:rPr>
-              <w:fldChar w:fldCharType="begin"/>
-            </w:r>
-            <w:r>
-              <w:rPr>
-                <w:noProof/>
-                <w:webHidden/>
-              </w:rPr>
-              <w:instrText xml:space="preserve"> PAGEREF _Toc223874305 \h </w:instrText>
-            </w:r>
-            <w:r>
-              <w:rPr>
-                <w:noProof/>
-                <w:webHidden/>
-              </w:rPr>
-            </w:r>
-            <w:r>
-              <w:rPr>
-                <w:noProof/>
-                <w:webHidden/>
-              </w:rPr>
-              <w:fldChar w:fldCharType="separate"/>
-            </w:r>
-            <w:r>
-              <w:rPr>
-                <w:noProof/>
-                <w:webHidden/>
-              </w:rPr>
-              <w:t>12</w:t>
-            </w:r>
-            <w:r>
-              <w:rPr>
-                <w:noProof/>
-                <w:webHidden/>
-              </w:rPr>
-              <w:fldChar w:fldCharType="end"/>
-            </w:r>
-          </w:hyperlink>
-        </w:p>
-        <w:p>
-          <w:pPr>
-            <w:pStyle w:val="Inhopg3"/>
-            <w:tabs>
-              <w:tab w:val="right" w:leader="dot" w:pos="9062"/>
-            </w:tabs>
-            <w:rPr>
-              <w:rFonts w:asciiTheme="minorHAnsi" w:eastAsiaTheme="minorEastAsia" w:hAnsiTheme="minorHAnsi" w:cstheme="minorBidi"/>
-              <w:noProof/>
-              <w:kern w:val="2"/>
-              <w:lang w:eastAsia="nl-NL"/>
-              <w14:ligatures w14:val="standardContextual"/>
-            </w:rPr>
-          </w:pPr>
-          <w:hyperlink w:anchor="_Toc223874306" w:history="1">
-            <w:r>
-              <w:rPr>
-                <w:rStyle w:val="Hyperlink"/>
-                <w:noProof/>
-              </w:rPr>
-              <w:t>Testomgeving</w:t>
-            </w:r>
-            <w:r>
-              <w:rPr>
-                <w:noProof/>
-                <w:webHidden/>
-              </w:rPr>
-              <w:tab/>
-            </w:r>
-            <w:r>
-              <w:rPr>
-                <w:noProof/>
-                <w:webHidden/>
-              </w:rPr>
-              <w:fldChar w:fldCharType="begin"/>
-            </w:r>
-            <w:r>
-              <w:rPr>
-                <w:noProof/>
-                <w:webHidden/>
-              </w:rPr>
-              <w:instrText xml:space="preserve"> PAGEREF _Toc223874306 \h </w:instrText>
-            </w:r>
-            <w:r>
-              <w:rPr>
-                <w:noProof/>
-                <w:webHidden/>
-              </w:rPr>
-            </w:r>
-            <w:r>
-              <w:rPr>
-                <w:noProof/>
-                <w:webHidden/>
-              </w:rPr>
-              <w:fldChar w:fldCharType="separate"/>
-            </w:r>
-            <w:r>
-              <w:rPr>
-                <w:noProof/>
-                <w:webHidden/>
-              </w:rPr>
-              <w:t>12</w:t>
-            </w:r>
-            <w:r>
-              <w:rPr>
-                <w:noProof/>
-                <w:webHidden/>
-              </w:rPr>
-              <w:fldChar w:fldCharType="end"/>
-            </w:r>
-          </w:hyperlink>
-        </w:p>
-        <w:p>
-          <w:pPr>
-            <w:pStyle w:val="Inhopg3"/>
-            <w:tabs>
-              <w:tab w:val="right" w:leader="dot" w:pos="9062"/>
-            </w:tabs>
-            <w:rPr>
-              <w:rFonts w:asciiTheme="minorHAnsi" w:eastAsiaTheme="minorEastAsia" w:hAnsiTheme="minorHAnsi" w:cstheme="minorBidi"/>
-              <w:noProof/>
-              <w:kern w:val="2"/>
-              <w:lang w:eastAsia="nl-NL"/>
-              <w14:ligatures w14:val="standardContextual"/>
-            </w:rPr>
-          </w:pPr>
-          <w:hyperlink w:anchor="_Toc223874307" w:history="1">
-            <w:r>
-              <w:rPr>
-                <w:rStyle w:val="Hyperlink"/>
-                <w:noProof/>
-              </w:rPr>
-              <w:t>Technologieën</w:t>
-            </w:r>
-            <w:r>
-              <w:rPr>
-                <w:noProof/>
-                <w:webHidden/>
-              </w:rPr>
-              <w:tab/>
-            </w:r>
-            <w:r>
-              <w:rPr>
-                <w:noProof/>
-                <w:webHidden/>
-              </w:rPr>
-              <w:fldChar w:fldCharType="begin"/>
-            </w:r>
-            <w:r>
-              <w:rPr>
-                <w:noProof/>
-                <w:webHidden/>
-              </w:rPr>
-              <w:instrText xml:space="preserve"> PAGEREF _Toc223874307 \h </w:instrText>
-            </w:r>
-            <w:r>
-              <w:rPr>
-                <w:noProof/>
-                <w:webHidden/>
-              </w:rPr>
-            </w:r>
-            <w:r>
-              <w:rPr>
-                <w:noProof/>
-                <w:webHidden/>
-              </w:rPr>
-              <w:fldChar w:fldCharType="separate"/>
-            </w:r>
-            <w:r>
-              <w:rPr>
-                <w:noProof/>
-                <w:webHidden/>
-              </w:rPr>
-              <w:t>12</w:t>
-            </w:r>
-            <w:r>
-              <w:rPr>
-                <w:noProof/>
-                <w:webHidden/>
-              </w:rPr>
-              <w:fldChar w:fldCharType="end"/>
-            </w:r>
-          </w:hyperlink>
-        </w:p>
-        <w:p>
-          <w:r>
-            <w:rPr>
-              <w:b/>
-              <w:bCs/>
-            </w:rPr>
-            <w:fldChar w:fldCharType="end"/>
-          </w:r>
         </w:p>
       </w:sdtContent>
     </w:sdt>
@@ -1501,20 +772,71 @@
         <w:pageBreakBefore/>
         <w:pStyle w:val="Kop2"/>
       </w:pPr>
-      <w:bookmarkStart w:id="2" w:name="_Toc223874291"/>
+      <w:bookmarkStart w:id="0" w:name="_Toc_Samenvatting"/>
       <w:r>
         <w:lastRenderedPageBreak/>
         <w:t>Samenvatting</w:t>
       </w:r>
-      <w:bookmarkEnd w:id="2"/>
-    </w:p>
-    <w:p>
-      <w:bookmarkStart w:id="3" w:name="_Toc223874292"/>
-      <w:r>
-        <w:t>{managementSummary}</w:t>
-      </w:r>
-    </w:p>
-    <w:p>
+      <w:bookmarkEnd w:id="0"/>
+    </w:p>
+    <w:p>
+      <w:pPr>
+        <w:pStyle w:val="Normal"/>
+      </w:pPr>
+      <w:r>
+        <w:t xml:space="preserve">Dit onderzoek is door Shift2 uitgevoerd tussen 9 maart 2026 en 23 maart 2026. Voor dit deelonderzoek is een representatieve steekproef samengesteld uit 3 formulieren met in het totaal 9 processtappen met verschillende kenmerken en complexiteitsniveaus.</w:t>
+      </w:r>
+    </w:p>
+    <w:p>
+      <w:pPr>
+        <w:pStyle w:val="Normal"/>
+      </w:pPr>
+      <w:r>
+        <w:t xml:space="preserve">De onderzochte content voldoet niet volledig aan WCAG 2.2 niveau A en AA.</w:t>
+      </w:r>
+    </w:p>
+    <w:p>
+      <w:pPr>
+        <w:pStyle w:val="Normal"/>
+      </w:pPr>
+      <w:r>
+        <w:t xml:space="preserve">In dit deelonderzoek zijn 30 succescriteria beoordeeld. Er wordt voldaan aan 26 van deze 30 succescriteria (87%). Bij 4 succescriteria zijn afwijkingen vastgesteld.</w:t>
+      </w:r>
+    </w:p>
+    <w:p>
+      <w:pPr>
+        <w:pStyle w:val="Normal"/>
+      </w:pPr>
+      <w:r>
+        <w:t xml:space="preserve">De onderzochte pagina's zijn grotendeels goed toegankelijk. Koppen, labels, linkteksten en interactieve elementen zijn correct en consistent toegepast.</w:t>
+      </w:r>
+    </w:p>
+    <w:p>
+      <w:pPr>
+        <w:pStyle w:val="Normal"/>
+      </w:pPr>
+      <w:r>
+        <w:t xml:space="preserve">De aandachtspunten zitten vooral in ontbrekende invoer-instructies. Bij velden als "Postcode en woonplaats" en "Namen bruidspaar" is het voor gebruikers niet duidelijk wat er precies wordt verwacht. Ook de autofill-ondersteuning is op meerdere formulieren niet correct ingesteld. Dit raakt met name gebruikers met een motorische beperking of dyslexie.</w:t>
+      </w:r>
+    </w:p>
+    <w:p>
+      <w:pPr>
+        <w:pStyle w:val="Normal"/>
+      </w:pPr>
+      <w:r>
+        <w:t xml:space="preserve">Bij 2 van de 3 formulieren herhaalt de staptitel de naam van het formulier in plaats van de inhoud van de stap te beschrijven. Dit bemoeilijkt de navigatie via koppen voor gebruikers met een schermlezer.</w:t>
+      </w:r>
+    </w:p>
+    <w:p>
+      <w:pPr>
+        <w:pStyle w:val="Normal"/>
+      </w:pPr>
+      <w:r>
+        <w:t xml:space="preserve">Wij adviseren om content periodiek te controleren op terugkerende patronen van toegankelijkheidsproblemen en toegankelijkheid structureel te borgen in het beheer- en publicatieproces van formulieren.</w:t>
+      </w:r>
+    </w:p>
+    <w:p>
+      <w:bookmarkStart w:id="1" w:name="_Toc_OverDitOnderzoek"/>
       <w:pPr>
         <w:pStyle w:val="Kop2"/>
       </w:pPr>
@@ -1522,6 +844,7 @@
         <w:t>Over dit onderzoek</w:t>
       </w:r>
       <w:bookmarkEnd w:id="3"/>
+      <w:bookmarkEnd w:id="1"/>
     </w:p>
     <w:p>
       <w:r>
@@ -2079,12 +1402,12 @@
       <w:pPr>
         <w:pStyle w:val="Kop2"/>
       </w:pPr>
-      <w:bookmarkStart w:id="5" w:name="_Toc223874294"/>
+      <w:bookmarkStart w:id="2" w:name="_Toc_OverzichtResultaten"/>
       <w:r>
         <w:lastRenderedPageBreak/>
         <w:t>Overzicht resultaten</w:t>
       </w:r>
-      <w:bookmarkEnd w:id="5"/>
+      <w:bookmarkEnd w:id="2"/>
     </w:p>
     <w:p>
       <w:r>
@@ -2245,6 +1568,9 @@
         </w:tc>
       </w:tr>
       <w:tr>
+        <w:trPr>
+          <w:tblHeader/>
+        </w:trPr>
         <w:tc>
           <w:tcPr>
             <w:tcW w:w="5807" w:type="dxa"/>
@@ -2271,84 +1597,1032 @@
               </w:rPr>
             </w:pPr>
             <w:r>
+              <w:rPr>
+                <w:sz w:val="22"/>
+                <w:szCs w:val="22"/>
+              </w:rPr>
+              <w:t>1.1.1 Niet-tekstuele content</w:t>
+            </w:r>
+          </w:p>
+        </w:tc>
+        <w:tc>
+          <w:tcPr>
+            <w:tcW w:w="1418" w:type="dxa"/>
+            <w:tcBorders>
+              <w:top w:val="single" w:sz="4" w:space="0" w:color="290047"/>
+              <w:left w:val="single" w:sz="4" w:space="0" w:color="290047"/>
+              <w:bottom w:val="single" w:sz="4" w:space="0" w:color="290047"/>
+              <w:right w:val="single" w:sz="4" w:space="0" w:color="290047"/>
+            </w:tcBorders>
+            <w:shd w:val="clear" w:color="auto" w:fill="FFFFFF"/>
+            <w:tcMar>
+              <w:top w:w="225" w:type="dxa"/>
+              <w:left w:w="225" w:type="dxa"/>
+              <w:bottom w:w="225" w:type="dxa"/>
+              <w:right w:w="225" w:type="dxa"/>
+            </w:tcMar>
+            <w:hideMark/>
+          </w:tcPr>
+          <w:p>
+            <w:pPr>
+              <w:rPr>
+                <w:sz w:val="22"/>
+                <w:szCs w:val="22"/>
+              </w:rPr>
+            </w:pPr>
+            <w:r>
+              <w:rPr>
+                <w:sz w:val="22"/>
+                <w:szCs w:val="22"/>
+              </w:rPr>
+              <w:t>A</w:t>
+            </w:r>
+          </w:p>
+        </w:tc>
+        <w:tc>
+          <w:tcPr>
+            <w:tcW w:w="1842" w:type="dxa"/>
+            <w:tcBorders>
+              <w:top w:val="single" w:sz="4" w:space="0" w:color="290047"/>
+              <w:left w:val="single" w:sz="4" w:space="0" w:color="290047"/>
+              <w:bottom w:val="single" w:sz="4" w:space="0" w:color="290047"/>
+              <w:right w:val="single" w:sz="4" w:space="0" w:color="290047"/>
+            </w:tcBorders>
+            <w:shd w:val="clear" w:color="auto" w:fill="FFFFFF"/>
+            <w:tcMar>
+              <w:top w:w="225" w:type="dxa"/>
+              <w:left w:w="225" w:type="dxa"/>
+              <w:bottom w:w="225" w:type="dxa"/>
+              <w:right w:w="225" w:type="dxa"/>
+            </w:tcMar>
+            <w:hideMark/>
+          </w:tcPr>
+          <w:p>
+            <w:pPr>
+              <w:rPr>
+                <w:sz w:val="22"/>
+                <w:szCs w:val="22"/>
+              </w:rPr>
+            </w:pPr>
+            <w:r>
+              <w:rPr>
+                <w:sz w:val="22"/>
+                <w:szCs w:val="22"/>
+              </w:rPr>
+              <w:t>Voldoet</w:t>
+            </w:r>
+          </w:p>
+        </w:tc>
+      </w:tr>
+      <w:tr>
+        <w:tc>
+          <w:tcPr>
+            <w:tcW w:w="5807" w:type="dxa"/>
+            <w:tcBorders>
+              <w:top w:val="single" w:sz="4" w:space="0" w:color="auto"/>
+              <w:left w:val="single" w:sz="4" w:space="0" w:color="290047"/>
+              <w:bottom w:val="single" w:sz="4" w:space="0" w:color="290047"/>
+              <w:right w:val="single" w:sz="4" w:space="0" w:color="290047"/>
+            </w:tcBorders>
+            <w:shd w:val="clear" w:color="auto" w:fill="FFFFFF"/>
+            <w:tcMar>
+              <w:top w:w="225" w:type="dxa"/>
+              <w:left w:w="225" w:type="dxa"/>
+              <w:bottom w:w="225" w:type="dxa"/>
+              <w:right w:w="225" w:type="dxa"/>
+            </w:tcMar>
+            <w:hideMark/>
+          </w:tcPr>
+          <w:p>
+            <w:pPr>
+              <w:rPr>
+                <w:sz w:val="22"/>
+                <w:szCs w:val="22"/>
+              </w:rPr>
+            </w:pPr>
+            <w:r>
+              <w:rPr>
+                <w:sz w:val="22"/>
+                <w:szCs w:val="22"/>
+              </w:rPr>
+              <w:t>1.2.1 Louter-geluid en louter-videobeeld (vooraf opgenomen)</w:t>
+            </w:r>
+          </w:p>
+        </w:tc>
+        <w:tc>
+          <w:tcPr>
+            <w:tcW w:w="1418" w:type="dxa"/>
+            <w:tcBorders>
+              <w:top w:val="single" w:sz="4" w:space="0" w:color="290047"/>
+              <w:left w:val="single" w:sz="4" w:space="0" w:color="290047"/>
+              <w:bottom w:val="single" w:sz="4" w:space="0" w:color="290047"/>
+              <w:right w:val="single" w:sz="4" w:space="0" w:color="290047"/>
+            </w:tcBorders>
+            <w:shd w:val="clear" w:color="auto" w:fill="FFFFFF"/>
+            <w:tcMar>
+              <w:top w:w="225" w:type="dxa"/>
+              <w:left w:w="225" w:type="dxa"/>
+              <w:bottom w:w="225" w:type="dxa"/>
+              <w:right w:w="225" w:type="dxa"/>
+            </w:tcMar>
+            <w:hideMark/>
+          </w:tcPr>
+          <w:p>
+            <w:pPr>
+              <w:rPr>
+                <w:sz w:val="22"/>
+                <w:szCs w:val="22"/>
+              </w:rPr>
+            </w:pPr>
+            <w:r>
+              <w:rPr>
+                <w:sz w:val="22"/>
+                <w:szCs w:val="22"/>
+              </w:rPr>
+              <w:t>A</w:t>
+            </w:r>
+          </w:p>
+        </w:tc>
+        <w:tc>
+          <w:tcPr>
+            <w:tcW w:w="1842" w:type="dxa"/>
+            <w:tcBorders>
+              <w:top w:val="single" w:sz="4" w:space="0" w:color="290047"/>
+              <w:left w:val="single" w:sz="4" w:space="0" w:color="290047"/>
+              <w:bottom w:val="single" w:sz="4" w:space="0" w:color="290047"/>
+              <w:right w:val="single" w:sz="4" w:space="0" w:color="290047"/>
+            </w:tcBorders>
+            <w:shd w:val="clear" w:color="auto" w:fill="FFFFFF"/>
+            <w:tcMar>
+              <w:top w:w="225" w:type="dxa"/>
+              <w:left w:w="225" w:type="dxa"/>
+              <w:bottom w:w="225" w:type="dxa"/>
+              <w:right w:w="225" w:type="dxa"/>
+            </w:tcMar>
+            <w:hideMark/>
+          </w:tcPr>
+          <w:p>
+            <w:pPr>
+              <w:rPr>
+                <w:sz w:val="22"/>
+                <w:szCs w:val="22"/>
+              </w:rPr>
+            </w:pPr>
+            <w:r>
+              <w:rPr>
+                <w:sz w:val="22"/>
+                <w:szCs w:val="22"/>
+              </w:rPr>
+              <w:t>Niet aanwezig</w:t>
+            </w:r>
+          </w:p>
+        </w:tc>
+      </w:tr>
+      <w:tr>
+        <w:tc>
+          <w:tcPr>
+            <w:tcW w:w="5807" w:type="dxa"/>
+            <w:tcBorders>
+              <w:top w:val="single" w:sz="4" w:space="0" w:color="auto"/>
+              <w:left w:val="single" w:sz="4" w:space="0" w:color="290047"/>
+              <w:bottom w:val="single" w:sz="4" w:space="0" w:color="290047"/>
+              <w:right w:val="single" w:sz="4" w:space="0" w:color="290047"/>
+            </w:tcBorders>
+            <w:shd w:val="clear" w:color="auto" w:fill="FFFFFF"/>
+            <w:tcMar>
+              <w:top w:w="225" w:type="dxa"/>
+              <w:left w:w="225" w:type="dxa"/>
+              <w:bottom w:w="225" w:type="dxa"/>
+              <w:right w:w="225" w:type="dxa"/>
+            </w:tcMar>
+            <w:hideMark/>
+          </w:tcPr>
+          <w:p>
+            <w:pPr>
+              <w:rPr>
+                <w:sz w:val="22"/>
+                <w:szCs w:val="22"/>
+              </w:rPr>
+            </w:pPr>
+            <w:r>
+              <w:rPr>
+                <w:sz w:val="22"/>
+                <w:szCs w:val="22"/>
+              </w:rPr>
+              <w:t>1.2.2 Ondertitels voor doven en slechthorenden (vooraf opgenomen)</w:t>
+            </w:r>
+          </w:p>
+        </w:tc>
+        <w:tc>
+          <w:tcPr>
+            <w:tcW w:w="1418" w:type="dxa"/>
+            <w:tcBorders>
+              <w:top w:val="single" w:sz="4" w:space="0" w:color="290047"/>
+              <w:left w:val="single" w:sz="4" w:space="0" w:color="290047"/>
+              <w:bottom w:val="single" w:sz="4" w:space="0" w:color="290047"/>
+              <w:right w:val="single" w:sz="4" w:space="0" w:color="290047"/>
+            </w:tcBorders>
+            <w:shd w:val="clear" w:color="auto" w:fill="FFFFFF"/>
+            <w:tcMar>
+              <w:top w:w="225" w:type="dxa"/>
+              <w:left w:w="225" w:type="dxa"/>
+              <w:bottom w:w="225" w:type="dxa"/>
+              <w:right w:w="225" w:type="dxa"/>
+            </w:tcMar>
+            <w:hideMark/>
+          </w:tcPr>
+          <w:p>
+            <w:pPr>
+              <w:rPr>
+                <w:sz w:val="22"/>
+                <w:szCs w:val="22"/>
+              </w:rPr>
+            </w:pPr>
+            <w:r>
+              <w:rPr>
+                <w:sz w:val="22"/>
+                <w:szCs w:val="22"/>
+              </w:rPr>
+              <w:t>A</w:t>
+            </w:r>
+          </w:p>
+        </w:tc>
+        <w:tc>
+          <w:tcPr>
+            <w:tcW w:w="1842" w:type="dxa"/>
+            <w:tcBorders>
+              <w:top w:val="single" w:sz="4" w:space="0" w:color="290047"/>
+              <w:left w:val="single" w:sz="4" w:space="0" w:color="290047"/>
+              <w:bottom w:val="single" w:sz="4" w:space="0" w:color="290047"/>
+              <w:right w:val="single" w:sz="4" w:space="0" w:color="290047"/>
+            </w:tcBorders>
+            <w:shd w:val="clear" w:color="auto" w:fill="FFFFFF"/>
+            <w:tcMar>
+              <w:top w:w="225" w:type="dxa"/>
+              <w:left w:w="225" w:type="dxa"/>
+              <w:bottom w:w="225" w:type="dxa"/>
+              <w:right w:w="225" w:type="dxa"/>
+            </w:tcMar>
+            <w:hideMark/>
+          </w:tcPr>
+          <w:p>
+            <w:pPr>
+              <w:rPr>
+                <w:sz w:val="22"/>
+                <w:szCs w:val="22"/>
+              </w:rPr>
+            </w:pPr>
+            <w:r>
+              <w:rPr>
+                <w:sz w:val="22"/>
+                <w:szCs w:val="22"/>
+              </w:rPr>
+              <w:t>Niet aanwezig</w:t>
+            </w:r>
+          </w:p>
+        </w:tc>
+      </w:tr>
+      <w:tr>
+        <w:tc>
+          <w:tcPr>
+            <w:tcW w:w="5807" w:type="dxa"/>
+            <w:tcBorders>
+              <w:top w:val="single" w:sz="4" w:space="0" w:color="auto"/>
+              <w:left w:val="single" w:sz="4" w:space="0" w:color="290047"/>
+              <w:bottom w:val="single" w:sz="4" w:space="0" w:color="290047"/>
+              <w:right w:val="single" w:sz="4" w:space="0" w:color="290047"/>
+            </w:tcBorders>
+            <w:shd w:val="clear" w:color="auto" w:fill="FFFFFF"/>
+            <w:tcMar>
+              <w:top w:w="225" w:type="dxa"/>
+              <w:left w:w="225" w:type="dxa"/>
+              <w:bottom w:w="225" w:type="dxa"/>
+              <w:right w:w="225" w:type="dxa"/>
+            </w:tcMar>
+            <w:hideMark/>
+          </w:tcPr>
+          <w:p>
+            <w:pPr>
+              <w:rPr>
+                <w:sz w:val="22"/>
+                <w:szCs w:val="22"/>
+              </w:rPr>
+            </w:pPr>
+            <w:r>
+              <w:rPr>
+                <w:sz w:val="22"/>
+                <w:szCs w:val="22"/>
+              </w:rPr>
+              <w:t>1.2.3 Audiodescriptie of media-alternatief (vooraf opgenomen)</w:t>
+            </w:r>
+          </w:p>
+        </w:tc>
+        <w:tc>
+          <w:tcPr>
+            <w:tcW w:w="1418" w:type="dxa"/>
+            <w:tcBorders>
+              <w:top w:val="single" w:sz="4" w:space="0" w:color="290047"/>
+              <w:left w:val="single" w:sz="4" w:space="0" w:color="290047"/>
+              <w:bottom w:val="single" w:sz="4" w:space="0" w:color="290047"/>
+              <w:right w:val="single" w:sz="4" w:space="0" w:color="290047"/>
+            </w:tcBorders>
+            <w:shd w:val="clear" w:color="auto" w:fill="FFFFFF"/>
+            <w:tcMar>
+              <w:top w:w="225" w:type="dxa"/>
+              <w:left w:w="225" w:type="dxa"/>
+              <w:bottom w:w="225" w:type="dxa"/>
+              <w:right w:w="225" w:type="dxa"/>
+            </w:tcMar>
+            <w:hideMark/>
+          </w:tcPr>
+          <w:p>
+            <w:pPr>
+              <w:rPr>
+                <w:sz w:val="22"/>
+                <w:szCs w:val="22"/>
+              </w:rPr>
+            </w:pPr>
+            <w:r>
+              <w:rPr>
+                <w:sz w:val="22"/>
+                <w:szCs w:val="22"/>
+              </w:rPr>
+              <w:t>A</w:t>
+            </w:r>
+          </w:p>
+        </w:tc>
+        <w:tc>
+          <w:tcPr>
+            <w:tcW w:w="1842" w:type="dxa"/>
+            <w:tcBorders>
+              <w:top w:val="single" w:sz="4" w:space="0" w:color="290047"/>
+              <w:left w:val="single" w:sz="4" w:space="0" w:color="290047"/>
+              <w:bottom w:val="single" w:sz="4" w:space="0" w:color="290047"/>
+              <w:right w:val="single" w:sz="4" w:space="0" w:color="290047"/>
+            </w:tcBorders>
+            <w:shd w:val="clear" w:color="auto" w:fill="FFFFFF"/>
+            <w:tcMar>
+              <w:top w:w="225" w:type="dxa"/>
+              <w:left w:w="225" w:type="dxa"/>
+              <w:bottom w:w="225" w:type="dxa"/>
+              <w:right w:w="225" w:type="dxa"/>
+            </w:tcMar>
+            <w:hideMark/>
+          </w:tcPr>
+          <w:p>
+            <w:pPr>
+              <w:rPr>
+                <w:sz w:val="22"/>
+                <w:szCs w:val="22"/>
+              </w:rPr>
+            </w:pPr>
+            <w:r>
+              <w:rPr>
+                <w:sz w:val="22"/>
+                <w:szCs w:val="22"/>
+              </w:rPr>
+              <w:t>Niet aanwezig</w:t>
+            </w:r>
+          </w:p>
+        </w:tc>
+      </w:tr>
+      <w:tr>
+        <w:tc>
+          <w:tcPr>
+            <w:tcW w:w="5807" w:type="dxa"/>
+            <w:tcBorders>
+              <w:top w:val="single" w:sz="4" w:space="0" w:color="auto"/>
+              <w:left w:val="single" w:sz="4" w:space="0" w:color="290047"/>
+              <w:bottom w:val="single" w:sz="4" w:space="0" w:color="290047"/>
+              <w:right w:val="single" w:sz="4" w:space="0" w:color="290047"/>
+            </w:tcBorders>
+            <w:shd w:val="clear" w:color="auto" w:fill="FFFFFF"/>
+            <w:tcMar>
+              <w:top w:w="225" w:type="dxa"/>
+              <w:left w:w="225" w:type="dxa"/>
+              <w:bottom w:w="225" w:type="dxa"/>
+              <w:right w:w="225" w:type="dxa"/>
+            </w:tcMar>
+            <w:hideMark/>
+          </w:tcPr>
+          <w:p>
+            <w:pPr>
+              <w:rPr>
+                <w:sz w:val="22"/>
+                <w:szCs w:val="22"/>
+              </w:rPr>
+            </w:pPr>
+            <w:r>
+              <w:rPr>
+                <w:sz w:val="22"/>
+                <w:szCs w:val="22"/>
+              </w:rPr>
+              <w:t>1.2.4 Ondertitels voor doven en slechthorenden (live)</w:t>
+            </w:r>
+          </w:p>
+        </w:tc>
+        <w:tc>
+          <w:tcPr>
+            <w:tcW w:w="1418" w:type="dxa"/>
+            <w:tcBorders>
+              <w:top w:val="single" w:sz="4" w:space="0" w:color="290047"/>
+              <w:left w:val="single" w:sz="4" w:space="0" w:color="290047"/>
+              <w:bottom w:val="single" w:sz="4" w:space="0" w:color="290047"/>
+              <w:right w:val="single" w:sz="4" w:space="0" w:color="290047"/>
+            </w:tcBorders>
+            <w:shd w:val="clear" w:color="auto" w:fill="FFFFFF"/>
+            <w:tcMar>
+              <w:top w:w="225" w:type="dxa"/>
+              <w:left w:w="225" w:type="dxa"/>
+              <w:bottom w:w="225" w:type="dxa"/>
+              <w:right w:w="225" w:type="dxa"/>
+            </w:tcMar>
+            <w:hideMark/>
+          </w:tcPr>
+          <w:p>
+            <w:pPr>
+              <w:rPr>
+                <w:sz w:val="22"/>
+                <w:szCs w:val="22"/>
+              </w:rPr>
+            </w:pPr>
+            <w:r>
+              <w:rPr>
+                <w:sz w:val="22"/>
+                <w:szCs w:val="22"/>
+              </w:rPr>
+              <w:t>A</w:t>
+            </w:r>
+          </w:p>
+        </w:tc>
+        <w:tc>
+          <w:tcPr>
+            <w:tcW w:w="1842" w:type="dxa"/>
+            <w:tcBorders>
+              <w:top w:val="single" w:sz="4" w:space="0" w:color="290047"/>
+              <w:left w:val="single" w:sz="4" w:space="0" w:color="290047"/>
+              <w:bottom w:val="single" w:sz="4" w:space="0" w:color="290047"/>
+              <w:right w:val="single" w:sz="4" w:space="0" w:color="290047"/>
+            </w:tcBorders>
+            <w:shd w:val="clear" w:color="auto" w:fill="FFFFFF"/>
+            <w:tcMar>
+              <w:top w:w="225" w:type="dxa"/>
+              <w:left w:w="225" w:type="dxa"/>
+              <w:bottom w:w="225" w:type="dxa"/>
+              <w:right w:w="225" w:type="dxa"/>
+            </w:tcMar>
+            <w:hideMark/>
+          </w:tcPr>
+          <w:p>
+            <w:pPr>
+              <w:rPr>
+                <w:sz w:val="22"/>
+                <w:szCs w:val="22"/>
+              </w:rPr>
+            </w:pPr>
+            <w:r>
+              <w:rPr>
+                <w:sz w:val="22"/>
+                <w:szCs w:val="22"/>
+              </w:rPr>
+              <w:t>Niet aanwezig</w:t>
+            </w:r>
+          </w:p>
+        </w:tc>
+      </w:tr>
+      <w:tr>
+        <w:tc>
+          <w:tcPr>
+            <w:tcW w:w="5807" w:type="dxa"/>
+            <w:tcBorders>
+              <w:top w:val="single" w:sz="4" w:space="0" w:color="auto"/>
+              <w:left w:val="single" w:sz="4" w:space="0" w:color="290047"/>
+              <w:bottom w:val="single" w:sz="4" w:space="0" w:color="290047"/>
+              <w:right w:val="single" w:sz="4" w:space="0" w:color="290047"/>
+            </w:tcBorders>
+            <w:shd w:val="clear" w:color="auto" w:fill="FFFFFF"/>
+            <w:tcMar>
+              <w:top w:w="225" w:type="dxa"/>
+              <w:left w:w="225" w:type="dxa"/>
+              <w:bottom w:w="225" w:type="dxa"/>
+              <w:right w:w="225" w:type="dxa"/>
+            </w:tcMar>
+            <w:hideMark/>
+          </w:tcPr>
+          <w:p>
+            <w:pPr>
+              <w:rPr>
+                <w:sz w:val="22"/>
+                <w:szCs w:val="22"/>
+              </w:rPr>
+            </w:pPr>
+            <w:r>
+              <w:rPr>
+                <w:sz w:val="22"/>
+                <w:szCs w:val="22"/>
+              </w:rPr>
+              <w:t>1.2.5 Audiodescriptie (vooraf opgenomen)</w:t>
+            </w:r>
+          </w:p>
+        </w:tc>
+        <w:tc>
+          <w:tcPr>
+            <w:tcW w:w="1418" w:type="dxa"/>
+            <w:tcBorders>
+              <w:top w:val="single" w:sz="4" w:space="0" w:color="290047"/>
+              <w:left w:val="single" w:sz="4" w:space="0" w:color="290047"/>
+              <w:bottom w:val="single" w:sz="4" w:space="0" w:color="290047"/>
+              <w:right w:val="single" w:sz="4" w:space="0" w:color="290047"/>
+            </w:tcBorders>
+            <w:shd w:val="clear" w:color="auto" w:fill="FFFFFF"/>
+            <w:tcMar>
+              <w:top w:w="225" w:type="dxa"/>
+              <w:left w:w="225" w:type="dxa"/>
+              <w:bottom w:w="225" w:type="dxa"/>
+              <w:right w:w="225" w:type="dxa"/>
+            </w:tcMar>
+            <w:hideMark/>
+          </w:tcPr>
+          <w:p>
+            <w:pPr>
+              <w:rPr>
+                <w:sz w:val="22"/>
+                <w:szCs w:val="22"/>
+              </w:rPr>
+            </w:pPr>
+            <w:r>
+              <w:rPr>
+                <w:sz w:val="22"/>
+                <w:szCs w:val="22"/>
+              </w:rPr>
+              <w:t>A</w:t>
+            </w:r>
+          </w:p>
+        </w:tc>
+        <w:tc>
+          <w:tcPr>
+            <w:tcW w:w="1842" w:type="dxa"/>
+            <w:tcBorders>
+              <w:top w:val="single" w:sz="4" w:space="0" w:color="290047"/>
+              <w:left w:val="single" w:sz="4" w:space="0" w:color="290047"/>
+              <w:bottom w:val="single" w:sz="4" w:space="0" w:color="290047"/>
+              <w:right w:val="single" w:sz="4" w:space="0" w:color="290047"/>
+            </w:tcBorders>
+            <w:shd w:val="clear" w:color="auto" w:fill="FFFFFF"/>
+            <w:tcMar>
+              <w:top w:w="225" w:type="dxa"/>
+              <w:left w:w="225" w:type="dxa"/>
+              <w:bottom w:w="225" w:type="dxa"/>
+              <w:right w:w="225" w:type="dxa"/>
+            </w:tcMar>
+            <w:hideMark/>
+          </w:tcPr>
+          <w:p>
+            <w:pPr>
+              <w:rPr>
+                <w:sz w:val="22"/>
+                <w:szCs w:val="22"/>
+              </w:rPr>
+            </w:pPr>
+            <w:r>
+              <w:rPr>
+                <w:sz w:val="22"/>
+                <w:szCs w:val="22"/>
+              </w:rPr>
+              <w:t>Niet aanwezig</w:t>
+            </w:r>
+          </w:p>
+        </w:tc>
+      </w:tr>
+      <w:tr>
+        <w:tc>
+          <w:tcPr>
+            <w:tcW w:w="5807" w:type="dxa"/>
+            <w:tcBorders>
+              <w:top w:val="single" w:sz="4" w:space="0" w:color="auto"/>
+              <w:left w:val="single" w:sz="4" w:space="0" w:color="290047"/>
+              <w:bottom w:val="single" w:sz="4" w:space="0" w:color="290047"/>
+              <w:right w:val="single" w:sz="4" w:space="0" w:color="290047"/>
+            </w:tcBorders>
+            <w:shd w:val="clear" w:color="auto" w:fill="FFFFFF"/>
+            <w:tcMar>
+              <w:top w:w="225" w:type="dxa"/>
+              <w:left w:w="225" w:type="dxa"/>
+              <w:bottom w:w="225" w:type="dxa"/>
+              <w:right w:w="225" w:type="dxa"/>
+            </w:tcMar>
+            <w:hideMark/>
+          </w:tcPr>
+          <w:p>
+            <w:pPr>
+              <w:rPr>
+                <w:sz w:val="22"/>
+                <w:szCs w:val="22"/>
+              </w:rPr>
+            </w:pPr>
+            <w:r>
+              <w:rPr>
+                <w:sz w:val="22"/>
+                <w:szCs w:val="22"/>
+              </w:rPr>
+              <w:t>1.3.1 Info en relaties</w:t>
+            </w:r>
+          </w:p>
+        </w:tc>
+        <w:tc>
+          <w:tcPr>
+            <w:tcW w:w="1418" w:type="dxa"/>
+            <w:tcBorders>
+              <w:top w:val="single" w:sz="4" w:space="0" w:color="290047"/>
+              <w:left w:val="single" w:sz="4" w:space="0" w:color="290047"/>
+              <w:bottom w:val="single" w:sz="4" w:space="0" w:color="290047"/>
+              <w:right w:val="single" w:sz="4" w:space="0" w:color="290047"/>
+            </w:tcBorders>
+            <w:shd w:val="clear" w:color="auto" w:fill="FFFFFF"/>
+            <w:tcMar>
+              <w:top w:w="225" w:type="dxa"/>
+              <w:left w:w="225" w:type="dxa"/>
+              <w:bottom w:w="225" w:type="dxa"/>
+              <w:right w:w="225" w:type="dxa"/>
+            </w:tcMar>
+            <w:hideMark/>
+          </w:tcPr>
+          <w:p>
+            <w:pPr>
+              <w:rPr>
+                <w:sz w:val="22"/>
+                <w:szCs w:val="22"/>
+              </w:rPr>
+            </w:pPr>
+            <w:r>
+              <w:rPr>
+                <w:sz w:val="22"/>
+                <w:szCs w:val="22"/>
+              </w:rPr>
+              <w:t>A</w:t>
+            </w:r>
+          </w:p>
+        </w:tc>
+        <w:tc>
+          <w:tcPr>
+            <w:tcW w:w="1842" w:type="dxa"/>
+            <w:tcBorders>
+              <w:top w:val="single" w:sz="4" w:space="0" w:color="290047"/>
+              <w:left w:val="single" w:sz="4" w:space="0" w:color="290047"/>
+              <w:bottom w:val="single" w:sz="4" w:space="0" w:color="290047"/>
+              <w:right w:val="single" w:sz="4" w:space="0" w:color="290047"/>
+            </w:tcBorders>
+            <w:shd w:val="clear" w:color="auto" w:fill="FFFFFF"/>
+            <w:tcMar>
+              <w:top w:w="225" w:type="dxa"/>
+              <w:left w:w="225" w:type="dxa"/>
+              <w:bottom w:w="225" w:type="dxa"/>
+              <w:right w:w="225" w:type="dxa"/>
+            </w:tcMar>
+            <w:hideMark/>
+          </w:tcPr>
+          <w:p>
+            <w:pPr>
+              <w:rPr>
+                <w:sz w:val="22"/>
+                <w:szCs w:val="22"/>
+              </w:rPr>
+            </w:pPr>
+            <w:r>
+              <w:rPr>
+                <w:sz w:val="22"/>
+                <w:szCs w:val="22"/>
+              </w:rPr>
+              <w:t>Voldoet</w:t>
+            </w:r>
+          </w:p>
+        </w:tc>
+      </w:tr>
+      <w:tr>
+        <w:tc>
+          <w:tcPr>
+            <w:tcW w:w="5807" w:type="dxa"/>
+            <w:tcBorders>
+              <w:top w:val="single" w:sz="4" w:space="0" w:color="auto"/>
+              <w:left w:val="single" w:sz="4" w:space="0" w:color="290047"/>
+              <w:bottom w:val="single" w:sz="4" w:space="0" w:color="290047"/>
+              <w:right w:val="single" w:sz="4" w:space="0" w:color="290047"/>
+            </w:tcBorders>
+            <w:shd w:val="clear" w:color="auto" w:fill="FFFFFF"/>
+            <w:tcMar>
+              <w:top w:w="225" w:type="dxa"/>
+              <w:left w:w="225" w:type="dxa"/>
+              <w:bottom w:w="225" w:type="dxa"/>
+              <w:right w:w="225" w:type="dxa"/>
+            </w:tcMar>
+            <w:hideMark/>
+          </w:tcPr>
+          <w:p>
+            <w:pPr>
+              <w:rPr>
+                <w:sz w:val="22"/>
+                <w:szCs w:val="22"/>
+              </w:rPr>
+            </w:pPr>
+            <w:r>
+              <w:rPr>
+                <w:sz w:val="22"/>
+                <w:szCs w:val="22"/>
+              </w:rPr>
+              <w:t>1.3.2 Betekenisvolle volgorde</w:t>
+            </w:r>
+          </w:p>
+        </w:tc>
+        <w:tc>
+          <w:tcPr>
+            <w:tcW w:w="1418" w:type="dxa"/>
+            <w:tcBorders>
+              <w:top w:val="single" w:sz="4" w:space="0" w:color="290047"/>
+              <w:left w:val="single" w:sz="4" w:space="0" w:color="290047"/>
+              <w:bottom w:val="single" w:sz="4" w:space="0" w:color="290047"/>
+              <w:right w:val="single" w:sz="4" w:space="0" w:color="290047"/>
+            </w:tcBorders>
+            <w:shd w:val="clear" w:color="auto" w:fill="FFFFFF"/>
+            <w:tcMar>
+              <w:top w:w="225" w:type="dxa"/>
+              <w:left w:w="225" w:type="dxa"/>
+              <w:bottom w:w="225" w:type="dxa"/>
+              <w:right w:w="225" w:type="dxa"/>
+            </w:tcMar>
+            <w:hideMark/>
+          </w:tcPr>
+          <w:p>
+            <w:pPr>
+              <w:rPr>
+                <w:sz w:val="22"/>
+                <w:szCs w:val="22"/>
+              </w:rPr>
+            </w:pPr>
+            <w:r>
+              <w:rPr>
+                <w:sz w:val="22"/>
+                <w:szCs w:val="22"/>
+              </w:rPr>
+              <w:t>A</w:t>
+            </w:r>
+          </w:p>
+        </w:tc>
+        <w:tc>
+          <w:tcPr>
+            <w:tcW w:w="1842" w:type="dxa"/>
+            <w:tcBorders>
+              <w:top w:val="single" w:sz="4" w:space="0" w:color="290047"/>
+              <w:left w:val="single" w:sz="4" w:space="0" w:color="290047"/>
+              <w:bottom w:val="single" w:sz="4" w:space="0" w:color="290047"/>
+              <w:right w:val="single" w:sz="4" w:space="0" w:color="290047"/>
+            </w:tcBorders>
+            <w:shd w:val="clear" w:color="auto" w:fill="FFFFFF"/>
+            <w:tcMar>
+              <w:top w:w="225" w:type="dxa"/>
+              <w:left w:w="225" w:type="dxa"/>
+              <w:bottom w:w="225" w:type="dxa"/>
+              <w:right w:w="225" w:type="dxa"/>
+            </w:tcMar>
+            <w:hideMark/>
+          </w:tcPr>
+          <w:p>
+            <w:pPr>
+              <w:rPr>
+                <w:sz w:val="22"/>
+                <w:szCs w:val="22"/>
+              </w:rPr>
+            </w:pPr>
+            <w:r>
+              <w:rPr>
+                <w:sz w:val="22"/>
+                <w:szCs w:val="22"/>
+              </w:rPr>
+              <w:t>Voldoet</w:t>
+            </w:r>
+          </w:p>
+        </w:tc>
+      </w:tr>
+      <w:tr>
+        <w:tc>
+          <w:tcPr>
+            <w:tcW w:w="5807" w:type="dxa"/>
+            <w:tcBorders>
+              <w:top w:val="single" w:sz="4" w:space="0" w:color="auto"/>
+              <w:left w:val="single" w:sz="4" w:space="0" w:color="290047"/>
+              <w:bottom w:val="single" w:sz="4" w:space="0" w:color="290047"/>
+              <w:right w:val="single" w:sz="4" w:space="0" w:color="290047"/>
+            </w:tcBorders>
+            <w:shd w:val="clear" w:color="auto" w:fill="FFFFFF"/>
+            <w:tcMar>
+              <w:top w:w="225" w:type="dxa"/>
+              <w:left w:w="225" w:type="dxa"/>
+              <w:bottom w:w="225" w:type="dxa"/>
+              <w:right w:w="225" w:type="dxa"/>
+            </w:tcMar>
+            <w:hideMark/>
+          </w:tcPr>
+          <w:p>
+            <w:pPr>
+              <w:rPr>
+                <w:sz w:val="22"/>
+                <w:szCs w:val="22"/>
+              </w:rPr>
+            </w:pPr>
+            <w:r>
+              <w:rPr>
+                <w:sz w:val="22"/>
+                <w:szCs w:val="22"/>
+              </w:rPr>
+              <w:t>1.3.3 Zintuiglijke eigenschappen</w:t>
+            </w:r>
+          </w:p>
+        </w:tc>
+        <w:tc>
+          <w:tcPr>
+            <w:tcW w:w="1418" w:type="dxa"/>
+            <w:tcBorders>
+              <w:top w:val="single" w:sz="4" w:space="0" w:color="290047"/>
+              <w:left w:val="single" w:sz="4" w:space="0" w:color="290047"/>
+              <w:bottom w:val="single" w:sz="4" w:space="0" w:color="290047"/>
+              <w:right w:val="single" w:sz="4" w:space="0" w:color="290047"/>
+            </w:tcBorders>
+            <w:shd w:val="clear" w:color="auto" w:fill="FFFFFF"/>
+            <w:tcMar>
+              <w:top w:w="225" w:type="dxa"/>
+              <w:left w:w="225" w:type="dxa"/>
+              <w:bottom w:w="225" w:type="dxa"/>
+              <w:right w:w="225" w:type="dxa"/>
+            </w:tcMar>
+            <w:hideMark/>
+          </w:tcPr>
+          <w:p>
+            <w:pPr>
+              <w:rPr>
+                <w:sz w:val="22"/>
+                <w:szCs w:val="22"/>
+              </w:rPr>
+            </w:pPr>
+            <w:r>
+              <w:rPr>
+                <w:sz w:val="22"/>
+                <w:szCs w:val="22"/>
+              </w:rPr>
+              <w:t>A</w:t>
+            </w:r>
+          </w:p>
+        </w:tc>
+        <w:tc>
+          <w:tcPr>
+            <w:tcW w:w="1842" w:type="dxa"/>
+            <w:tcBorders>
+              <w:top w:val="single" w:sz="4" w:space="0" w:color="290047"/>
+              <w:left w:val="single" w:sz="4" w:space="0" w:color="290047"/>
+              <w:bottom w:val="single" w:sz="4" w:space="0" w:color="290047"/>
+              <w:right w:val="single" w:sz="4" w:space="0" w:color="290047"/>
+            </w:tcBorders>
+            <w:shd w:val="clear" w:color="auto" w:fill="FFFFFF"/>
+            <w:tcMar>
+              <w:top w:w="225" w:type="dxa"/>
+              <w:left w:w="225" w:type="dxa"/>
+              <w:bottom w:w="225" w:type="dxa"/>
+              <w:right w:w="225" w:type="dxa"/>
+            </w:tcMar>
+            <w:hideMark/>
+          </w:tcPr>
+          <w:p>
+            <w:pPr>
+              <w:rPr>
+                <w:sz w:val="22"/>
+                <w:szCs w:val="22"/>
+              </w:rPr>
+            </w:pPr>
+            <w:r>
+              <w:rPr>
+                <w:sz w:val="22"/>
+                <w:szCs w:val="22"/>
+              </w:rPr>
+              <w:t>Voldoet</w:t>
+            </w:r>
+          </w:p>
+        </w:tc>
+      </w:tr>
+      <w:tr>
+        <w:tc>
+          <w:tcPr>
+            <w:tcW w:w="5807" w:type="dxa"/>
+            <w:tcBorders>
+              <w:top w:val="single" w:sz="4" w:space="0" w:color="auto"/>
+              <w:left w:val="single" w:sz="4" w:space="0" w:color="290047"/>
+              <w:bottom w:val="single" w:sz="4" w:space="0" w:color="290047"/>
+              <w:right w:val="single" w:sz="4" w:space="0" w:color="290047"/>
+            </w:tcBorders>
+            <w:shd w:val="clear" w:color="auto" w:fill="FFFFFF"/>
+            <w:tcMar>
+              <w:top w:w="225" w:type="dxa"/>
+              <w:left w:w="225" w:type="dxa"/>
+              <w:bottom w:w="225" w:type="dxa"/>
+              <w:right w:w="225" w:type="dxa"/>
+            </w:tcMar>
+            <w:hideMark/>
+          </w:tcPr>
+          <w:p>
+            <w:pPr>
               <w:rPr>
                 <w:b/>
                 <w:bCs/>
                 <w:sz w:val="22"/>
                 <w:szCs w:val="22"/>
               </w:rPr>
-              <w:t>1.1.1 Niet-tekstuele content</w:t>
-            </w:r>
-          </w:p>
-        </w:tc>
-        <w:tc>
-          <w:tcPr>
-            <w:tcW w:w="1418" w:type="dxa"/>
-            <w:tcBorders>
-              <w:top w:val="single" w:sz="4" w:space="0" w:color="290047"/>
-              <w:left w:val="single" w:sz="4" w:space="0" w:color="290047"/>
-              <w:bottom w:val="single" w:sz="4" w:space="0" w:color="290047"/>
-              <w:right w:val="single" w:sz="4" w:space="0" w:color="290047"/>
-            </w:tcBorders>
-            <w:shd w:val="clear" w:color="auto" w:fill="FFFFFF"/>
-            <w:tcMar>
-              <w:top w:w="225" w:type="dxa"/>
-              <w:left w:w="225" w:type="dxa"/>
-              <w:bottom w:w="225" w:type="dxa"/>
-              <w:right w:w="225" w:type="dxa"/>
-            </w:tcMar>
-            <w:hideMark/>
-          </w:tcPr>
-          <w:p>
-            <w:pPr>
-              <w:rPr>
-                <w:sz w:val="22"/>
-                <w:szCs w:val="22"/>
-              </w:rPr>
             </w:pPr>
             <w:r>
               <w:rPr>
                 <w:b/>
                 <w:bCs/>
-                <w:sz w:val="22"/>
-                <w:szCs w:val="22"/>
-              </w:rPr>
-              <w:t>A</w:t>
-            </w:r>
-          </w:p>
-        </w:tc>
-        <w:tc>
-          <w:tcPr>
-            <w:tcW w:w="1842" w:type="dxa"/>
-            <w:tcBorders>
-              <w:top w:val="single" w:sz="4" w:space="0" w:color="290047"/>
-              <w:left w:val="single" w:sz="4" w:space="0" w:color="290047"/>
-              <w:bottom w:val="single" w:sz="4" w:space="0" w:color="290047"/>
-              <w:right w:val="single" w:sz="4" w:space="0" w:color="290047"/>
-            </w:tcBorders>
-            <w:shd w:val="clear" w:color="auto" w:fill="FFFFFF"/>
-            <w:tcMar>
-              <w:top w:w="225" w:type="dxa"/>
-              <w:left w:w="225" w:type="dxa"/>
-              <w:bottom w:w="225" w:type="dxa"/>
-              <w:right w:w="225" w:type="dxa"/>
-            </w:tcMar>
-            <w:hideMark/>
-          </w:tcPr>
-          <w:p>
-            <w:pPr>
-              <w:rPr>
-                <w:sz w:val="22"/>
-                <w:szCs w:val="22"/>
-              </w:rPr>
-            </w:pPr>
-            <w:r>
-              <w:rPr>
                 <w:b/>
                 <w:bCs/>
                 <w:sz w:val="22"/>
                 <w:szCs w:val="22"/>
               </w:rPr>
+              <w:t>1.3.5 Identificeer het doel van de input</w:t>
+            </w:r>
+          </w:p>
+        </w:tc>
+        <w:tc>
+          <w:tcPr>
+            <w:tcW w:w="1418" w:type="dxa"/>
+            <w:tcBorders>
+              <w:top w:val="single" w:sz="4" w:space="0" w:color="290047"/>
+              <w:left w:val="single" w:sz="4" w:space="0" w:color="290047"/>
+              <w:bottom w:val="single" w:sz="4" w:space="0" w:color="290047"/>
+              <w:right w:val="single" w:sz="4" w:space="0" w:color="290047"/>
+            </w:tcBorders>
+            <w:shd w:val="clear" w:color="auto" w:fill="FFFFFF"/>
+            <w:tcMar>
+              <w:top w:w="225" w:type="dxa"/>
+              <w:left w:w="225" w:type="dxa"/>
+              <w:bottom w:w="225" w:type="dxa"/>
+              <w:right w:w="225" w:type="dxa"/>
+            </w:tcMar>
+            <w:hideMark/>
+          </w:tcPr>
+          <w:p>
+            <w:pPr>
+              <w:rPr>
+                <w:b/>
+                <w:bCs/>
+                <w:sz w:val="22"/>
+                <w:szCs w:val="22"/>
+              </w:rPr>
+            </w:pPr>
+            <w:r>
+              <w:rPr>
+                <w:b/>
+                <w:bCs/>
+                <w:b/>
+                <w:bCs/>
+                <w:sz w:val="22"/>
+                <w:szCs w:val="22"/>
+              </w:rPr>
+              <w:t>A</w:t>
+            </w:r>
+          </w:p>
+        </w:tc>
+        <w:tc>
+          <w:tcPr>
+            <w:tcW w:w="1842" w:type="dxa"/>
+            <w:tcBorders>
+              <w:top w:val="single" w:sz="4" w:space="0" w:color="290047"/>
+              <w:left w:val="single" w:sz="4" w:space="0" w:color="290047"/>
+              <w:bottom w:val="single" w:sz="4" w:space="0" w:color="290047"/>
+              <w:right w:val="single" w:sz="4" w:space="0" w:color="290047"/>
+            </w:tcBorders>
+            <w:shd w:val="clear" w:color="auto" w:fill="FFFFFF"/>
+            <w:tcMar>
+              <w:top w:w="225" w:type="dxa"/>
+              <w:left w:w="225" w:type="dxa"/>
+              <w:bottom w:w="225" w:type="dxa"/>
+              <w:right w:w="225" w:type="dxa"/>
+            </w:tcMar>
+            <w:hideMark/>
+          </w:tcPr>
+          <w:p>
+            <w:pPr>
+              <w:rPr>
+                <w:b/>
+                <w:bCs/>
+                <w:sz w:val="22"/>
+                <w:szCs w:val="22"/>
+              </w:rPr>
+            </w:pPr>
+            <w:r>
+              <w:rPr>
+                <w:b/>
+                <w:bCs/>
+                <w:b/>
+                <w:bCs/>
+                <w:sz w:val="22"/>
+                <w:szCs w:val="22"/>
+              </w:rPr>
               <w:t>Voldoet niet</w:t>
             </w:r>
           </w:p>
@@ -2359,6 +2633,40 @@
           <w:tcPr>
             <w:tcW w:w="5807" w:type="dxa"/>
             <w:tcBorders>
+              <w:top w:val="single" w:sz="4" w:space="0" w:color="auto"/>
+              <w:left w:val="single" w:sz="4" w:space="0" w:color="290047"/>
+              <w:bottom w:val="single" w:sz="4" w:space="0" w:color="290047"/>
+              <w:right w:val="single" w:sz="4" w:space="0" w:color="290047"/>
+            </w:tcBorders>
+            <w:shd w:val="clear" w:color="auto" w:fill="FFFFFF"/>
+            <w:tcMar>
+              <w:top w:w="225" w:type="dxa"/>
+              <w:left w:w="225" w:type="dxa"/>
+              <w:bottom w:w="225" w:type="dxa"/>
+              <w:right w:w="225" w:type="dxa"/>
+            </w:tcMar>
+            <w:hideMark/>
+          </w:tcPr>
+          <w:p>
+            <w:pPr>
+              <w:rPr>
+                <w:sz w:val="22"/>
+                <w:szCs w:val="22"/>
+              </w:rPr>
+            </w:pPr>
+            <w:r>
+              <w:rPr>
+                <w:sz w:val="22"/>
+                <w:szCs w:val="22"/>
+              </w:rPr>
+              <w:t>1.4.1 Gebruik van kleur</w:t>
+            </w:r>
+          </w:p>
+        </w:tc>
+        <w:tc>
+          <w:tcPr>
+            <w:tcW w:w="1418" w:type="dxa"/>
+            <w:tcBorders>
               <w:top w:val="single" w:sz="4" w:space="0" w:color="290047"/>
               <w:left w:val="single" w:sz="4" w:space="0" w:color="290047"/>
               <w:bottom w:val="single" w:sz="4" w:space="0" w:color="290047"/>
@@ -2385,13 +2693,13 @@
                 <w:sz w:val="22"/>
                 <w:szCs w:val="22"/>
               </w:rPr>
-              <w:t>1.2.1 Louter-geluid en louter-videobeeld (vooraf opgenomen)</w:t>
-            </w:r>
-          </w:p>
-        </w:tc>
-        <w:tc>
-          <w:tcPr>
-            <w:tcW w:w="1418" w:type="dxa"/>
+              <w:t>A</w:t>
+            </w:r>
+          </w:p>
+        </w:tc>
+        <w:tc>
+          <w:tcPr>
+            <w:tcW w:w="1842" w:type="dxa"/>
             <w:tcBorders>
               <w:top w:val="single" w:sz="4" w:space="0" w:color="290047"/>
               <w:left w:val="single" w:sz="4" w:space="0" w:color="290047"/>
@@ -2419,50 +2727,7 @@
                 <w:sz w:val="22"/>
                 <w:szCs w:val="22"/>
               </w:rPr>
-              <w:t>A</w:t>
-            </w:r>
-          </w:p>
-        </w:tc>
-        <w:tc>
-          <w:tcPr>
-            <w:tcW w:w="1842" w:type="dxa"/>
-            <w:tcBorders>
-              <w:top w:val="single" w:sz="4" w:space="0" w:color="290047"/>
-              <w:left w:val="single" w:sz="4" w:space="0" w:color="290047"/>
-              <w:bottom w:val="single" w:sz="4" w:space="0" w:color="290047"/>
-              <w:right w:val="single" w:sz="4" w:space="0" w:color="290047"/>
-            </w:tcBorders>
-            <w:shd w:val="clear" w:color="auto" w:fill="FFFFFF"/>
-            <w:tcMar>
-              <w:top w:w="225" w:type="dxa"/>
-              <w:left w:w="225" w:type="dxa"/>
-              <w:bottom w:w="225" w:type="dxa"/>
-              <w:right w:w="225" w:type="dxa"/>
-            </w:tcMar>
-            <w:hideMark/>
-          </w:tcPr>
-          <w:p>
-            <w:pPr>
-              <w:rPr>
-                <w:sz w:val="22"/>
-                <w:szCs w:val="22"/>
-              </w:rPr>
-            </w:pPr>
-            <w:proofErr w:type="gramStart"/>
-            <w:r>
-              <w:rPr>
-                <w:sz w:val="22"/>
-                <w:szCs w:val="22"/>
-              </w:rPr>
-              <w:t>niet</w:t>
-            </w:r>
-            <w:proofErr w:type="gramEnd"/>
-            <w:r>
-              <w:rPr>
-                <w:sz w:val="22"/>
-                <w:szCs w:val="22"/>
-              </w:rPr>
-              <w:t xml:space="preserve"> aanwezig</w:t>
+              <w:t>Voldoet</w:t>
             </w:r>
           </w:p>
         </w:tc>
@@ -2472,6 +2737,40 @@
           <w:tcPr>
             <w:tcW w:w="5807" w:type="dxa"/>
             <w:tcBorders>
+              <w:top w:val="single" w:sz="4" w:space="0" w:color="auto"/>
+              <w:left w:val="single" w:sz="4" w:space="0" w:color="290047"/>
+              <w:bottom w:val="single" w:sz="4" w:space="0" w:color="290047"/>
+              <w:right w:val="single" w:sz="4" w:space="0" w:color="290047"/>
+            </w:tcBorders>
+            <w:shd w:val="clear" w:color="auto" w:fill="FFFFFF"/>
+            <w:tcMar>
+              <w:top w:w="225" w:type="dxa"/>
+              <w:left w:w="225" w:type="dxa"/>
+              <w:bottom w:w="225" w:type="dxa"/>
+              <w:right w:w="225" w:type="dxa"/>
+            </w:tcMar>
+            <w:hideMark/>
+          </w:tcPr>
+          <w:p>
+            <w:pPr>
+              <w:rPr>
+                <w:sz w:val="22"/>
+                <w:szCs w:val="22"/>
+              </w:rPr>
+            </w:pPr>
+            <w:r>
+              <w:rPr>
+                <w:sz w:val="22"/>
+                <w:szCs w:val="22"/>
+              </w:rPr>
+              <w:t>1.4.2 Geluidsbediening</w:t>
+            </w:r>
+          </w:p>
+        </w:tc>
+        <w:tc>
+          <w:tcPr>
+            <w:tcW w:w="1418" w:type="dxa"/>
+            <w:tcBorders>
               <w:top w:val="single" w:sz="4" w:space="0" w:color="290047"/>
               <w:left w:val="single" w:sz="4" w:space="0" w:color="290047"/>
               <w:bottom w:val="single" w:sz="4" w:space="0" w:color="290047"/>
@@ -2498,13 +2797,13 @@
                 <w:sz w:val="22"/>
                 <w:szCs w:val="22"/>
               </w:rPr>
-              <w:t>1.2.2 Ondertitels voor doven en slechthorenden (vooraf opgenomen)</w:t>
-            </w:r>
-          </w:p>
-        </w:tc>
-        <w:tc>
-          <w:tcPr>
-            <w:tcW w:w="1418" w:type="dxa"/>
+              <w:t>A</w:t>
+            </w:r>
+          </w:p>
+        </w:tc>
+        <w:tc>
+          <w:tcPr>
+            <w:tcW w:w="1842" w:type="dxa"/>
             <w:tcBorders>
               <w:top w:val="single" w:sz="4" w:space="0" w:color="290047"/>
               <w:left w:val="single" w:sz="4" w:space="0" w:color="290047"/>
@@ -2532,50 +2831,7 @@
                 <w:sz w:val="22"/>
                 <w:szCs w:val="22"/>
               </w:rPr>
-              <w:t>A</w:t>
-            </w:r>
-          </w:p>
-        </w:tc>
-        <w:tc>
-          <w:tcPr>
-            <w:tcW w:w="1842" w:type="dxa"/>
-            <w:tcBorders>
-              <w:top w:val="single" w:sz="4" w:space="0" w:color="290047"/>
-              <w:left w:val="single" w:sz="4" w:space="0" w:color="290047"/>
-              <w:bottom w:val="single" w:sz="4" w:space="0" w:color="290047"/>
-              <w:right w:val="single" w:sz="4" w:space="0" w:color="290047"/>
-            </w:tcBorders>
-            <w:shd w:val="clear" w:color="auto" w:fill="FFFFFF"/>
-            <w:tcMar>
-              <w:top w:w="225" w:type="dxa"/>
-              <w:left w:w="225" w:type="dxa"/>
-              <w:bottom w:w="225" w:type="dxa"/>
-              <w:right w:w="225" w:type="dxa"/>
-            </w:tcMar>
-            <w:hideMark/>
-          </w:tcPr>
-          <w:p>
-            <w:pPr>
-              <w:rPr>
-                <w:sz w:val="22"/>
-                <w:szCs w:val="22"/>
-              </w:rPr>
-            </w:pPr>
-            <w:proofErr w:type="gramStart"/>
-            <w:r>
-              <w:rPr>
-                <w:sz w:val="22"/>
-                <w:szCs w:val="22"/>
-              </w:rPr>
-              <w:t>niet</w:t>
-            </w:r>
-            <w:proofErr w:type="gramEnd"/>
-            <w:r>
-              <w:rPr>
-                <w:sz w:val="22"/>
-                <w:szCs w:val="22"/>
-              </w:rPr>
-              <w:t xml:space="preserve"> aanwezig</w:t>
+              <w:t>Voldoet</w:t>
             </w:r>
           </w:p>
         </w:tc>
@@ -2585,6 +2841,40 @@
           <w:tcPr>
             <w:tcW w:w="5807" w:type="dxa"/>
             <w:tcBorders>
+              <w:top w:val="single" w:sz="4" w:space="0" w:color="auto"/>
+              <w:left w:val="single" w:sz="4" w:space="0" w:color="290047"/>
+              <w:bottom w:val="single" w:sz="4" w:space="0" w:color="290047"/>
+              <w:right w:val="single" w:sz="4" w:space="0" w:color="290047"/>
+            </w:tcBorders>
+            <w:shd w:val="clear" w:color="auto" w:fill="FFFFFF"/>
+            <w:tcMar>
+              <w:top w:w="225" w:type="dxa"/>
+              <w:left w:w="225" w:type="dxa"/>
+              <w:bottom w:w="225" w:type="dxa"/>
+              <w:right w:w="225" w:type="dxa"/>
+            </w:tcMar>
+            <w:hideMark/>
+          </w:tcPr>
+          <w:p>
+            <w:pPr>
+              <w:rPr>
+                <w:sz w:val="22"/>
+                <w:szCs w:val="22"/>
+              </w:rPr>
+            </w:pPr>
+            <w:r>
+              <w:rPr>
+                <w:sz w:val="22"/>
+                <w:szCs w:val="22"/>
+              </w:rPr>
+              <w:t>1.4.3 Contrast (minimum)</w:t>
+            </w:r>
+          </w:p>
+        </w:tc>
+        <w:tc>
+          <w:tcPr>
+            <w:tcW w:w="1418" w:type="dxa"/>
+            <w:tcBorders>
               <w:top w:val="single" w:sz="4" w:space="0" w:color="290047"/>
               <w:left w:val="single" w:sz="4" w:space="0" w:color="290047"/>
               <w:bottom w:val="single" w:sz="4" w:space="0" w:color="290047"/>
@@ -2611,13 +2901,13 @@
                 <w:sz w:val="22"/>
                 <w:szCs w:val="22"/>
               </w:rPr>
-              <w:t>1.2.3 Audiodescriptie of media-alternatief (vooraf opgenomen)</w:t>
-            </w:r>
-          </w:p>
-        </w:tc>
-        <w:tc>
-          <w:tcPr>
-            <w:tcW w:w="1418" w:type="dxa"/>
+              <w:t>A</w:t>
+            </w:r>
+          </w:p>
+        </w:tc>
+        <w:tc>
+          <w:tcPr>
+            <w:tcW w:w="1842" w:type="dxa"/>
             <w:tcBorders>
               <w:top w:val="single" w:sz="4" w:space="0" w:color="290047"/>
               <w:left w:val="single" w:sz="4" w:space="0" w:color="290047"/>
@@ -2645,50 +2935,7 @@
                 <w:sz w:val="22"/>
                 <w:szCs w:val="22"/>
               </w:rPr>
-              <w:t>A</w:t>
-            </w:r>
-          </w:p>
-        </w:tc>
-        <w:tc>
-          <w:tcPr>
-            <w:tcW w:w="1842" w:type="dxa"/>
-            <w:tcBorders>
-              <w:top w:val="single" w:sz="4" w:space="0" w:color="290047"/>
-              <w:left w:val="single" w:sz="4" w:space="0" w:color="290047"/>
-              <w:bottom w:val="single" w:sz="4" w:space="0" w:color="290047"/>
-              <w:right w:val="single" w:sz="4" w:space="0" w:color="290047"/>
-            </w:tcBorders>
-            <w:shd w:val="clear" w:color="auto" w:fill="FFFFFF"/>
-            <w:tcMar>
-              <w:top w:w="225" w:type="dxa"/>
-              <w:left w:w="225" w:type="dxa"/>
-              <w:bottom w:w="225" w:type="dxa"/>
-              <w:right w:w="225" w:type="dxa"/>
-            </w:tcMar>
-            <w:hideMark/>
-          </w:tcPr>
-          <w:p>
-            <w:pPr>
-              <w:rPr>
-                <w:sz w:val="22"/>
-                <w:szCs w:val="22"/>
-              </w:rPr>
-            </w:pPr>
-            <w:proofErr w:type="gramStart"/>
-            <w:r>
-              <w:rPr>
-                <w:sz w:val="22"/>
-                <w:szCs w:val="22"/>
-              </w:rPr>
-              <w:t>niet</w:t>
-            </w:r>
-            <w:proofErr w:type="gramEnd"/>
-            <w:r>
-              <w:rPr>
-                <w:sz w:val="22"/>
-                <w:szCs w:val="22"/>
-              </w:rPr>
-              <w:t xml:space="preserve"> aanwezig</w:t>
+              <w:t>Voldoet</w:t>
             </w:r>
           </w:p>
         </w:tc>
@@ -2698,6 +2945,40 @@
           <w:tcPr>
             <w:tcW w:w="5807" w:type="dxa"/>
             <w:tcBorders>
+              <w:top w:val="single" w:sz="4" w:space="0" w:color="auto"/>
+              <w:left w:val="single" w:sz="4" w:space="0" w:color="290047"/>
+              <w:bottom w:val="single" w:sz="4" w:space="0" w:color="290047"/>
+              <w:right w:val="single" w:sz="4" w:space="0" w:color="290047"/>
+            </w:tcBorders>
+            <w:shd w:val="clear" w:color="auto" w:fill="FFFFFF"/>
+            <w:tcMar>
+              <w:top w:w="225" w:type="dxa"/>
+              <w:left w:w="225" w:type="dxa"/>
+              <w:bottom w:w="225" w:type="dxa"/>
+              <w:right w:w="225" w:type="dxa"/>
+            </w:tcMar>
+            <w:hideMark/>
+          </w:tcPr>
+          <w:p>
+            <w:pPr>
+              <w:rPr>
+                <w:sz w:val="22"/>
+                <w:szCs w:val="22"/>
+              </w:rPr>
+            </w:pPr>
+            <w:r>
+              <w:rPr>
+                <w:sz w:val="22"/>
+                <w:szCs w:val="22"/>
+              </w:rPr>
+              <w:t>1.4.5 Afbeeldingen van tekst</w:t>
+            </w:r>
+          </w:p>
+        </w:tc>
+        <w:tc>
+          <w:tcPr>
+            <w:tcW w:w="1418" w:type="dxa"/>
+            <w:tcBorders>
               <w:top w:val="single" w:sz="4" w:space="0" w:color="290047"/>
               <w:left w:val="single" w:sz="4" w:space="0" w:color="290047"/>
               <w:bottom w:val="single" w:sz="4" w:space="0" w:color="290047"/>
@@ -2724,13 +3005,13 @@
                 <w:sz w:val="22"/>
                 <w:szCs w:val="22"/>
               </w:rPr>
-              <w:t>1.2.4 Ondertitels voor doven en slechthorenden (live)</w:t>
-            </w:r>
-          </w:p>
-        </w:tc>
-        <w:tc>
-          <w:tcPr>
-            <w:tcW w:w="1418" w:type="dxa"/>
+              <w:t>A</w:t>
+            </w:r>
+          </w:p>
+        </w:tc>
+        <w:tc>
+          <w:tcPr>
+            <w:tcW w:w="1842" w:type="dxa"/>
             <w:tcBorders>
               <w:top w:val="single" w:sz="4" w:space="0" w:color="290047"/>
               <w:left w:val="single" w:sz="4" w:space="0" w:color="290047"/>
@@ -2758,50 +3039,7 @@
                 <w:sz w:val="22"/>
                 <w:szCs w:val="22"/>
               </w:rPr>
-              <w:t>AA</w:t>
-            </w:r>
-          </w:p>
-        </w:tc>
-        <w:tc>
-          <w:tcPr>
-            <w:tcW w:w="1842" w:type="dxa"/>
-            <w:tcBorders>
-              <w:top w:val="single" w:sz="4" w:space="0" w:color="290047"/>
-              <w:left w:val="single" w:sz="4" w:space="0" w:color="290047"/>
-              <w:bottom w:val="single" w:sz="4" w:space="0" w:color="290047"/>
-              <w:right w:val="single" w:sz="4" w:space="0" w:color="290047"/>
-            </w:tcBorders>
-            <w:shd w:val="clear" w:color="auto" w:fill="FFFFFF"/>
-            <w:tcMar>
-              <w:top w:w="225" w:type="dxa"/>
-              <w:left w:w="225" w:type="dxa"/>
-              <w:bottom w:w="225" w:type="dxa"/>
-              <w:right w:w="225" w:type="dxa"/>
-            </w:tcMar>
-            <w:hideMark/>
-          </w:tcPr>
-          <w:p>
-            <w:pPr>
-              <w:rPr>
-                <w:sz w:val="22"/>
-                <w:szCs w:val="22"/>
-              </w:rPr>
-            </w:pPr>
-            <w:proofErr w:type="gramStart"/>
-            <w:r>
-              <w:rPr>
-                <w:sz w:val="22"/>
-                <w:szCs w:val="22"/>
-              </w:rPr>
-              <w:t>niet</w:t>
-            </w:r>
-            <w:proofErr w:type="gramEnd"/>
-            <w:r>
-              <w:rPr>
-                <w:sz w:val="22"/>
-                <w:szCs w:val="22"/>
-              </w:rPr>
-              <w:t xml:space="preserve"> aanwezig</w:t>
+              <w:t>Voldoet</w:t>
             </w:r>
           </w:p>
         </w:tc>
@@ -2811,6 +3049,40 @@
           <w:tcPr>
             <w:tcW w:w="5807" w:type="dxa"/>
             <w:tcBorders>
+              <w:top w:val="single" w:sz="4" w:space="0" w:color="auto"/>
+              <w:left w:val="single" w:sz="4" w:space="0" w:color="290047"/>
+              <w:bottom w:val="single" w:sz="4" w:space="0" w:color="290047"/>
+              <w:right w:val="single" w:sz="4" w:space="0" w:color="290047"/>
+            </w:tcBorders>
+            <w:shd w:val="clear" w:color="auto" w:fill="FFFFFF"/>
+            <w:tcMar>
+              <w:top w:w="225" w:type="dxa"/>
+              <w:left w:w="225" w:type="dxa"/>
+              <w:bottom w:w="225" w:type="dxa"/>
+              <w:right w:w="225" w:type="dxa"/>
+            </w:tcMar>
+            <w:hideMark/>
+          </w:tcPr>
+          <w:p>
+            <w:pPr>
+              <w:rPr>
+                <w:sz w:val="22"/>
+                <w:szCs w:val="22"/>
+              </w:rPr>
+            </w:pPr>
+            <w:r>
+              <w:rPr>
+                <w:sz w:val="22"/>
+                <w:szCs w:val="22"/>
+              </w:rPr>
+              <w:t>1.4.10 Reflow</w:t>
+            </w:r>
+          </w:p>
+        </w:tc>
+        <w:tc>
+          <w:tcPr>
+            <w:tcW w:w="1418" w:type="dxa"/>
+            <w:tcBorders>
               <w:top w:val="single" w:sz="4" w:space="0" w:color="290047"/>
               <w:left w:val="single" w:sz="4" w:space="0" w:color="290047"/>
               <w:bottom w:val="single" w:sz="4" w:space="0" w:color="290047"/>
@@ -2837,13 +3109,13 @@
                 <w:sz w:val="22"/>
                 <w:szCs w:val="22"/>
               </w:rPr>
-              <w:t>1.2.5 Audiodescriptie (vooraf opgenomen)</w:t>
-            </w:r>
-          </w:p>
-        </w:tc>
-        <w:tc>
-          <w:tcPr>
-            <w:tcW w:w="1418" w:type="dxa"/>
+              <w:t>A</w:t>
+            </w:r>
+          </w:p>
+        </w:tc>
+        <w:tc>
+          <w:tcPr>
+            <w:tcW w:w="1842" w:type="dxa"/>
             <w:tcBorders>
               <w:top w:val="single" w:sz="4" w:space="0" w:color="290047"/>
               <w:left w:val="single" w:sz="4" w:space="0" w:color="290047"/>
@@ -2871,50 +3143,7 @@
                 <w:sz w:val="22"/>
                 <w:szCs w:val="22"/>
               </w:rPr>
-              <w:t>AA</w:t>
-            </w:r>
-          </w:p>
-        </w:tc>
-        <w:tc>
-          <w:tcPr>
-            <w:tcW w:w="1842" w:type="dxa"/>
-            <w:tcBorders>
-              <w:top w:val="single" w:sz="4" w:space="0" w:color="290047"/>
-              <w:left w:val="single" w:sz="4" w:space="0" w:color="290047"/>
-              <w:bottom w:val="single" w:sz="4" w:space="0" w:color="290047"/>
-              <w:right w:val="single" w:sz="4" w:space="0" w:color="290047"/>
-            </w:tcBorders>
-            <w:shd w:val="clear" w:color="auto" w:fill="FFFFFF"/>
-            <w:tcMar>
-              <w:top w:w="225" w:type="dxa"/>
-              <w:left w:w="225" w:type="dxa"/>
-              <w:bottom w:w="225" w:type="dxa"/>
-              <w:right w:w="225" w:type="dxa"/>
-            </w:tcMar>
-            <w:hideMark/>
-          </w:tcPr>
-          <w:p>
-            <w:pPr>
-              <w:rPr>
-                <w:sz w:val="22"/>
-                <w:szCs w:val="22"/>
-              </w:rPr>
-            </w:pPr>
-            <w:proofErr w:type="gramStart"/>
-            <w:r>
-              <w:rPr>
-                <w:sz w:val="22"/>
-                <w:szCs w:val="22"/>
-              </w:rPr>
-              <w:t>niet</w:t>
-            </w:r>
-            <w:proofErr w:type="gramEnd"/>
-            <w:r>
-              <w:rPr>
-                <w:sz w:val="22"/>
-                <w:szCs w:val="22"/>
-              </w:rPr>
-              <w:t xml:space="preserve"> aanwezig</w:t>
+              <w:t>Voldoet</w:t>
             </w:r>
           </w:p>
         </w:tc>
@@ -2924,6 +3153,40 @@
           <w:tcPr>
             <w:tcW w:w="5807" w:type="dxa"/>
             <w:tcBorders>
+              <w:top w:val="single" w:sz="4" w:space="0" w:color="auto"/>
+              <w:left w:val="single" w:sz="4" w:space="0" w:color="290047"/>
+              <w:bottom w:val="single" w:sz="4" w:space="0" w:color="290047"/>
+              <w:right w:val="single" w:sz="4" w:space="0" w:color="290047"/>
+            </w:tcBorders>
+            <w:shd w:val="clear" w:color="auto" w:fill="FFFFFF"/>
+            <w:tcMar>
+              <w:top w:w="225" w:type="dxa"/>
+              <w:left w:w="225" w:type="dxa"/>
+              <w:bottom w:w="225" w:type="dxa"/>
+              <w:right w:w="225" w:type="dxa"/>
+            </w:tcMar>
+            <w:hideMark/>
+          </w:tcPr>
+          <w:p>
+            <w:pPr>
+              <w:rPr>
+                <w:sz w:val="22"/>
+                <w:szCs w:val="22"/>
+              </w:rPr>
+            </w:pPr>
+            <w:r>
+              <w:rPr>
+                <w:sz w:val="22"/>
+                <w:szCs w:val="22"/>
+              </w:rPr>
+              <w:t>1.4.11 Contrast van niet-tekstuele content</w:t>
+            </w:r>
+          </w:p>
+        </w:tc>
+        <w:tc>
+          <w:tcPr>
+            <w:tcW w:w="1418" w:type="dxa"/>
+            <w:tcBorders>
               <w:top w:val="single" w:sz="4" w:space="0" w:color="290047"/>
               <w:left w:val="single" w:sz="4" w:space="0" w:color="290047"/>
               <w:bottom w:val="single" w:sz="4" w:space="0" w:color="290047"/>
@@ -2946,84 +3209,790 @@
               </w:rPr>
             </w:pPr>
             <w:r>
+              <w:rPr>
+                <w:sz w:val="22"/>
+                <w:szCs w:val="22"/>
+              </w:rPr>
+              <w:t>A</w:t>
+            </w:r>
+          </w:p>
+        </w:tc>
+        <w:tc>
+          <w:tcPr>
+            <w:tcW w:w="1842" w:type="dxa"/>
+            <w:tcBorders>
+              <w:top w:val="single" w:sz="4" w:space="0" w:color="290047"/>
+              <w:left w:val="single" w:sz="4" w:space="0" w:color="290047"/>
+              <w:bottom w:val="single" w:sz="4" w:space="0" w:color="290047"/>
+              <w:right w:val="single" w:sz="4" w:space="0" w:color="290047"/>
+            </w:tcBorders>
+            <w:shd w:val="clear" w:color="auto" w:fill="FFFFFF"/>
+            <w:tcMar>
+              <w:top w:w="225" w:type="dxa"/>
+              <w:left w:w="225" w:type="dxa"/>
+              <w:bottom w:w="225" w:type="dxa"/>
+              <w:right w:w="225" w:type="dxa"/>
+            </w:tcMar>
+            <w:hideMark/>
+          </w:tcPr>
+          <w:p>
+            <w:pPr>
+              <w:rPr>
+                <w:sz w:val="22"/>
+                <w:szCs w:val="22"/>
+              </w:rPr>
+            </w:pPr>
+            <w:r>
+              <w:rPr>
+                <w:sz w:val="22"/>
+                <w:szCs w:val="22"/>
+              </w:rPr>
+              <w:t>Voldoet</w:t>
+            </w:r>
+          </w:p>
+        </w:tc>
+      </w:tr>
+      <w:tr>
+        <w:tc>
+          <w:tcPr>
+            <w:tcW w:w="5807" w:type="dxa"/>
+            <w:tcBorders>
+              <w:top w:val="single" w:sz="4" w:space="0" w:color="auto"/>
+              <w:left w:val="single" w:sz="4" w:space="0" w:color="290047"/>
+              <w:bottom w:val="single" w:sz="4" w:space="0" w:color="290047"/>
+              <w:right w:val="single" w:sz="4" w:space="0" w:color="290047"/>
+            </w:tcBorders>
+            <w:shd w:val="clear" w:color="auto" w:fill="FFFFFF"/>
+            <w:tcMar>
+              <w:top w:w="225" w:type="dxa"/>
+              <w:left w:w="225" w:type="dxa"/>
+              <w:bottom w:w="225" w:type="dxa"/>
+              <w:right w:w="225" w:type="dxa"/>
+            </w:tcMar>
+            <w:hideMark/>
+          </w:tcPr>
+          <w:p>
+            <w:pPr>
+              <w:rPr>
+                <w:sz w:val="22"/>
+                <w:szCs w:val="22"/>
+              </w:rPr>
+            </w:pPr>
+            <w:r>
+              <w:rPr>
+                <w:sz w:val="22"/>
+                <w:szCs w:val="22"/>
+              </w:rPr>
+              <w:t>2.1.2 Geen toetsenbordval</w:t>
+            </w:r>
+          </w:p>
+        </w:tc>
+        <w:tc>
+          <w:tcPr>
+            <w:tcW w:w="1418" w:type="dxa"/>
+            <w:tcBorders>
+              <w:top w:val="single" w:sz="4" w:space="0" w:color="290047"/>
+              <w:left w:val="single" w:sz="4" w:space="0" w:color="290047"/>
+              <w:bottom w:val="single" w:sz="4" w:space="0" w:color="290047"/>
+              <w:right w:val="single" w:sz="4" w:space="0" w:color="290047"/>
+            </w:tcBorders>
+            <w:shd w:val="clear" w:color="auto" w:fill="FFFFFF"/>
+            <w:tcMar>
+              <w:top w:w="225" w:type="dxa"/>
+              <w:left w:w="225" w:type="dxa"/>
+              <w:bottom w:w="225" w:type="dxa"/>
+              <w:right w:w="225" w:type="dxa"/>
+            </w:tcMar>
+            <w:hideMark/>
+          </w:tcPr>
+          <w:p>
+            <w:pPr>
+              <w:rPr>
+                <w:sz w:val="22"/>
+                <w:szCs w:val="22"/>
+              </w:rPr>
+            </w:pPr>
+            <w:r>
+              <w:rPr>
+                <w:sz w:val="22"/>
+                <w:szCs w:val="22"/>
+              </w:rPr>
+              <w:t>A</w:t>
+            </w:r>
+          </w:p>
+        </w:tc>
+        <w:tc>
+          <w:tcPr>
+            <w:tcW w:w="1842" w:type="dxa"/>
+            <w:tcBorders>
+              <w:top w:val="single" w:sz="4" w:space="0" w:color="290047"/>
+              <w:left w:val="single" w:sz="4" w:space="0" w:color="290047"/>
+              <w:bottom w:val="single" w:sz="4" w:space="0" w:color="290047"/>
+              <w:right w:val="single" w:sz="4" w:space="0" w:color="290047"/>
+            </w:tcBorders>
+            <w:shd w:val="clear" w:color="auto" w:fill="FFFFFF"/>
+            <w:tcMar>
+              <w:top w:w="225" w:type="dxa"/>
+              <w:left w:w="225" w:type="dxa"/>
+              <w:bottom w:w="225" w:type="dxa"/>
+              <w:right w:w="225" w:type="dxa"/>
+            </w:tcMar>
+            <w:hideMark/>
+          </w:tcPr>
+          <w:p>
+            <w:pPr>
+              <w:rPr>
+                <w:sz w:val="22"/>
+                <w:szCs w:val="22"/>
+              </w:rPr>
+            </w:pPr>
+            <w:r>
+              <w:rPr>
+                <w:sz w:val="22"/>
+                <w:szCs w:val="22"/>
+              </w:rPr>
+              <w:t>Voldoet</w:t>
+            </w:r>
+          </w:p>
+        </w:tc>
+      </w:tr>
+      <w:tr>
+        <w:tc>
+          <w:tcPr>
+            <w:tcW w:w="5807" w:type="dxa"/>
+            <w:tcBorders>
+              <w:top w:val="single" w:sz="4" w:space="0" w:color="auto"/>
+              <w:left w:val="single" w:sz="4" w:space="0" w:color="290047"/>
+              <w:bottom w:val="single" w:sz="4" w:space="0" w:color="290047"/>
+              <w:right w:val="single" w:sz="4" w:space="0" w:color="290047"/>
+            </w:tcBorders>
+            <w:shd w:val="clear" w:color="auto" w:fill="FFFFFF"/>
+            <w:tcMar>
+              <w:top w:w="225" w:type="dxa"/>
+              <w:left w:w="225" w:type="dxa"/>
+              <w:bottom w:w="225" w:type="dxa"/>
+              <w:right w:w="225" w:type="dxa"/>
+            </w:tcMar>
+            <w:hideMark/>
+          </w:tcPr>
+          <w:p>
+            <w:pPr>
+              <w:rPr>
+                <w:sz w:val="22"/>
+                <w:szCs w:val="22"/>
+              </w:rPr>
+            </w:pPr>
+            <w:r>
+              <w:rPr>
+                <w:sz w:val="22"/>
+                <w:szCs w:val="22"/>
+              </w:rPr>
+              <w:t>2.1.4 Enkel teken sneltoetsen</w:t>
+            </w:r>
+          </w:p>
+        </w:tc>
+        <w:tc>
+          <w:tcPr>
+            <w:tcW w:w="1418" w:type="dxa"/>
+            <w:tcBorders>
+              <w:top w:val="single" w:sz="4" w:space="0" w:color="290047"/>
+              <w:left w:val="single" w:sz="4" w:space="0" w:color="290047"/>
+              <w:bottom w:val="single" w:sz="4" w:space="0" w:color="290047"/>
+              <w:right w:val="single" w:sz="4" w:space="0" w:color="290047"/>
+            </w:tcBorders>
+            <w:shd w:val="clear" w:color="auto" w:fill="FFFFFF"/>
+            <w:tcMar>
+              <w:top w:w="225" w:type="dxa"/>
+              <w:left w:w="225" w:type="dxa"/>
+              <w:bottom w:w="225" w:type="dxa"/>
+              <w:right w:w="225" w:type="dxa"/>
+            </w:tcMar>
+            <w:hideMark/>
+          </w:tcPr>
+          <w:p>
+            <w:pPr>
+              <w:rPr>
+                <w:sz w:val="22"/>
+                <w:szCs w:val="22"/>
+              </w:rPr>
+            </w:pPr>
+            <w:r>
+              <w:rPr>
+                <w:sz w:val="22"/>
+                <w:szCs w:val="22"/>
+              </w:rPr>
+              <w:t>A</w:t>
+            </w:r>
+          </w:p>
+        </w:tc>
+        <w:tc>
+          <w:tcPr>
+            <w:tcW w:w="1842" w:type="dxa"/>
+            <w:tcBorders>
+              <w:top w:val="single" w:sz="4" w:space="0" w:color="290047"/>
+              <w:left w:val="single" w:sz="4" w:space="0" w:color="290047"/>
+              <w:bottom w:val="single" w:sz="4" w:space="0" w:color="290047"/>
+              <w:right w:val="single" w:sz="4" w:space="0" w:color="290047"/>
+            </w:tcBorders>
+            <w:shd w:val="clear" w:color="auto" w:fill="FFFFFF"/>
+            <w:tcMar>
+              <w:top w:w="225" w:type="dxa"/>
+              <w:left w:w="225" w:type="dxa"/>
+              <w:bottom w:w="225" w:type="dxa"/>
+              <w:right w:w="225" w:type="dxa"/>
+            </w:tcMar>
+            <w:hideMark/>
+          </w:tcPr>
+          <w:p>
+            <w:pPr>
+              <w:rPr>
+                <w:sz w:val="22"/>
+                <w:szCs w:val="22"/>
+              </w:rPr>
+            </w:pPr>
+            <w:r>
+              <w:rPr>
+                <w:sz w:val="22"/>
+                <w:szCs w:val="22"/>
+              </w:rPr>
+              <w:t>Niet aanwezig</w:t>
+            </w:r>
+          </w:p>
+        </w:tc>
+      </w:tr>
+      <w:tr>
+        <w:tc>
+          <w:tcPr>
+            <w:tcW w:w="5807" w:type="dxa"/>
+            <w:tcBorders>
+              <w:top w:val="single" w:sz="4" w:space="0" w:color="auto"/>
+              <w:left w:val="single" w:sz="4" w:space="0" w:color="290047"/>
+              <w:bottom w:val="single" w:sz="4" w:space="0" w:color="290047"/>
+              <w:right w:val="single" w:sz="4" w:space="0" w:color="290047"/>
+            </w:tcBorders>
+            <w:shd w:val="clear" w:color="auto" w:fill="FFFFFF"/>
+            <w:tcMar>
+              <w:top w:w="225" w:type="dxa"/>
+              <w:left w:w="225" w:type="dxa"/>
+              <w:bottom w:w="225" w:type="dxa"/>
+              <w:right w:w="225" w:type="dxa"/>
+            </w:tcMar>
+            <w:hideMark/>
+          </w:tcPr>
+          <w:p>
+            <w:pPr>
+              <w:rPr>
+                <w:sz w:val="22"/>
+                <w:szCs w:val="22"/>
+              </w:rPr>
+            </w:pPr>
+            <w:r>
+              <w:rPr>
+                <w:sz w:val="22"/>
+                <w:szCs w:val="22"/>
+              </w:rPr>
+              <w:t>2.2.2 Pauzeren, stoppen of verbergen</w:t>
+            </w:r>
+          </w:p>
+        </w:tc>
+        <w:tc>
+          <w:tcPr>
+            <w:tcW w:w="1418" w:type="dxa"/>
+            <w:tcBorders>
+              <w:top w:val="single" w:sz="4" w:space="0" w:color="290047"/>
+              <w:left w:val="single" w:sz="4" w:space="0" w:color="290047"/>
+              <w:bottom w:val="single" w:sz="4" w:space="0" w:color="290047"/>
+              <w:right w:val="single" w:sz="4" w:space="0" w:color="290047"/>
+            </w:tcBorders>
+            <w:shd w:val="clear" w:color="auto" w:fill="FFFFFF"/>
+            <w:tcMar>
+              <w:top w:w="225" w:type="dxa"/>
+              <w:left w:w="225" w:type="dxa"/>
+              <w:bottom w:w="225" w:type="dxa"/>
+              <w:right w:w="225" w:type="dxa"/>
+            </w:tcMar>
+            <w:hideMark/>
+          </w:tcPr>
+          <w:p>
+            <w:pPr>
+              <w:rPr>
+                <w:sz w:val="22"/>
+                <w:szCs w:val="22"/>
+              </w:rPr>
+            </w:pPr>
+            <w:r>
+              <w:rPr>
+                <w:sz w:val="22"/>
+                <w:szCs w:val="22"/>
+              </w:rPr>
+              <w:t>A</w:t>
+            </w:r>
+          </w:p>
+        </w:tc>
+        <w:tc>
+          <w:tcPr>
+            <w:tcW w:w="1842" w:type="dxa"/>
+            <w:tcBorders>
+              <w:top w:val="single" w:sz="4" w:space="0" w:color="290047"/>
+              <w:left w:val="single" w:sz="4" w:space="0" w:color="290047"/>
+              <w:bottom w:val="single" w:sz="4" w:space="0" w:color="290047"/>
+              <w:right w:val="single" w:sz="4" w:space="0" w:color="290047"/>
+            </w:tcBorders>
+            <w:shd w:val="clear" w:color="auto" w:fill="FFFFFF"/>
+            <w:tcMar>
+              <w:top w:w="225" w:type="dxa"/>
+              <w:left w:w="225" w:type="dxa"/>
+              <w:bottom w:w="225" w:type="dxa"/>
+              <w:right w:w="225" w:type="dxa"/>
+            </w:tcMar>
+            <w:hideMark/>
+          </w:tcPr>
+          <w:p>
+            <w:pPr>
+              <w:rPr>
+                <w:sz w:val="22"/>
+                <w:szCs w:val="22"/>
+              </w:rPr>
+            </w:pPr>
+            <w:r>
+              <w:rPr>
+                <w:sz w:val="22"/>
+                <w:szCs w:val="22"/>
+              </w:rPr>
+              <w:t>Niet aanwezig</w:t>
+            </w:r>
+          </w:p>
+        </w:tc>
+      </w:tr>
+      <w:tr>
+        <w:tc>
+          <w:tcPr>
+            <w:tcW w:w="5807" w:type="dxa"/>
+            <w:tcBorders>
+              <w:top w:val="single" w:sz="4" w:space="0" w:color="auto"/>
+              <w:left w:val="single" w:sz="4" w:space="0" w:color="290047"/>
+              <w:bottom w:val="single" w:sz="4" w:space="0" w:color="290047"/>
+              <w:right w:val="single" w:sz="4" w:space="0" w:color="290047"/>
+            </w:tcBorders>
+            <w:shd w:val="clear" w:color="auto" w:fill="FFFFFF"/>
+            <w:tcMar>
+              <w:top w:w="225" w:type="dxa"/>
+              <w:left w:w="225" w:type="dxa"/>
+              <w:bottom w:w="225" w:type="dxa"/>
+              <w:right w:w="225" w:type="dxa"/>
+            </w:tcMar>
+            <w:hideMark/>
+          </w:tcPr>
+          <w:p>
+            <w:pPr>
+              <w:rPr>
+                <w:sz w:val="22"/>
+                <w:szCs w:val="22"/>
+              </w:rPr>
+            </w:pPr>
+            <w:r>
+              <w:rPr>
+                <w:sz w:val="22"/>
+                <w:szCs w:val="22"/>
+              </w:rPr>
+              <w:t>2.3.1 Drie flitsen of beneden drempelwaarde</w:t>
+            </w:r>
+          </w:p>
+        </w:tc>
+        <w:tc>
+          <w:tcPr>
+            <w:tcW w:w="1418" w:type="dxa"/>
+            <w:tcBorders>
+              <w:top w:val="single" w:sz="4" w:space="0" w:color="290047"/>
+              <w:left w:val="single" w:sz="4" w:space="0" w:color="290047"/>
+              <w:bottom w:val="single" w:sz="4" w:space="0" w:color="290047"/>
+              <w:right w:val="single" w:sz="4" w:space="0" w:color="290047"/>
+            </w:tcBorders>
+            <w:shd w:val="clear" w:color="auto" w:fill="FFFFFF"/>
+            <w:tcMar>
+              <w:top w:w="225" w:type="dxa"/>
+              <w:left w:w="225" w:type="dxa"/>
+              <w:bottom w:w="225" w:type="dxa"/>
+              <w:right w:w="225" w:type="dxa"/>
+            </w:tcMar>
+            <w:hideMark/>
+          </w:tcPr>
+          <w:p>
+            <w:pPr>
+              <w:rPr>
+                <w:sz w:val="22"/>
+                <w:szCs w:val="22"/>
+              </w:rPr>
+            </w:pPr>
+            <w:r>
+              <w:rPr>
+                <w:sz w:val="22"/>
+                <w:szCs w:val="22"/>
+              </w:rPr>
+              <w:t>A</w:t>
+            </w:r>
+          </w:p>
+        </w:tc>
+        <w:tc>
+          <w:tcPr>
+            <w:tcW w:w="1842" w:type="dxa"/>
+            <w:tcBorders>
+              <w:top w:val="single" w:sz="4" w:space="0" w:color="290047"/>
+              <w:left w:val="single" w:sz="4" w:space="0" w:color="290047"/>
+              <w:bottom w:val="single" w:sz="4" w:space="0" w:color="290047"/>
+              <w:right w:val="single" w:sz="4" w:space="0" w:color="290047"/>
+            </w:tcBorders>
+            <w:shd w:val="clear" w:color="auto" w:fill="FFFFFF"/>
+            <w:tcMar>
+              <w:top w:w="225" w:type="dxa"/>
+              <w:left w:w="225" w:type="dxa"/>
+              <w:bottom w:w="225" w:type="dxa"/>
+              <w:right w:w="225" w:type="dxa"/>
+            </w:tcMar>
+            <w:hideMark/>
+          </w:tcPr>
+          <w:p>
+            <w:pPr>
+              <w:rPr>
+                <w:sz w:val="22"/>
+                <w:szCs w:val="22"/>
+              </w:rPr>
+            </w:pPr>
+            <w:r>
+              <w:rPr>
+                <w:sz w:val="22"/>
+                <w:szCs w:val="22"/>
+              </w:rPr>
+              <w:t>Voldoet</w:t>
+            </w:r>
+          </w:p>
+        </w:tc>
+      </w:tr>
+      <w:tr>
+        <w:tc>
+          <w:tcPr>
+            <w:tcW w:w="5807" w:type="dxa"/>
+            <w:tcBorders>
+              <w:top w:val="single" w:sz="4" w:space="0" w:color="auto"/>
+              <w:left w:val="single" w:sz="4" w:space="0" w:color="290047"/>
+              <w:bottom w:val="single" w:sz="4" w:space="0" w:color="290047"/>
+              <w:right w:val="single" w:sz="4" w:space="0" w:color="290047"/>
+            </w:tcBorders>
+            <w:shd w:val="clear" w:color="auto" w:fill="FFFFFF"/>
+            <w:tcMar>
+              <w:top w:w="225" w:type="dxa"/>
+              <w:left w:w="225" w:type="dxa"/>
+              <w:bottom w:w="225" w:type="dxa"/>
+              <w:right w:w="225" w:type="dxa"/>
+            </w:tcMar>
+            <w:hideMark/>
+          </w:tcPr>
+          <w:p>
+            <w:pPr>
+              <w:rPr>
+                <w:sz w:val="22"/>
+                <w:szCs w:val="22"/>
+              </w:rPr>
+            </w:pPr>
+            <w:r>
+              <w:rPr>
+                <w:sz w:val="22"/>
+                <w:szCs w:val="22"/>
+              </w:rPr>
+              <w:t>2.4.2 Paginatitel</w:t>
+            </w:r>
+          </w:p>
+        </w:tc>
+        <w:tc>
+          <w:tcPr>
+            <w:tcW w:w="1418" w:type="dxa"/>
+            <w:tcBorders>
+              <w:top w:val="single" w:sz="4" w:space="0" w:color="290047"/>
+              <w:left w:val="single" w:sz="4" w:space="0" w:color="290047"/>
+              <w:bottom w:val="single" w:sz="4" w:space="0" w:color="290047"/>
+              <w:right w:val="single" w:sz="4" w:space="0" w:color="290047"/>
+            </w:tcBorders>
+            <w:shd w:val="clear" w:color="auto" w:fill="FFFFFF"/>
+            <w:tcMar>
+              <w:top w:w="225" w:type="dxa"/>
+              <w:left w:w="225" w:type="dxa"/>
+              <w:bottom w:w="225" w:type="dxa"/>
+              <w:right w:w="225" w:type="dxa"/>
+            </w:tcMar>
+            <w:hideMark/>
+          </w:tcPr>
+          <w:p>
+            <w:pPr>
+              <w:rPr>
+                <w:sz w:val="22"/>
+                <w:szCs w:val="22"/>
+              </w:rPr>
+            </w:pPr>
+            <w:r>
+              <w:rPr>
+                <w:sz w:val="22"/>
+                <w:szCs w:val="22"/>
+              </w:rPr>
+              <w:t>A</w:t>
+            </w:r>
+          </w:p>
+        </w:tc>
+        <w:tc>
+          <w:tcPr>
+            <w:tcW w:w="1842" w:type="dxa"/>
+            <w:tcBorders>
+              <w:top w:val="single" w:sz="4" w:space="0" w:color="290047"/>
+              <w:left w:val="single" w:sz="4" w:space="0" w:color="290047"/>
+              <w:bottom w:val="single" w:sz="4" w:space="0" w:color="290047"/>
+              <w:right w:val="single" w:sz="4" w:space="0" w:color="290047"/>
+            </w:tcBorders>
+            <w:shd w:val="clear" w:color="auto" w:fill="FFFFFF"/>
+            <w:tcMar>
+              <w:top w:w="225" w:type="dxa"/>
+              <w:left w:w="225" w:type="dxa"/>
+              <w:bottom w:w="225" w:type="dxa"/>
+              <w:right w:w="225" w:type="dxa"/>
+            </w:tcMar>
+            <w:hideMark/>
+          </w:tcPr>
+          <w:p>
+            <w:pPr>
+              <w:rPr>
+                <w:sz w:val="22"/>
+                <w:szCs w:val="22"/>
+              </w:rPr>
+            </w:pPr>
+            <w:r>
+              <w:rPr>
+                <w:sz w:val="22"/>
+                <w:szCs w:val="22"/>
+              </w:rPr>
+              <w:t>Voldoet</w:t>
+            </w:r>
+          </w:p>
+        </w:tc>
+      </w:tr>
+      <w:tr>
+        <w:tc>
+          <w:tcPr>
+            <w:tcW w:w="5807" w:type="dxa"/>
+            <w:tcBorders>
+              <w:top w:val="single" w:sz="4" w:space="0" w:color="auto"/>
+              <w:left w:val="single" w:sz="4" w:space="0" w:color="290047"/>
+              <w:bottom w:val="single" w:sz="4" w:space="0" w:color="290047"/>
+              <w:right w:val="single" w:sz="4" w:space="0" w:color="290047"/>
+            </w:tcBorders>
+            <w:shd w:val="clear" w:color="auto" w:fill="FFFFFF"/>
+            <w:tcMar>
+              <w:top w:w="225" w:type="dxa"/>
+              <w:left w:w="225" w:type="dxa"/>
+              <w:bottom w:w="225" w:type="dxa"/>
+              <w:right w:w="225" w:type="dxa"/>
+            </w:tcMar>
+            <w:hideMark/>
+          </w:tcPr>
+          <w:p>
+            <w:pPr>
+              <w:rPr>
+                <w:sz w:val="22"/>
+                <w:szCs w:val="22"/>
+              </w:rPr>
+            </w:pPr>
+            <w:r>
+              <w:rPr>
+                <w:sz w:val="22"/>
+                <w:szCs w:val="22"/>
+              </w:rPr>
+              <w:t>2.4.4 Linkdoel (in context)</w:t>
+            </w:r>
+          </w:p>
+        </w:tc>
+        <w:tc>
+          <w:tcPr>
+            <w:tcW w:w="1418" w:type="dxa"/>
+            <w:tcBorders>
+              <w:top w:val="single" w:sz="4" w:space="0" w:color="290047"/>
+              <w:left w:val="single" w:sz="4" w:space="0" w:color="290047"/>
+              <w:bottom w:val="single" w:sz="4" w:space="0" w:color="290047"/>
+              <w:right w:val="single" w:sz="4" w:space="0" w:color="290047"/>
+            </w:tcBorders>
+            <w:shd w:val="clear" w:color="auto" w:fill="FFFFFF"/>
+            <w:tcMar>
+              <w:top w:w="225" w:type="dxa"/>
+              <w:left w:w="225" w:type="dxa"/>
+              <w:bottom w:w="225" w:type="dxa"/>
+              <w:right w:w="225" w:type="dxa"/>
+            </w:tcMar>
+            <w:hideMark/>
+          </w:tcPr>
+          <w:p>
+            <w:pPr>
+              <w:rPr>
+                <w:sz w:val="22"/>
+                <w:szCs w:val="22"/>
+              </w:rPr>
+            </w:pPr>
+            <w:r>
+              <w:rPr>
+                <w:sz w:val="22"/>
+                <w:szCs w:val="22"/>
+              </w:rPr>
+              <w:t>A</w:t>
+            </w:r>
+          </w:p>
+        </w:tc>
+        <w:tc>
+          <w:tcPr>
+            <w:tcW w:w="1842" w:type="dxa"/>
+            <w:tcBorders>
+              <w:top w:val="single" w:sz="4" w:space="0" w:color="290047"/>
+              <w:left w:val="single" w:sz="4" w:space="0" w:color="290047"/>
+              <w:bottom w:val="single" w:sz="4" w:space="0" w:color="290047"/>
+              <w:right w:val="single" w:sz="4" w:space="0" w:color="290047"/>
+            </w:tcBorders>
+            <w:shd w:val="clear" w:color="auto" w:fill="FFFFFF"/>
+            <w:tcMar>
+              <w:top w:w="225" w:type="dxa"/>
+              <w:left w:w="225" w:type="dxa"/>
+              <w:bottom w:w="225" w:type="dxa"/>
+              <w:right w:w="225" w:type="dxa"/>
+            </w:tcMar>
+            <w:hideMark/>
+          </w:tcPr>
+          <w:p>
+            <w:pPr>
+              <w:rPr>
+                <w:sz w:val="22"/>
+                <w:szCs w:val="22"/>
+              </w:rPr>
+            </w:pPr>
+            <w:r>
+              <w:rPr>
+                <w:sz w:val="22"/>
+                <w:szCs w:val="22"/>
+              </w:rPr>
+              <w:t>Voldoet</w:t>
+            </w:r>
+          </w:p>
+        </w:tc>
+      </w:tr>
+      <w:tr>
+        <w:tc>
+          <w:tcPr>
+            <w:tcW w:w="5807" w:type="dxa"/>
+            <w:tcBorders>
+              <w:top w:val="single" w:sz="4" w:space="0" w:color="auto"/>
+              <w:left w:val="single" w:sz="4" w:space="0" w:color="290047"/>
+              <w:bottom w:val="single" w:sz="4" w:space="0" w:color="290047"/>
+              <w:right w:val="single" w:sz="4" w:space="0" w:color="290047"/>
+            </w:tcBorders>
+            <w:shd w:val="clear" w:color="auto" w:fill="FFFFFF"/>
+            <w:tcMar>
+              <w:top w:w="225" w:type="dxa"/>
+              <w:left w:w="225" w:type="dxa"/>
+              <w:bottom w:w="225" w:type="dxa"/>
+              <w:right w:w="225" w:type="dxa"/>
+            </w:tcMar>
+            <w:hideMark/>
+          </w:tcPr>
+          <w:p>
+            <w:pPr>
               <w:rPr>
                 <w:b/>
                 <w:bCs/>
                 <w:sz w:val="22"/>
                 <w:szCs w:val="22"/>
               </w:rPr>
-              <w:t>1.3.1 Info en relaties</w:t>
-            </w:r>
-          </w:p>
-        </w:tc>
-        <w:tc>
-          <w:tcPr>
-            <w:tcW w:w="1418" w:type="dxa"/>
-            <w:tcBorders>
-              <w:top w:val="single" w:sz="4" w:space="0" w:color="290047"/>
-              <w:left w:val="single" w:sz="4" w:space="0" w:color="290047"/>
-              <w:bottom w:val="single" w:sz="4" w:space="0" w:color="290047"/>
-              <w:right w:val="single" w:sz="4" w:space="0" w:color="290047"/>
-            </w:tcBorders>
-            <w:shd w:val="clear" w:color="auto" w:fill="FFFFFF"/>
-            <w:tcMar>
-              <w:top w:w="225" w:type="dxa"/>
-              <w:left w:w="225" w:type="dxa"/>
-              <w:bottom w:w="225" w:type="dxa"/>
-              <w:right w:w="225" w:type="dxa"/>
-            </w:tcMar>
-            <w:hideMark/>
-          </w:tcPr>
-          <w:p>
-            <w:pPr>
-              <w:rPr>
-                <w:sz w:val="22"/>
-                <w:szCs w:val="22"/>
-              </w:rPr>
             </w:pPr>
             <w:r>
               <w:rPr>
                 <w:b/>
                 <w:bCs/>
-                <w:sz w:val="22"/>
-                <w:szCs w:val="22"/>
-              </w:rPr>
-              <w:t>A</w:t>
-            </w:r>
-          </w:p>
-        </w:tc>
-        <w:tc>
-          <w:tcPr>
-            <w:tcW w:w="1842" w:type="dxa"/>
-            <w:tcBorders>
-              <w:top w:val="single" w:sz="4" w:space="0" w:color="290047"/>
-              <w:left w:val="single" w:sz="4" w:space="0" w:color="290047"/>
-              <w:bottom w:val="single" w:sz="4" w:space="0" w:color="290047"/>
-              <w:right w:val="single" w:sz="4" w:space="0" w:color="290047"/>
-            </w:tcBorders>
-            <w:shd w:val="clear" w:color="auto" w:fill="FFFFFF"/>
-            <w:tcMar>
-              <w:top w:w="225" w:type="dxa"/>
-              <w:left w:w="225" w:type="dxa"/>
-              <w:bottom w:w="225" w:type="dxa"/>
-              <w:right w:w="225" w:type="dxa"/>
-            </w:tcMar>
-            <w:hideMark/>
-          </w:tcPr>
-          <w:p>
-            <w:pPr>
-              <w:rPr>
-                <w:sz w:val="22"/>
-                <w:szCs w:val="22"/>
-              </w:rPr>
-            </w:pPr>
-            <w:r>
-              <w:rPr>
                 <w:b/>
                 <w:bCs/>
                 <w:sz w:val="22"/>
                 <w:szCs w:val="22"/>
               </w:rPr>
+              <w:t>2.4.6 Koppen en labels</w:t>
+            </w:r>
+          </w:p>
+        </w:tc>
+        <w:tc>
+          <w:tcPr>
+            <w:tcW w:w="1418" w:type="dxa"/>
+            <w:tcBorders>
+              <w:top w:val="single" w:sz="4" w:space="0" w:color="290047"/>
+              <w:left w:val="single" w:sz="4" w:space="0" w:color="290047"/>
+              <w:bottom w:val="single" w:sz="4" w:space="0" w:color="290047"/>
+              <w:right w:val="single" w:sz="4" w:space="0" w:color="290047"/>
+            </w:tcBorders>
+            <w:shd w:val="clear" w:color="auto" w:fill="FFFFFF"/>
+            <w:tcMar>
+              <w:top w:w="225" w:type="dxa"/>
+              <w:left w:w="225" w:type="dxa"/>
+              <w:bottom w:w="225" w:type="dxa"/>
+              <w:right w:w="225" w:type="dxa"/>
+            </w:tcMar>
+            <w:hideMark/>
+          </w:tcPr>
+          <w:p>
+            <w:pPr>
+              <w:rPr>
+                <w:b/>
+                <w:bCs/>
+                <w:sz w:val="22"/>
+                <w:szCs w:val="22"/>
+              </w:rPr>
+            </w:pPr>
+            <w:r>
+              <w:rPr>
+                <w:b/>
+                <w:bCs/>
+                <w:b/>
+                <w:bCs/>
+                <w:sz w:val="22"/>
+                <w:szCs w:val="22"/>
+              </w:rPr>
+              <w:t>A</w:t>
+            </w:r>
+          </w:p>
+        </w:tc>
+        <w:tc>
+          <w:tcPr>
+            <w:tcW w:w="1842" w:type="dxa"/>
+            <w:tcBorders>
+              <w:top w:val="single" w:sz="4" w:space="0" w:color="290047"/>
+              <w:left w:val="single" w:sz="4" w:space="0" w:color="290047"/>
+              <w:bottom w:val="single" w:sz="4" w:space="0" w:color="290047"/>
+              <w:right w:val="single" w:sz="4" w:space="0" w:color="290047"/>
+            </w:tcBorders>
+            <w:shd w:val="clear" w:color="auto" w:fill="FFFFFF"/>
+            <w:tcMar>
+              <w:top w:w="225" w:type="dxa"/>
+              <w:left w:w="225" w:type="dxa"/>
+              <w:bottom w:w="225" w:type="dxa"/>
+              <w:right w:w="225" w:type="dxa"/>
+            </w:tcMar>
+            <w:hideMark/>
+          </w:tcPr>
+          <w:p>
+            <w:pPr>
+              <w:rPr>
+                <w:b/>
+                <w:bCs/>
+                <w:sz w:val="22"/>
+                <w:szCs w:val="22"/>
+              </w:rPr>
+            </w:pPr>
+            <w:r>
+              <w:rPr>
+                <w:b/>
+                <w:bCs/>
+                <w:b/>
+                <w:bCs/>
+                <w:sz w:val="22"/>
+                <w:szCs w:val="22"/>
+              </w:rPr>
               <w:t>Voldoet niet</w:t>
             </w:r>
           </w:p>
@@ -3034,33 +4003,33 @@
           <w:tcPr>
             <w:tcW w:w="5807" w:type="dxa"/>
             <w:tcBorders>
-              <w:top w:val="single" w:sz="4" w:space="0" w:color="290047"/>
-              <w:left w:val="single" w:sz="4" w:space="0" w:color="290047"/>
-              <w:bottom w:val="single" w:sz="4" w:space="0" w:color="290047"/>
-              <w:right w:val="single" w:sz="4" w:space="0" w:color="290047"/>
-            </w:tcBorders>
-            <w:shd w:val="clear" w:color="auto" w:fill="FFFFFF"/>
-            <w:tcMar>
-              <w:top w:w="225" w:type="dxa"/>
-              <w:left w:w="225" w:type="dxa"/>
-              <w:bottom w:w="225" w:type="dxa"/>
-              <w:right w:w="225" w:type="dxa"/>
-            </w:tcMar>
-            <w:hideMark/>
-          </w:tcPr>
-          <w:p>
-            <w:pPr>
-              <w:rPr>
-                <w:sz w:val="22"/>
-                <w:szCs w:val="22"/>
-              </w:rPr>
-            </w:pPr>
-            <w:r>
-              <w:rPr>
-                <w:sz w:val="22"/>
-                <w:szCs w:val="22"/>
-              </w:rPr>
-              <w:t>1.3.2 Betekenisvolle volgorde</w:t>
+              <w:top w:val="single" w:sz="4" w:space="0" w:color="auto"/>
+              <w:left w:val="single" w:sz="4" w:space="0" w:color="290047"/>
+              <w:bottom w:val="single" w:sz="4" w:space="0" w:color="290047"/>
+              <w:right w:val="single" w:sz="4" w:space="0" w:color="290047"/>
+            </w:tcBorders>
+            <w:shd w:val="clear" w:color="auto" w:fill="FFFFFF"/>
+            <w:tcMar>
+              <w:top w:w="225" w:type="dxa"/>
+              <w:left w:w="225" w:type="dxa"/>
+              <w:bottom w:w="225" w:type="dxa"/>
+              <w:right w:w="225" w:type="dxa"/>
+            </w:tcMar>
+            <w:hideMark/>
+          </w:tcPr>
+          <w:p>
+            <w:pPr>
+              <w:rPr>
+                <w:sz w:val="22"/>
+                <w:szCs w:val="22"/>
+              </w:rPr>
+            </w:pPr>
+            <w:r>
+              <w:rPr>
+                <w:sz w:val="22"/>
+                <w:szCs w:val="22"/>
+              </w:rPr>
+              <w:t>2.5.3 Label in naam</w:t>
             </w:r>
           </w:p>
         </w:tc>
@@ -3138,33 +4107,33 @@
           <w:tcPr>
             <w:tcW w:w="5807" w:type="dxa"/>
             <w:tcBorders>
-              <w:top w:val="single" w:sz="4" w:space="0" w:color="290047"/>
-              <w:left w:val="single" w:sz="4" w:space="0" w:color="290047"/>
-              <w:bottom w:val="single" w:sz="4" w:space="0" w:color="290047"/>
-              <w:right w:val="single" w:sz="4" w:space="0" w:color="290047"/>
-            </w:tcBorders>
-            <w:shd w:val="clear" w:color="auto" w:fill="FFFFFF"/>
-            <w:tcMar>
-              <w:top w:w="225" w:type="dxa"/>
-              <w:left w:w="225" w:type="dxa"/>
-              <w:bottom w:w="225" w:type="dxa"/>
-              <w:right w:w="225" w:type="dxa"/>
-            </w:tcMar>
-            <w:hideMark/>
-          </w:tcPr>
-          <w:p>
-            <w:pPr>
-              <w:rPr>
-                <w:sz w:val="22"/>
-                <w:szCs w:val="22"/>
-              </w:rPr>
-            </w:pPr>
-            <w:r>
-              <w:rPr>
-                <w:sz w:val="22"/>
-                <w:szCs w:val="22"/>
-              </w:rPr>
-              <w:t>1.3.3 Zintuiglijke eigenschappen</w:t>
+              <w:top w:val="single" w:sz="4" w:space="0" w:color="auto"/>
+              <w:left w:val="single" w:sz="4" w:space="0" w:color="290047"/>
+              <w:bottom w:val="single" w:sz="4" w:space="0" w:color="290047"/>
+              <w:right w:val="single" w:sz="4" w:space="0" w:color="290047"/>
+            </w:tcBorders>
+            <w:shd w:val="clear" w:color="auto" w:fill="FFFFFF"/>
+            <w:tcMar>
+              <w:top w:w="225" w:type="dxa"/>
+              <w:left w:w="225" w:type="dxa"/>
+              <w:bottom w:w="225" w:type="dxa"/>
+              <w:right w:w="225" w:type="dxa"/>
+            </w:tcMar>
+            <w:hideMark/>
+          </w:tcPr>
+          <w:p>
+            <w:pPr>
+              <w:rPr>
+                <w:sz w:val="22"/>
+                <w:szCs w:val="22"/>
+              </w:rPr>
+            </w:pPr>
+            <w:r>
+              <w:rPr>
+                <w:sz w:val="22"/>
+                <w:szCs w:val="22"/>
+              </w:rPr>
+              <w:t>2.5.8 Grootte van het aanwijsgebied (minimum)</w:t>
             </w:r>
           </w:p>
         </w:tc>
@@ -3242,6 +4211,40 @@
           <w:tcPr>
             <w:tcW w:w="5807" w:type="dxa"/>
             <w:tcBorders>
+              <w:top w:val="single" w:sz="4" w:space="0" w:color="auto"/>
+              <w:left w:val="single" w:sz="4" w:space="0" w:color="290047"/>
+              <w:bottom w:val="single" w:sz="4" w:space="0" w:color="290047"/>
+              <w:right w:val="single" w:sz="4" w:space="0" w:color="290047"/>
+            </w:tcBorders>
+            <w:shd w:val="clear" w:color="auto" w:fill="FFFFFF"/>
+            <w:tcMar>
+              <w:top w:w="225" w:type="dxa"/>
+              <w:left w:w="225" w:type="dxa"/>
+              <w:bottom w:w="225" w:type="dxa"/>
+              <w:right w:w="225" w:type="dxa"/>
+            </w:tcMar>
+            <w:hideMark/>
+          </w:tcPr>
+          <w:p>
+            <w:pPr>
+              <w:rPr>
+                <w:sz w:val="22"/>
+                <w:szCs w:val="22"/>
+              </w:rPr>
+            </w:pPr>
+            <w:r>
+              <w:rPr>
+                <w:sz w:val="22"/>
+                <w:szCs w:val="22"/>
+              </w:rPr>
+              <w:t>3.1.1 Taal van de pagina</w:t>
+            </w:r>
+          </w:p>
+        </w:tc>
+        <w:tc>
+          <w:tcPr>
+            <w:tcW w:w="1418" w:type="dxa"/>
+            <w:tcBorders>
               <w:top w:val="single" w:sz="4" w:space="0" w:color="290047"/>
               <w:left w:val="single" w:sz="4" w:space="0" w:color="290047"/>
               <w:bottom w:val="single" w:sz="4" w:space="0" w:color="290047"/>
@@ -3268,13 +4271,13 @@
                 <w:sz w:val="22"/>
                 <w:szCs w:val="22"/>
               </w:rPr>
-              <w:t>1.3.5 Identificeer het doel van de invoer</w:t>
-            </w:r>
-          </w:p>
-        </w:tc>
-        <w:tc>
-          <w:tcPr>
-            <w:tcW w:w="1418" w:type="dxa"/>
+              <w:t>A</w:t>
+            </w:r>
+          </w:p>
+        </w:tc>
+        <w:tc>
+          <w:tcPr>
+            <w:tcW w:w="1842" w:type="dxa"/>
             <w:tcBorders>
               <w:top w:val="single" w:sz="4" w:space="0" w:color="290047"/>
               <w:left w:val="single" w:sz="4" w:space="0" w:color="290047"/>
@@ -3302,50 +4305,7 @@
                 <w:sz w:val="22"/>
                 <w:szCs w:val="22"/>
               </w:rPr>
-              <w:t>AA</w:t>
-            </w:r>
-          </w:p>
-        </w:tc>
-        <w:tc>
-          <w:tcPr>
-            <w:tcW w:w="1842" w:type="dxa"/>
-            <w:tcBorders>
-              <w:top w:val="single" w:sz="4" w:space="0" w:color="290047"/>
-              <w:left w:val="single" w:sz="4" w:space="0" w:color="290047"/>
-              <w:bottom w:val="single" w:sz="4" w:space="0" w:color="290047"/>
-              <w:right w:val="single" w:sz="4" w:space="0" w:color="290047"/>
-            </w:tcBorders>
-            <w:shd w:val="clear" w:color="auto" w:fill="FFFFFF"/>
-            <w:tcMar>
-              <w:top w:w="225" w:type="dxa"/>
-              <w:left w:w="225" w:type="dxa"/>
-              <w:bottom w:w="225" w:type="dxa"/>
-              <w:right w:w="225" w:type="dxa"/>
-            </w:tcMar>
-            <w:hideMark/>
-          </w:tcPr>
-          <w:p>
-            <w:pPr>
-              <w:rPr>
-                <w:sz w:val="22"/>
-                <w:szCs w:val="22"/>
-              </w:rPr>
-            </w:pPr>
-            <w:proofErr w:type="gramStart"/>
-            <w:r>
-              <w:rPr>
-                <w:sz w:val="22"/>
-                <w:szCs w:val="22"/>
-              </w:rPr>
-              <w:t>niet</w:t>
-            </w:r>
-            <w:proofErr w:type="gramEnd"/>
-            <w:r>
-              <w:rPr>
-                <w:sz w:val="22"/>
-                <w:szCs w:val="22"/>
-              </w:rPr>
-              <w:t xml:space="preserve"> aanwezig</w:t>
+              <w:t>Voldoet</w:t>
             </w:r>
           </w:p>
         </w:tc>
@@ -3355,6 +4315,40 @@
           <w:tcPr>
             <w:tcW w:w="5807" w:type="dxa"/>
             <w:tcBorders>
+              <w:top w:val="single" w:sz="4" w:space="0" w:color="auto"/>
+              <w:left w:val="single" w:sz="4" w:space="0" w:color="290047"/>
+              <w:bottom w:val="single" w:sz="4" w:space="0" w:color="290047"/>
+              <w:right w:val="single" w:sz="4" w:space="0" w:color="290047"/>
+            </w:tcBorders>
+            <w:shd w:val="clear" w:color="auto" w:fill="FFFFFF"/>
+            <w:tcMar>
+              <w:top w:w="225" w:type="dxa"/>
+              <w:left w:w="225" w:type="dxa"/>
+              <w:bottom w:w="225" w:type="dxa"/>
+              <w:right w:w="225" w:type="dxa"/>
+            </w:tcMar>
+            <w:hideMark/>
+          </w:tcPr>
+          <w:p>
+            <w:pPr>
+              <w:rPr>
+                <w:sz w:val="22"/>
+                <w:szCs w:val="22"/>
+              </w:rPr>
+            </w:pPr>
+            <w:r>
+              <w:rPr>
+                <w:sz w:val="22"/>
+                <w:szCs w:val="22"/>
+              </w:rPr>
+              <w:t>3.1.2 Taal van onderdelen</w:t>
+            </w:r>
+          </w:p>
+        </w:tc>
+        <w:tc>
+          <w:tcPr>
+            <w:tcW w:w="1418" w:type="dxa"/>
+            <w:tcBorders>
               <w:top w:val="single" w:sz="4" w:space="0" w:color="290047"/>
               <w:left w:val="single" w:sz="4" w:space="0" w:color="290047"/>
               <w:bottom w:val="single" w:sz="4" w:space="0" w:color="290047"/>
@@ -3377,84 +4371,270 @@
               </w:rPr>
             </w:pPr>
             <w:r>
+              <w:rPr>
+                <w:sz w:val="22"/>
+                <w:szCs w:val="22"/>
+              </w:rPr>
+              <w:t>A</w:t>
+            </w:r>
+          </w:p>
+        </w:tc>
+        <w:tc>
+          <w:tcPr>
+            <w:tcW w:w="1842" w:type="dxa"/>
+            <w:tcBorders>
+              <w:top w:val="single" w:sz="4" w:space="0" w:color="290047"/>
+              <w:left w:val="single" w:sz="4" w:space="0" w:color="290047"/>
+              <w:bottom w:val="single" w:sz="4" w:space="0" w:color="290047"/>
+              <w:right w:val="single" w:sz="4" w:space="0" w:color="290047"/>
+            </w:tcBorders>
+            <w:shd w:val="clear" w:color="auto" w:fill="FFFFFF"/>
+            <w:tcMar>
+              <w:top w:w="225" w:type="dxa"/>
+              <w:left w:w="225" w:type="dxa"/>
+              <w:bottom w:w="225" w:type="dxa"/>
+              <w:right w:w="225" w:type="dxa"/>
+            </w:tcMar>
+            <w:hideMark/>
+          </w:tcPr>
+          <w:p>
+            <w:pPr>
+              <w:rPr>
+                <w:sz w:val="22"/>
+                <w:szCs w:val="22"/>
+              </w:rPr>
+            </w:pPr>
+            <w:r>
+              <w:rPr>
+                <w:sz w:val="22"/>
+                <w:szCs w:val="22"/>
+              </w:rPr>
+              <w:t>Voldoet</w:t>
+            </w:r>
+          </w:p>
+        </w:tc>
+      </w:tr>
+      <w:tr>
+        <w:tc>
+          <w:tcPr>
+            <w:tcW w:w="5807" w:type="dxa"/>
+            <w:tcBorders>
+              <w:top w:val="single" w:sz="4" w:space="0" w:color="auto"/>
+              <w:left w:val="single" w:sz="4" w:space="0" w:color="290047"/>
+              <w:bottom w:val="single" w:sz="4" w:space="0" w:color="290047"/>
+              <w:right w:val="single" w:sz="4" w:space="0" w:color="290047"/>
+            </w:tcBorders>
+            <w:shd w:val="clear" w:color="auto" w:fill="FFFFFF"/>
+            <w:tcMar>
+              <w:top w:w="225" w:type="dxa"/>
+              <w:left w:w="225" w:type="dxa"/>
+              <w:bottom w:w="225" w:type="dxa"/>
+              <w:right w:w="225" w:type="dxa"/>
+            </w:tcMar>
+            <w:hideMark/>
+          </w:tcPr>
+          <w:p>
+            <w:pPr>
+              <w:rPr>
+                <w:sz w:val="22"/>
+                <w:szCs w:val="22"/>
+              </w:rPr>
+            </w:pPr>
+            <w:r>
+              <w:rPr>
+                <w:sz w:val="22"/>
+                <w:szCs w:val="22"/>
+              </w:rPr>
+              <w:t>3.2.4 Consistente identificatie</w:t>
+            </w:r>
+          </w:p>
+        </w:tc>
+        <w:tc>
+          <w:tcPr>
+            <w:tcW w:w="1418" w:type="dxa"/>
+            <w:tcBorders>
+              <w:top w:val="single" w:sz="4" w:space="0" w:color="290047"/>
+              <w:left w:val="single" w:sz="4" w:space="0" w:color="290047"/>
+              <w:bottom w:val="single" w:sz="4" w:space="0" w:color="290047"/>
+              <w:right w:val="single" w:sz="4" w:space="0" w:color="290047"/>
+            </w:tcBorders>
+            <w:shd w:val="clear" w:color="auto" w:fill="FFFFFF"/>
+            <w:tcMar>
+              <w:top w:w="225" w:type="dxa"/>
+              <w:left w:w="225" w:type="dxa"/>
+              <w:bottom w:w="225" w:type="dxa"/>
+              <w:right w:w="225" w:type="dxa"/>
+            </w:tcMar>
+            <w:hideMark/>
+          </w:tcPr>
+          <w:p>
+            <w:pPr>
+              <w:rPr>
+                <w:sz w:val="22"/>
+                <w:szCs w:val="22"/>
+              </w:rPr>
+            </w:pPr>
+            <w:r>
+              <w:rPr>
+                <w:sz w:val="22"/>
+                <w:szCs w:val="22"/>
+              </w:rPr>
+              <w:t>A</w:t>
+            </w:r>
+          </w:p>
+        </w:tc>
+        <w:tc>
+          <w:tcPr>
+            <w:tcW w:w="1842" w:type="dxa"/>
+            <w:tcBorders>
+              <w:top w:val="single" w:sz="4" w:space="0" w:color="290047"/>
+              <w:left w:val="single" w:sz="4" w:space="0" w:color="290047"/>
+              <w:bottom w:val="single" w:sz="4" w:space="0" w:color="290047"/>
+              <w:right w:val="single" w:sz="4" w:space="0" w:color="290047"/>
+            </w:tcBorders>
+            <w:shd w:val="clear" w:color="auto" w:fill="FFFFFF"/>
+            <w:tcMar>
+              <w:top w:w="225" w:type="dxa"/>
+              <w:left w:w="225" w:type="dxa"/>
+              <w:bottom w:w="225" w:type="dxa"/>
+              <w:right w:w="225" w:type="dxa"/>
+            </w:tcMar>
+            <w:hideMark/>
+          </w:tcPr>
+          <w:p>
+            <w:pPr>
+              <w:rPr>
+                <w:sz w:val="22"/>
+                <w:szCs w:val="22"/>
+              </w:rPr>
+            </w:pPr>
+            <w:r>
+              <w:rPr>
+                <w:sz w:val="22"/>
+                <w:szCs w:val="22"/>
+              </w:rPr>
+              <w:t>Voldoet</w:t>
+            </w:r>
+          </w:p>
+        </w:tc>
+      </w:tr>
+      <w:tr>
+        <w:tc>
+          <w:tcPr>
+            <w:tcW w:w="5807" w:type="dxa"/>
+            <w:tcBorders>
+              <w:top w:val="single" w:sz="4" w:space="0" w:color="auto"/>
+              <w:left w:val="single" w:sz="4" w:space="0" w:color="290047"/>
+              <w:bottom w:val="single" w:sz="4" w:space="0" w:color="290047"/>
+              <w:right w:val="single" w:sz="4" w:space="0" w:color="290047"/>
+            </w:tcBorders>
+            <w:shd w:val="clear" w:color="auto" w:fill="FFFFFF"/>
+            <w:tcMar>
+              <w:top w:w="225" w:type="dxa"/>
+              <w:left w:w="225" w:type="dxa"/>
+              <w:bottom w:w="225" w:type="dxa"/>
+              <w:right w:w="225" w:type="dxa"/>
+            </w:tcMar>
+            <w:hideMark/>
+          </w:tcPr>
+          <w:p>
+            <w:pPr>
               <w:rPr>
                 <w:b/>
                 <w:bCs/>
                 <w:sz w:val="22"/>
                 <w:szCs w:val="22"/>
               </w:rPr>
-              <w:t>1.4.1 Gebruik van kleur</w:t>
-            </w:r>
-          </w:p>
-        </w:tc>
-        <w:tc>
-          <w:tcPr>
-            <w:tcW w:w="1418" w:type="dxa"/>
-            <w:tcBorders>
-              <w:top w:val="single" w:sz="4" w:space="0" w:color="290047"/>
-              <w:left w:val="single" w:sz="4" w:space="0" w:color="290047"/>
-              <w:bottom w:val="single" w:sz="4" w:space="0" w:color="290047"/>
-              <w:right w:val="single" w:sz="4" w:space="0" w:color="290047"/>
-            </w:tcBorders>
-            <w:shd w:val="clear" w:color="auto" w:fill="FFFFFF"/>
-            <w:tcMar>
-              <w:top w:w="225" w:type="dxa"/>
-              <w:left w:w="225" w:type="dxa"/>
-              <w:bottom w:w="225" w:type="dxa"/>
-              <w:right w:w="225" w:type="dxa"/>
-            </w:tcMar>
-            <w:hideMark/>
-          </w:tcPr>
-          <w:p>
-            <w:pPr>
-              <w:rPr>
-                <w:sz w:val="22"/>
-                <w:szCs w:val="22"/>
-              </w:rPr>
             </w:pPr>
             <w:r>
               <w:rPr>
                 <w:b/>
                 <w:bCs/>
-                <w:sz w:val="22"/>
-                <w:szCs w:val="22"/>
-              </w:rPr>
-              <w:t>A</w:t>
-            </w:r>
-          </w:p>
-        </w:tc>
-        <w:tc>
-          <w:tcPr>
-            <w:tcW w:w="1842" w:type="dxa"/>
-            <w:tcBorders>
-              <w:top w:val="single" w:sz="4" w:space="0" w:color="290047"/>
-              <w:left w:val="single" w:sz="4" w:space="0" w:color="290047"/>
-              <w:bottom w:val="single" w:sz="4" w:space="0" w:color="290047"/>
-              <w:right w:val="single" w:sz="4" w:space="0" w:color="290047"/>
-            </w:tcBorders>
-            <w:shd w:val="clear" w:color="auto" w:fill="FFFFFF"/>
-            <w:tcMar>
-              <w:top w:w="225" w:type="dxa"/>
-              <w:left w:w="225" w:type="dxa"/>
-              <w:bottom w:w="225" w:type="dxa"/>
-              <w:right w:w="225" w:type="dxa"/>
-            </w:tcMar>
-            <w:hideMark/>
-          </w:tcPr>
-          <w:p>
-            <w:pPr>
-              <w:rPr>
-                <w:sz w:val="22"/>
-                <w:szCs w:val="22"/>
-              </w:rPr>
-            </w:pPr>
-            <w:r>
-              <w:rPr>
                 <w:b/>
                 <w:bCs/>
                 <w:sz w:val="22"/>
                 <w:szCs w:val="22"/>
               </w:rPr>
+              <w:t>3.3.2 Labels of instructies</w:t>
+            </w:r>
+          </w:p>
+        </w:tc>
+        <w:tc>
+          <w:tcPr>
+            <w:tcW w:w="1418" w:type="dxa"/>
+            <w:tcBorders>
+              <w:top w:val="single" w:sz="4" w:space="0" w:color="290047"/>
+              <w:left w:val="single" w:sz="4" w:space="0" w:color="290047"/>
+              <w:bottom w:val="single" w:sz="4" w:space="0" w:color="290047"/>
+              <w:right w:val="single" w:sz="4" w:space="0" w:color="290047"/>
+            </w:tcBorders>
+            <w:shd w:val="clear" w:color="auto" w:fill="FFFFFF"/>
+            <w:tcMar>
+              <w:top w:w="225" w:type="dxa"/>
+              <w:left w:w="225" w:type="dxa"/>
+              <w:bottom w:w="225" w:type="dxa"/>
+              <w:right w:w="225" w:type="dxa"/>
+            </w:tcMar>
+            <w:hideMark/>
+          </w:tcPr>
+          <w:p>
+            <w:pPr>
+              <w:rPr>
+                <w:b/>
+                <w:bCs/>
+                <w:sz w:val="22"/>
+                <w:szCs w:val="22"/>
+              </w:rPr>
+            </w:pPr>
+            <w:r>
+              <w:rPr>
+                <w:b/>
+                <w:bCs/>
+                <w:b/>
+                <w:bCs/>
+                <w:sz w:val="22"/>
+                <w:szCs w:val="22"/>
+              </w:rPr>
+              <w:t>A</w:t>
+            </w:r>
+          </w:p>
+        </w:tc>
+        <w:tc>
+          <w:tcPr>
+            <w:tcW w:w="1842" w:type="dxa"/>
+            <w:tcBorders>
+              <w:top w:val="single" w:sz="4" w:space="0" w:color="290047"/>
+              <w:left w:val="single" w:sz="4" w:space="0" w:color="290047"/>
+              <w:bottom w:val="single" w:sz="4" w:space="0" w:color="290047"/>
+              <w:right w:val="single" w:sz="4" w:space="0" w:color="290047"/>
+            </w:tcBorders>
+            <w:shd w:val="clear" w:color="auto" w:fill="FFFFFF"/>
+            <w:tcMar>
+              <w:top w:w="225" w:type="dxa"/>
+              <w:left w:w="225" w:type="dxa"/>
+              <w:bottom w:w="225" w:type="dxa"/>
+              <w:right w:w="225" w:type="dxa"/>
+            </w:tcMar>
+            <w:hideMark/>
+          </w:tcPr>
+          <w:p>
+            <w:pPr>
+              <w:rPr>
+                <w:b/>
+                <w:bCs/>
+                <w:sz w:val="22"/>
+                <w:szCs w:val="22"/>
+              </w:rPr>
+            </w:pPr>
+            <w:r>
+              <w:rPr>
+                <w:b/>
+                <w:bCs/>
+                <w:b/>
+                <w:bCs/>
+                <w:sz w:val="22"/>
+                <w:szCs w:val="22"/>
+              </w:rPr>
               <w:t>Voldoet niet</w:t>
             </w:r>
           </w:p>
@@ -3465,116 +4645,45 @@
           <w:tcPr>
             <w:tcW w:w="5807" w:type="dxa"/>
             <w:tcBorders>
-              <w:top w:val="single" w:sz="4" w:space="0" w:color="290047"/>
-              <w:left w:val="single" w:sz="4" w:space="0" w:color="290047"/>
-              <w:bottom w:val="single" w:sz="4" w:space="0" w:color="290047"/>
-              <w:right w:val="single" w:sz="4" w:space="0" w:color="290047"/>
-            </w:tcBorders>
-            <w:shd w:val="clear" w:color="auto" w:fill="FFFFFF"/>
-            <w:tcMar>
-              <w:top w:w="225" w:type="dxa"/>
-              <w:left w:w="225" w:type="dxa"/>
-              <w:bottom w:w="225" w:type="dxa"/>
-              <w:right w:w="225" w:type="dxa"/>
-            </w:tcMar>
-            <w:hideMark/>
-          </w:tcPr>
-          <w:p>
-            <w:pPr>
-              <w:rPr>
-                <w:sz w:val="22"/>
-                <w:szCs w:val="22"/>
-              </w:rPr>
-            </w:pPr>
-            <w:r>
+              <w:top w:val="single" w:sz="4" w:space="0" w:color="auto"/>
+              <w:left w:val="single" w:sz="4" w:space="0" w:color="290047"/>
+              <w:bottom w:val="single" w:sz="4" w:space="0" w:color="290047"/>
+              <w:right w:val="single" w:sz="4" w:space="0" w:color="290047"/>
+            </w:tcBorders>
+            <w:shd w:val="clear" w:color="auto" w:fill="FFFFFF"/>
+            <w:tcMar>
+              <w:top w:w="225" w:type="dxa"/>
+              <w:left w:w="225" w:type="dxa"/>
+              <w:bottom w:w="225" w:type="dxa"/>
+              <w:right w:w="225" w:type="dxa"/>
+            </w:tcMar>
+            <w:hideMark/>
+          </w:tcPr>
+          <w:p>
+            <w:pPr>
               <w:rPr>
                 <w:b/>
                 <w:bCs/>
                 <w:sz w:val="22"/>
                 <w:szCs w:val="22"/>
               </w:rPr>
-              <w:lastRenderedPageBreak/>
-              <w:t>1.4.3 Contrast (minimum)</w:t>
-            </w:r>
-          </w:p>
-        </w:tc>
-        <w:tc>
-          <w:tcPr>
-            <w:tcW w:w="1418" w:type="dxa"/>
-            <w:tcBorders>
-              <w:top w:val="single" w:sz="4" w:space="0" w:color="290047"/>
-              <w:left w:val="single" w:sz="4" w:space="0" w:color="290047"/>
-              <w:bottom w:val="single" w:sz="4" w:space="0" w:color="290047"/>
-              <w:right w:val="single" w:sz="4" w:space="0" w:color="290047"/>
-            </w:tcBorders>
-            <w:shd w:val="clear" w:color="auto" w:fill="FFFFFF"/>
-            <w:tcMar>
-              <w:top w:w="225" w:type="dxa"/>
-              <w:left w:w="225" w:type="dxa"/>
-              <w:bottom w:w="225" w:type="dxa"/>
-              <w:right w:w="225" w:type="dxa"/>
-            </w:tcMar>
-            <w:hideMark/>
-          </w:tcPr>
-          <w:p>
-            <w:pPr>
-              <w:rPr>
-                <w:sz w:val="22"/>
-                <w:szCs w:val="22"/>
-              </w:rPr>
             </w:pPr>
             <w:r>
               <w:rPr>
                 <w:b/>
                 <w:bCs/>
-                <w:sz w:val="22"/>
-                <w:szCs w:val="22"/>
-              </w:rPr>
-              <w:t>AA</w:t>
-            </w:r>
-          </w:p>
-        </w:tc>
-        <w:tc>
-          <w:tcPr>
-            <w:tcW w:w="1842" w:type="dxa"/>
-            <w:tcBorders>
-              <w:top w:val="single" w:sz="4" w:space="0" w:color="290047"/>
-              <w:left w:val="single" w:sz="4" w:space="0" w:color="290047"/>
-              <w:bottom w:val="single" w:sz="4" w:space="0" w:color="290047"/>
-              <w:right w:val="single" w:sz="4" w:space="0" w:color="290047"/>
-            </w:tcBorders>
-            <w:shd w:val="clear" w:color="auto" w:fill="FFFFFF"/>
-            <w:tcMar>
-              <w:top w:w="225" w:type="dxa"/>
-              <w:left w:w="225" w:type="dxa"/>
-              <w:bottom w:w="225" w:type="dxa"/>
-              <w:right w:w="225" w:type="dxa"/>
-            </w:tcMar>
-            <w:hideMark/>
-          </w:tcPr>
-          <w:p>
-            <w:pPr>
-              <w:rPr>
-                <w:sz w:val="22"/>
-                <w:szCs w:val="22"/>
-              </w:rPr>
-            </w:pPr>
-            <w:r>
-              <w:rPr>
                 <w:b/>
                 <w:bCs/>
                 <w:sz w:val="22"/>
                 <w:szCs w:val="22"/>
               </w:rPr>
-              <w:t>Voldoet niet</w:t>
-            </w:r>
-          </w:p>
-        </w:tc>
-      </w:tr>
-      <w:tr>
-        <w:tc>
-          <w:tcPr>
-            <w:tcW w:w="5807" w:type="dxa"/>
+              <w:t>4.1.2 Naam, rol en waarde</w:t>
+            </w:r>
+          </w:p>
+        </w:tc>
+        <w:tc>
+          <w:tcPr>
+            <w:tcW w:w="1418" w:type="dxa"/>
             <w:tcBorders>
               <w:top w:val="single" w:sz="4" w:space="0" w:color="290047"/>
               <w:left w:val="single" w:sz="4" w:space="0" w:color="290047"/>
@@ -3592,746 +4701,29 @@
           </w:tcPr>
           <w:p>
             <w:pPr>
-              <w:rPr>
-                <w:sz w:val="22"/>
-                <w:szCs w:val="22"/>
-              </w:rPr>
-            </w:pPr>
-            <w:r>
-              <w:rPr>
-                <w:sz w:val="22"/>
-                <w:szCs w:val="22"/>
-              </w:rPr>
-              <w:t>1.4.5 Afbeeldingen van tekst</w:t>
-            </w:r>
-          </w:p>
-        </w:tc>
-        <w:tc>
-          <w:tcPr>
-            <w:tcW w:w="1418" w:type="dxa"/>
-            <w:tcBorders>
-              <w:top w:val="single" w:sz="4" w:space="0" w:color="290047"/>
-              <w:left w:val="single" w:sz="4" w:space="0" w:color="290047"/>
-              <w:bottom w:val="single" w:sz="4" w:space="0" w:color="290047"/>
-              <w:right w:val="single" w:sz="4" w:space="0" w:color="290047"/>
-            </w:tcBorders>
-            <w:shd w:val="clear" w:color="auto" w:fill="FFFFFF"/>
-            <w:tcMar>
-              <w:top w:w="225" w:type="dxa"/>
-              <w:left w:w="225" w:type="dxa"/>
-              <w:bottom w:w="225" w:type="dxa"/>
-              <w:right w:w="225" w:type="dxa"/>
-            </w:tcMar>
-            <w:hideMark/>
-          </w:tcPr>
-          <w:p>
-            <w:pPr>
-              <w:rPr>
-                <w:sz w:val="22"/>
-                <w:szCs w:val="22"/>
-              </w:rPr>
-            </w:pPr>
-            <w:r>
-              <w:rPr>
-                <w:sz w:val="22"/>
-                <w:szCs w:val="22"/>
-              </w:rPr>
-              <w:t>AA</w:t>
-            </w:r>
-          </w:p>
-        </w:tc>
-        <w:tc>
-          <w:tcPr>
-            <w:tcW w:w="1842" w:type="dxa"/>
-            <w:tcBorders>
-              <w:top w:val="single" w:sz="4" w:space="0" w:color="290047"/>
-              <w:left w:val="single" w:sz="4" w:space="0" w:color="290047"/>
-              <w:bottom w:val="single" w:sz="4" w:space="0" w:color="290047"/>
-              <w:right w:val="single" w:sz="4" w:space="0" w:color="290047"/>
-            </w:tcBorders>
-            <w:shd w:val="clear" w:color="auto" w:fill="FFFFFF"/>
-            <w:tcMar>
-              <w:top w:w="225" w:type="dxa"/>
-              <w:left w:w="225" w:type="dxa"/>
-              <w:bottom w:w="225" w:type="dxa"/>
-              <w:right w:w="225" w:type="dxa"/>
-            </w:tcMar>
-            <w:hideMark/>
-          </w:tcPr>
-          <w:p>
-            <w:pPr>
-              <w:rPr>
-                <w:sz w:val="22"/>
-                <w:szCs w:val="22"/>
-              </w:rPr>
-            </w:pPr>
-            <w:r>
-              <w:rPr>
-                <w:sz w:val="22"/>
-                <w:szCs w:val="22"/>
-              </w:rPr>
-              <w:t>Voldoet</w:t>
-            </w:r>
-          </w:p>
-        </w:tc>
-      </w:tr>
-      <w:tr>
-        <w:tc>
-          <w:tcPr>
-            <w:tcW w:w="5807" w:type="dxa"/>
-            <w:tcBorders>
-              <w:top w:val="single" w:sz="4" w:space="0" w:color="290047"/>
-              <w:left w:val="single" w:sz="4" w:space="0" w:color="290047"/>
-              <w:bottom w:val="single" w:sz="4" w:space="0" w:color="290047"/>
-              <w:right w:val="single" w:sz="4" w:space="0" w:color="290047"/>
-            </w:tcBorders>
-            <w:shd w:val="clear" w:color="auto" w:fill="FFFFFF"/>
-            <w:tcMar>
-              <w:top w:w="225" w:type="dxa"/>
-              <w:left w:w="225" w:type="dxa"/>
-              <w:bottom w:w="225" w:type="dxa"/>
-              <w:right w:w="225" w:type="dxa"/>
-            </w:tcMar>
-            <w:hideMark/>
-          </w:tcPr>
-          <w:p>
-            <w:pPr>
-              <w:rPr>
-                <w:sz w:val="22"/>
-                <w:szCs w:val="22"/>
-              </w:rPr>
-            </w:pPr>
-            <w:r>
-              <w:rPr>
-                <w:sz w:val="22"/>
-                <w:szCs w:val="22"/>
-              </w:rPr>
-              <w:t xml:space="preserve">1.4.10 </w:t>
-            </w:r>
-            <w:proofErr w:type="spellStart"/>
-            <w:r>
-              <w:rPr>
-                <w:sz w:val="22"/>
-                <w:szCs w:val="22"/>
-              </w:rPr>
-              <w:t>Reflow</w:t>
-            </w:r>
-            <w:proofErr w:type="spellEnd"/>
-          </w:p>
-        </w:tc>
-        <w:tc>
-          <w:tcPr>
-            <w:tcW w:w="1418" w:type="dxa"/>
-            <w:tcBorders>
-              <w:top w:val="single" w:sz="4" w:space="0" w:color="290047"/>
-              <w:left w:val="single" w:sz="4" w:space="0" w:color="290047"/>
-              <w:bottom w:val="single" w:sz="4" w:space="0" w:color="290047"/>
-              <w:right w:val="single" w:sz="4" w:space="0" w:color="290047"/>
-            </w:tcBorders>
-            <w:shd w:val="clear" w:color="auto" w:fill="FFFFFF"/>
-            <w:tcMar>
-              <w:top w:w="225" w:type="dxa"/>
-              <w:left w:w="225" w:type="dxa"/>
-              <w:bottom w:w="225" w:type="dxa"/>
-              <w:right w:w="225" w:type="dxa"/>
-            </w:tcMar>
-            <w:hideMark/>
-          </w:tcPr>
-          <w:p>
-            <w:pPr>
-              <w:rPr>
-                <w:sz w:val="22"/>
-                <w:szCs w:val="22"/>
-              </w:rPr>
-            </w:pPr>
-            <w:r>
-              <w:rPr>
-                <w:sz w:val="22"/>
-                <w:szCs w:val="22"/>
-              </w:rPr>
-              <w:t>AA</w:t>
-            </w:r>
-          </w:p>
-        </w:tc>
-        <w:tc>
-          <w:tcPr>
-            <w:tcW w:w="1842" w:type="dxa"/>
-            <w:tcBorders>
-              <w:top w:val="single" w:sz="4" w:space="0" w:color="290047"/>
-              <w:left w:val="single" w:sz="4" w:space="0" w:color="290047"/>
-              <w:bottom w:val="single" w:sz="4" w:space="0" w:color="290047"/>
-              <w:right w:val="single" w:sz="4" w:space="0" w:color="290047"/>
-            </w:tcBorders>
-            <w:shd w:val="clear" w:color="auto" w:fill="FFFFFF"/>
-            <w:tcMar>
-              <w:top w:w="225" w:type="dxa"/>
-              <w:left w:w="225" w:type="dxa"/>
-              <w:bottom w:w="225" w:type="dxa"/>
-              <w:right w:w="225" w:type="dxa"/>
-            </w:tcMar>
-            <w:hideMark/>
-          </w:tcPr>
-          <w:p>
-            <w:pPr>
-              <w:rPr>
-                <w:sz w:val="22"/>
-                <w:szCs w:val="22"/>
-              </w:rPr>
-            </w:pPr>
-            <w:r>
-              <w:rPr>
-                <w:sz w:val="22"/>
-                <w:szCs w:val="22"/>
-              </w:rPr>
-              <w:t>Voldoet</w:t>
-            </w:r>
-          </w:p>
-        </w:tc>
-      </w:tr>
-      <w:tr>
-        <w:tc>
-          <w:tcPr>
-            <w:tcW w:w="5807" w:type="dxa"/>
-            <w:tcBorders>
-              <w:top w:val="single" w:sz="4" w:space="0" w:color="290047"/>
-              <w:left w:val="single" w:sz="4" w:space="0" w:color="290047"/>
-              <w:bottom w:val="single" w:sz="4" w:space="0" w:color="290047"/>
-              <w:right w:val="single" w:sz="4" w:space="0" w:color="290047"/>
-            </w:tcBorders>
-            <w:shd w:val="clear" w:color="auto" w:fill="FFFFFF"/>
-            <w:tcMar>
-              <w:top w:w="225" w:type="dxa"/>
-              <w:left w:w="225" w:type="dxa"/>
-              <w:bottom w:w="225" w:type="dxa"/>
-              <w:right w:w="225" w:type="dxa"/>
-            </w:tcMar>
-            <w:hideMark/>
-          </w:tcPr>
-          <w:p>
-            <w:pPr>
-              <w:rPr>
-                <w:sz w:val="22"/>
-                <w:szCs w:val="22"/>
-              </w:rPr>
-            </w:pPr>
-            <w:r>
-              <w:rPr>
-                <w:sz w:val="22"/>
-                <w:szCs w:val="22"/>
-              </w:rPr>
-              <w:t>1.4.11 Contrast van niet-tekstuele content</w:t>
-            </w:r>
-          </w:p>
-        </w:tc>
-        <w:tc>
-          <w:tcPr>
-            <w:tcW w:w="1418" w:type="dxa"/>
-            <w:tcBorders>
-              <w:top w:val="single" w:sz="4" w:space="0" w:color="290047"/>
-              <w:left w:val="single" w:sz="4" w:space="0" w:color="290047"/>
-              <w:bottom w:val="single" w:sz="4" w:space="0" w:color="290047"/>
-              <w:right w:val="single" w:sz="4" w:space="0" w:color="290047"/>
-            </w:tcBorders>
-            <w:shd w:val="clear" w:color="auto" w:fill="FFFFFF"/>
-            <w:tcMar>
-              <w:top w:w="225" w:type="dxa"/>
-              <w:left w:w="225" w:type="dxa"/>
-              <w:bottom w:w="225" w:type="dxa"/>
-              <w:right w:w="225" w:type="dxa"/>
-            </w:tcMar>
-            <w:hideMark/>
-          </w:tcPr>
-          <w:p>
-            <w:pPr>
-              <w:rPr>
-                <w:sz w:val="22"/>
-                <w:szCs w:val="22"/>
-              </w:rPr>
-            </w:pPr>
-            <w:r>
-              <w:rPr>
-                <w:sz w:val="22"/>
-                <w:szCs w:val="22"/>
-              </w:rPr>
-              <w:t>AA</w:t>
-            </w:r>
-          </w:p>
-        </w:tc>
-        <w:tc>
-          <w:tcPr>
-            <w:tcW w:w="1842" w:type="dxa"/>
-            <w:tcBorders>
-              <w:top w:val="single" w:sz="4" w:space="0" w:color="290047"/>
-              <w:left w:val="single" w:sz="4" w:space="0" w:color="290047"/>
-              <w:bottom w:val="single" w:sz="4" w:space="0" w:color="290047"/>
-              <w:right w:val="single" w:sz="4" w:space="0" w:color="290047"/>
-            </w:tcBorders>
-            <w:shd w:val="clear" w:color="auto" w:fill="FFFFFF"/>
-            <w:tcMar>
-              <w:top w:w="225" w:type="dxa"/>
-              <w:left w:w="225" w:type="dxa"/>
-              <w:bottom w:w="225" w:type="dxa"/>
-              <w:right w:w="225" w:type="dxa"/>
-            </w:tcMar>
-            <w:hideMark/>
-          </w:tcPr>
-          <w:p>
-            <w:pPr>
-              <w:rPr>
-                <w:sz w:val="22"/>
-                <w:szCs w:val="22"/>
-              </w:rPr>
-            </w:pPr>
-            <w:r>
-              <w:rPr>
-                <w:sz w:val="22"/>
-                <w:szCs w:val="22"/>
-              </w:rPr>
-              <w:t>Voldoet</w:t>
-            </w:r>
-          </w:p>
-        </w:tc>
-      </w:tr>
-      <w:tr>
-        <w:tc>
-          <w:tcPr>
-            <w:tcW w:w="5807" w:type="dxa"/>
-            <w:tcBorders>
-              <w:top w:val="single" w:sz="4" w:space="0" w:color="290047"/>
-              <w:left w:val="single" w:sz="4" w:space="0" w:color="290047"/>
-              <w:bottom w:val="single" w:sz="4" w:space="0" w:color="290047"/>
-              <w:right w:val="single" w:sz="4" w:space="0" w:color="290047"/>
-            </w:tcBorders>
-            <w:shd w:val="clear" w:color="auto" w:fill="FFFFFF"/>
-            <w:tcMar>
-              <w:top w:w="225" w:type="dxa"/>
-              <w:left w:w="225" w:type="dxa"/>
-              <w:bottom w:w="225" w:type="dxa"/>
-              <w:right w:w="225" w:type="dxa"/>
-            </w:tcMar>
-            <w:hideMark/>
-          </w:tcPr>
-          <w:p>
-            <w:pPr>
-              <w:rPr>
-                <w:sz w:val="22"/>
-                <w:szCs w:val="22"/>
-              </w:rPr>
-            </w:pPr>
-            <w:r>
-              <w:rPr>
-                <w:sz w:val="22"/>
-                <w:szCs w:val="22"/>
-              </w:rPr>
-              <w:t>2.1.2 Geen toetsenbordval</w:t>
-            </w:r>
-          </w:p>
-        </w:tc>
-        <w:tc>
-          <w:tcPr>
-            <w:tcW w:w="1418" w:type="dxa"/>
-            <w:tcBorders>
-              <w:top w:val="single" w:sz="4" w:space="0" w:color="290047"/>
-              <w:left w:val="single" w:sz="4" w:space="0" w:color="290047"/>
-              <w:bottom w:val="single" w:sz="4" w:space="0" w:color="290047"/>
-              <w:right w:val="single" w:sz="4" w:space="0" w:color="290047"/>
-            </w:tcBorders>
-            <w:shd w:val="clear" w:color="auto" w:fill="FFFFFF"/>
-            <w:tcMar>
-              <w:top w:w="225" w:type="dxa"/>
-              <w:left w:w="225" w:type="dxa"/>
-              <w:bottom w:w="225" w:type="dxa"/>
-              <w:right w:w="225" w:type="dxa"/>
-            </w:tcMar>
-            <w:hideMark/>
-          </w:tcPr>
-          <w:p>
-            <w:pPr>
-              <w:rPr>
-                <w:sz w:val="22"/>
-                <w:szCs w:val="22"/>
-              </w:rPr>
-            </w:pPr>
-            <w:r>
-              <w:rPr>
-                <w:sz w:val="22"/>
-                <w:szCs w:val="22"/>
-              </w:rPr>
-              <w:t>A</w:t>
-            </w:r>
-          </w:p>
-        </w:tc>
-        <w:tc>
-          <w:tcPr>
-            <w:tcW w:w="1842" w:type="dxa"/>
-            <w:tcBorders>
-              <w:top w:val="single" w:sz="4" w:space="0" w:color="290047"/>
-              <w:left w:val="single" w:sz="4" w:space="0" w:color="290047"/>
-              <w:bottom w:val="single" w:sz="4" w:space="0" w:color="290047"/>
-              <w:right w:val="single" w:sz="4" w:space="0" w:color="290047"/>
-            </w:tcBorders>
-            <w:shd w:val="clear" w:color="auto" w:fill="FFFFFF"/>
-            <w:tcMar>
-              <w:top w:w="225" w:type="dxa"/>
-              <w:left w:w="225" w:type="dxa"/>
-              <w:bottom w:w="225" w:type="dxa"/>
-              <w:right w:w="225" w:type="dxa"/>
-            </w:tcMar>
-            <w:hideMark/>
-          </w:tcPr>
-          <w:p>
-            <w:pPr>
-              <w:rPr>
-                <w:sz w:val="22"/>
-                <w:szCs w:val="22"/>
-              </w:rPr>
-            </w:pPr>
-            <w:r>
-              <w:rPr>
-                <w:sz w:val="22"/>
-                <w:szCs w:val="22"/>
-              </w:rPr>
-              <w:t>Voldoet</w:t>
-            </w:r>
-          </w:p>
-        </w:tc>
-      </w:tr>
-      <w:tr>
-        <w:tc>
-          <w:tcPr>
-            <w:tcW w:w="5807" w:type="dxa"/>
-            <w:tcBorders>
-              <w:top w:val="single" w:sz="4" w:space="0" w:color="290047"/>
-              <w:left w:val="single" w:sz="4" w:space="0" w:color="290047"/>
-              <w:bottom w:val="single" w:sz="4" w:space="0" w:color="290047"/>
-              <w:right w:val="single" w:sz="4" w:space="0" w:color="290047"/>
-            </w:tcBorders>
-            <w:shd w:val="clear" w:color="auto" w:fill="FFFFFF"/>
-            <w:tcMar>
-              <w:top w:w="225" w:type="dxa"/>
-              <w:left w:w="225" w:type="dxa"/>
-              <w:bottom w:w="225" w:type="dxa"/>
-              <w:right w:w="225" w:type="dxa"/>
-            </w:tcMar>
-            <w:hideMark/>
-          </w:tcPr>
-          <w:p>
-            <w:pPr>
-              <w:rPr>
-                <w:sz w:val="22"/>
-                <w:szCs w:val="22"/>
-              </w:rPr>
-            </w:pPr>
-            <w:r>
-              <w:rPr>
-                <w:sz w:val="22"/>
-                <w:szCs w:val="22"/>
-              </w:rPr>
-              <w:t>2.3.1</w:t>
-            </w:r>
-            <w:r>
               <w:rPr>
                 <w:b/>
                 <w:bCs/>
                 <w:sz w:val="22"/>
                 <w:szCs w:val="22"/>
               </w:rPr>
-              <w:t> </w:t>
-            </w:r>
-            <w:r>
-              <w:rPr>
-                <w:sz w:val="22"/>
-                <w:szCs w:val="22"/>
-              </w:rPr>
-              <w:t>Drie flitsen of beneden drempelwaarde</w:t>
-            </w:r>
-          </w:p>
-        </w:tc>
-        <w:tc>
-          <w:tcPr>
-            <w:tcW w:w="1418" w:type="dxa"/>
-            <w:tcBorders>
-              <w:top w:val="single" w:sz="4" w:space="0" w:color="290047"/>
-              <w:left w:val="single" w:sz="4" w:space="0" w:color="290047"/>
-              <w:bottom w:val="single" w:sz="4" w:space="0" w:color="290047"/>
-              <w:right w:val="single" w:sz="4" w:space="0" w:color="290047"/>
-            </w:tcBorders>
-            <w:shd w:val="clear" w:color="auto" w:fill="FFFFFF"/>
-            <w:tcMar>
-              <w:top w:w="225" w:type="dxa"/>
-              <w:left w:w="225" w:type="dxa"/>
-              <w:bottom w:w="225" w:type="dxa"/>
-              <w:right w:w="225" w:type="dxa"/>
-            </w:tcMar>
-            <w:hideMark/>
-          </w:tcPr>
-          <w:p>
-            <w:pPr>
-              <w:rPr>
-                <w:sz w:val="22"/>
-                <w:szCs w:val="22"/>
-              </w:rPr>
-            </w:pPr>
-            <w:r>
-              <w:rPr>
-                <w:sz w:val="22"/>
-                <w:szCs w:val="22"/>
-              </w:rPr>
-              <w:t>A</w:t>
-            </w:r>
-          </w:p>
-        </w:tc>
-        <w:tc>
-          <w:tcPr>
-            <w:tcW w:w="1842" w:type="dxa"/>
-            <w:tcBorders>
-              <w:top w:val="single" w:sz="4" w:space="0" w:color="290047"/>
-              <w:left w:val="single" w:sz="4" w:space="0" w:color="290047"/>
-              <w:bottom w:val="single" w:sz="4" w:space="0" w:color="290047"/>
-              <w:right w:val="single" w:sz="4" w:space="0" w:color="290047"/>
-            </w:tcBorders>
-            <w:shd w:val="clear" w:color="auto" w:fill="FFFFFF"/>
-            <w:tcMar>
-              <w:top w:w="225" w:type="dxa"/>
-              <w:left w:w="225" w:type="dxa"/>
-              <w:bottom w:w="225" w:type="dxa"/>
-              <w:right w:w="225" w:type="dxa"/>
-            </w:tcMar>
-            <w:hideMark/>
-          </w:tcPr>
-          <w:p>
-            <w:pPr>
-              <w:rPr>
-                <w:sz w:val="22"/>
-                <w:szCs w:val="22"/>
-              </w:rPr>
-            </w:pPr>
-            <w:r>
-              <w:rPr>
-                <w:sz w:val="22"/>
-                <w:szCs w:val="22"/>
-              </w:rPr>
-              <w:t>Voldoet</w:t>
-            </w:r>
-          </w:p>
-        </w:tc>
-      </w:tr>
-      <w:tr>
-        <w:tc>
-          <w:tcPr>
-            <w:tcW w:w="5807" w:type="dxa"/>
-            <w:tcBorders>
-              <w:top w:val="single" w:sz="4" w:space="0" w:color="290047"/>
-              <w:left w:val="single" w:sz="4" w:space="0" w:color="290047"/>
-              <w:bottom w:val="single" w:sz="4" w:space="0" w:color="290047"/>
-              <w:right w:val="single" w:sz="4" w:space="0" w:color="290047"/>
-            </w:tcBorders>
-            <w:shd w:val="clear" w:color="auto" w:fill="FFFFFF"/>
-            <w:tcMar>
-              <w:top w:w="225" w:type="dxa"/>
-              <w:left w:w="225" w:type="dxa"/>
-              <w:bottom w:w="225" w:type="dxa"/>
-              <w:right w:w="225" w:type="dxa"/>
-            </w:tcMar>
-            <w:hideMark/>
-          </w:tcPr>
-          <w:p>
-            <w:pPr>
-              <w:rPr>
-                <w:sz w:val="22"/>
-                <w:szCs w:val="22"/>
-              </w:rPr>
-            </w:pPr>
-            <w:r>
-              <w:rPr>
-                <w:sz w:val="22"/>
-                <w:szCs w:val="22"/>
-              </w:rPr>
-              <w:t>2.4.2 Paginatitel</w:t>
-            </w:r>
-          </w:p>
-        </w:tc>
-        <w:tc>
-          <w:tcPr>
-            <w:tcW w:w="1418" w:type="dxa"/>
-            <w:tcBorders>
-              <w:top w:val="single" w:sz="4" w:space="0" w:color="290047"/>
-              <w:left w:val="single" w:sz="4" w:space="0" w:color="290047"/>
-              <w:bottom w:val="single" w:sz="4" w:space="0" w:color="290047"/>
-              <w:right w:val="single" w:sz="4" w:space="0" w:color="290047"/>
-            </w:tcBorders>
-            <w:shd w:val="clear" w:color="auto" w:fill="FFFFFF"/>
-            <w:tcMar>
-              <w:top w:w="225" w:type="dxa"/>
-              <w:left w:w="225" w:type="dxa"/>
-              <w:bottom w:w="225" w:type="dxa"/>
-              <w:right w:w="225" w:type="dxa"/>
-            </w:tcMar>
-            <w:hideMark/>
-          </w:tcPr>
-          <w:p>
-            <w:pPr>
-              <w:rPr>
-                <w:sz w:val="22"/>
-                <w:szCs w:val="22"/>
-              </w:rPr>
-            </w:pPr>
-            <w:r>
-              <w:rPr>
-                <w:sz w:val="22"/>
-                <w:szCs w:val="22"/>
-              </w:rPr>
-              <w:t>A</w:t>
-            </w:r>
-          </w:p>
-        </w:tc>
-        <w:tc>
-          <w:tcPr>
-            <w:tcW w:w="1842" w:type="dxa"/>
-            <w:tcBorders>
-              <w:top w:val="single" w:sz="4" w:space="0" w:color="290047"/>
-              <w:left w:val="single" w:sz="4" w:space="0" w:color="290047"/>
-              <w:bottom w:val="single" w:sz="4" w:space="0" w:color="290047"/>
-              <w:right w:val="single" w:sz="4" w:space="0" w:color="290047"/>
-            </w:tcBorders>
-            <w:shd w:val="clear" w:color="auto" w:fill="FFFFFF"/>
-            <w:tcMar>
-              <w:top w:w="225" w:type="dxa"/>
-              <w:left w:w="225" w:type="dxa"/>
-              <w:bottom w:w="225" w:type="dxa"/>
-              <w:right w:w="225" w:type="dxa"/>
-            </w:tcMar>
-            <w:hideMark/>
-          </w:tcPr>
-          <w:p>
-            <w:pPr>
-              <w:rPr>
-                <w:sz w:val="22"/>
-                <w:szCs w:val="22"/>
-              </w:rPr>
-            </w:pPr>
-            <w:r>
-              <w:rPr>
-                <w:sz w:val="22"/>
-                <w:szCs w:val="22"/>
-              </w:rPr>
-              <w:t>Voldoet</w:t>
-            </w:r>
-          </w:p>
-        </w:tc>
-      </w:tr>
-      <w:tr>
-        <w:tc>
-          <w:tcPr>
-            <w:tcW w:w="5807" w:type="dxa"/>
-            <w:tcBorders>
-              <w:top w:val="single" w:sz="4" w:space="0" w:color="290047"/>
-              <w:left w:val="single" w:sz="4" w:space="0" w:color="290047"/>
-              <w:bottom w:val="single" w:sz="4" w:space="0" w:color="290047"/>
-              <w:right w:val="single" w:sz="4" w:space="0" w:color="290047"/>
-            </w:tcBorders>
-            <w:shd w:val="clear" w:color="auto" w:fill="FFFFFF"/>
-            <w:tcMar>
-              <w:top w:w="225" w:type="dxa"/>
-              <w:left w:w="225" w:type="dxa"/>
-              <w:bottom w:w="225" w:type="dxa"/>
-              <w:right w:w="225" w:type="dxa"/>
-            </w:tcMar>
-            <w:hideMark/>
-          </w:tcPr>
-          <w:p>
-            <w:pPr>
-              <w:rPr>
-                <w:sz w:val="22"/>
-                <w:szCs w:val="22"/>
-              </w:rPr>
             </w:pPr>
             <w:r>
               <w:rPr>
                 <w:b/>
                 <w:bCs/>
-                <w:sz w:val="22"/>
-                <w:szCs w:val="22"/>
-              </w:rPr>
-              <w:t>2.4.4 Linkdoel (in context)</w:t>
-            </w:r>
-          </w:p>
-        </w:tc>
-        <w:tc>
-          <w:tcPr>
-            <w:tcW w:w="1418" w:type="dxa"/>
-            <w:tcBorders>
-              <w:top w:val="single" w:sz="4" w:space="0" w:color="290047"/>
-              <w:left w:val="single" w:sz="4" w:space="0" w:color="290047"/>
-              <w:bottom w:val="single" w:sz="4" w:space="0" w:color="290047"/>
-              <w:right w:val="single" w:sz="4" w:space="0" w:color="290047"/>
-            </w:tcBorders>
-            <w:shd w:val="clear" w:color="auto" w:fill="FFFFFF"/>
-            <w:tcMar>
-              <w:top w:w="225" w:type="dxa"/>
-              <w:left w:w="225" w:type="dxa"/>
-              <w:bottom w:w="225" w:type="dxa"/>
-              <w:right w:w="225" w:type="dxa"/>
-            </w:tcMar>
-            <w:hideMark/>
-          </w:tcPr>
-          <w:p>
-            <w:pPr>
-              <w:rPr>
-                <w:sz w:val="22"/>
-                <w:szCs w:val="22"/>
-              </w:rPr>
-            </w:pPr>
-            <w:r>
-              <w:rPr>
-                <w:sz w:val="22"/>
-                <w:szCs w:val="22"/>
-              </w:rPr>
-              <w:t>A</w:t>
-            </w:r>
-          </w:p>
-        </w:tc>
-        <w:tc>
-          <w:tcPr>
-            <w:tcW w:w="1842" w:type="dxa"/>
-            <w:tcBorders>
-              <w:top w:val="single" w:sz="4" w:space="0" w:color="290047"/>
-              <w:left w:val="single" w:sz="4" w:space="0" w:color="290047"/>
-              <w:bottom w:val="single" w:sz="4" w:space="0" w:color="290047"/>
-              <w:right w:val="single" w:sz="4" w:space="0" w:color="290047"/>
-            </w:tcBorders>
-            <w:shd w:val="clear" w:color="auto" w:fill="FFFFFF"/>
-            <w:tcMar>
-              <w:top w:w="225" w:type="dxa"/>
-              <w:left w:w="225" w:type="dxa"/>
-              <w:bottom w:w="225" w:type="dxa"/>
-              <w:right w:w="225" w:type="dxa"/>
-            </w:tcMar>
-            <w:hideMark/>
-          </w:tcPr>
-          <w:p>
-            <w:pPr>
-              <w:rPr>
-                <w:sz w:val="22"/>
-                <w:szCs w:val="22"/>
-              </w:rPr>
-            </w:pPr>
-            <w:r>
-              <w:rPr>
                 <w:b/>
                 <w:bCs/>
                 <w:sz w:val="22"/>
                 <w:szCs w:val="22"/>
               </w:rPr>
-              <w:t>Voldoet niet</w:t>
-            </w:r>
-          </w:p>
-        </w:tc>
-      </w:tr>
-      <w:tr>
-        <w:tc>
-          <w:tcPr>
-            <w:tcW w:w="5807" w:type="dxa"/>
+              <w:t>A</w:t>
+            </w:r>
+          </w:p>
+        </w:tc>
+        <w:tc>
+          <w:tcPr>
+            <w:tcW w:w="1842" w:type="dxa"/>
             <w:tcBorders>
               <w:top w:val="single" w:sz="4" w:space="0" w:color="290047"/>
               <w:left w:val="single" w:sz="4" w:space="0" w:color="290047"/>
@@ -4349,822 +4741,23 @@
           </w:tcPr>
           <w:p>
             <w:pPr>
-              <w:rPr>
-                <w:sz w:val="22"/>
-                <w:szCs w:val="22"/>
-              </w:rPr>
-            </w:pPr>
-            <w:r>
               <w:rPr>
                 <w:b/>
                 <w:bCs/>
                 <w:sz w:val="22"/>
                 <w:szCs w:val="22"/>
               </w:rPr>
-              <w:t>2.4.6 Koppen en labels</w:t>
-            </w:r>
-          </w:p>
-        </w:tc>
-        <w:tc>
-          <w:tcPr>
-            <w:tcW w:w="1418" w:type="dxa"/>
-            <w:tcBorders>
-              <w:top w:val="single" w:sz="4" w:space="0" w:color="290047"/>
-              <w:left w:val="single" w:sz="4" w:space="0" w:color="290047"/>
-              <w:bottom w:val="single" w:sz="4" w:space="0" w:color="290047"/>
-              <w:right w:val="single" w:sz="4" w:space="0" w:color="290047"/>
-            </w:tcBorders>
-            <w:shd w:val="clear" w:color="auto" w:fill="FFFFFF"/>
-            <w:tcMar>
-              <w:top w:w="225" w:type="dxa"/>
-              <w:left w:w="225" w:type="dxa"/>
-              <w:bottom w:w="225" w:type="dxa"/>
-              <w:right w:w="225" w:type="dxa"/>
-            </w:tcMar>
-            <w:hideMark/>
-          </w:tcPr>
-          <w:p>
-            <w:pPr>
-              <w:rPr>
-                <w:sz w:val="22"/>
-                <w:szCs w:val="22"/>
-              </w:rPr>
-            </w:pPr>
-            <w:r>
-              <w:rPr>
-                <w:sz w:val="22"/>
-                <w:szCs w:val="22"/>
-              </w:rPr>
-              <w:t>AA</w:t>
-            </w:r>
-          </w:p>
-        </w:tc>
-        <w:tc>
-          <w:tcPr>
-            <w:tcW w:w="1842" w:type="dxa"/>
-            <w:tcBorders>
-              <w:top w:val="single" w:sz="4" w:space="0" w:color="290047"/>
-              <w:left w:val="single" w:sz="4" w:space="0" w:color="290047"/>
-              <w:bottom w:val="single" w:sz="4" w:space="0" w:color="290047"/>
-              <w:right w:val="single" w:sz="4" w:space="0" w:color="290047"/>
-            </w:tcBorders>
-            <w:shd w:val="clear" w:color="auto" w:fill="FFFFFF"/>
-            <w:tcMar>
-              <w:top w:w="225" w:type="dxa"/>
-              <w:left w:w="225" w:type="dxa"/>
-              <w:bottom w:w="225" w:type="dxa"/>
-              <w:right w:w="225" w:type="dxa"/>
-            </w:tcMar>
-            <w:hideMark/>
-          </w:tcPr>
-          <w:p>
-            <w:pPr>
-              <w:rPr>
-                <w:sz w:val="22"/>
-                <w:szCs w:val="22"/>
-              </w:rPr>
             </w:pPr>
             <w:r>
               <w:rPr>
                 <w:b/>
                 <w:bCs/>
-                <w:sz w:val="22"/>
-                <w:szCs w:val="22"/>
-              </w:rPr>
-              <w:t>Voldoet niet</w:t>
-            </w:r>
-          </w:p>
-        </w:tc>
-      </w:tr>
-      <w:tr>
-        <w:tc>
-          <w:tcPr>
-            <w:tcW w:w="5807" w:type="dxa"/>
-            <w:tcBorders>
-              <w:top w:val="single" w:sz="4" w:space="0" w:color="290047"/>
-              <w:left w:val="single" w:sz="4" w:space="0" w:color="290047"/>
-              <w:bottom w:val="single" w:sz="4" w:space="0" w:color="290047"/>
-              <w:right w:val="single" w:sz="4" w:space="0" w:color="290047"/>
-            </w:tcBorders>
-            <w:shd w:val="clear" w:color="auto" w:fill="FFFFFF"/>
-            <w:tcMar>
-              <w:top w:w="225" w:type="dxa"/>
-              <w:left w:w="225" w:type="dxa"/>
-              <w:bottom w:w="225" w:type="dxa"/>
-              <w:right w:w="225" w:type="dxa"/>
-            </w:tcMar>
-            <w:hideMark/>
-          </w:tcPr>
-          <w:p>
-            <w:pPr>
-              <w:rPr>
-                <w:sz w:val="22"/>
-                <w:szCs w:val="22"/>
-              </w:rPr>
-            </w:pPr>
-            <w:r>
-              <w:rPr>
                 <w:b/>
                 <w:bCs/>
                 <w:sz w:val="22"/>
                 <w:szCs w:val="22"/>
               </w:rPr>
-              <w:t>2.5.3 Label in naam</w:t>
-            </w:r>
-          </w:p>
-        </w:tc>
-        <w:tc>
-          <w:tcPr>
-            <w:tcW w:w="1418" w:type="dxa"/>
-            <w:tcBorders>
-              <w:top w:val="single" w:sz="4" w:space="0" w:color="290047"/>
-              <w:left w:val="single" w:sz="4" w:space="0" w:color="290047"/>
-              <w:bottom w:val="single" w:sz="4" w:space="0" w:color="290047"/>
-              <w:right w:val="single" w:sz="4" w:space="0" w:color="290047"/>
-            </w:tcBorders>
-            <w:shd w:val="clear" w:color="auto" w:fill="FFFFFF"/>
-            <w:tcMar>
-              <w:top w:w="225" w:type="dxa"/>
-              <w:left w:w="225" w:type="dxa"/>
-              <w:bottom w:w="225" w:type="dxa"/>
-              <w:right w:w="225" w:type="dxa"/>
-            </w:tcMar>
-            <w:hideMark/>
-          </w:tcPr>
-          <w:p>
-            <w:pPr>
-              <w:rPr>
-                <w:sz w:val="22"/>
-                <w:szCs w:val="22"/>
-              </w:rPr>
-            </w:pPr>
-            <w:r>
-              <w:rPr>
-                <w:sz w:val="22"/>
-                <w:szCs w:val="22"/>
-              </w:rPr>
-              <w:t>A</w:t>
-            </w:r>
-          </w:p>
-        </w:tc>
-        <w:tc>
-          <w:tcPr>
-            <w:tcW w:w="1842" w:type="dxa"/>
-            <w:tcBorders>
-              <w:top w:val="single" w:sz="4" w:space="0" w:color="290047"/>
-              <w:left w:val="single" w:sz="4" w:space="0" w:color="290047"/>
-              <w:bottom w:val="single" w:sz="4" w:space="0" w:color="290047"/>
-              <w:right w:val="single" w:sz="4" w:space="0" w:color="290047"/>
-            </w:tcBorders>
-            <w:shd w:val="clear" w:color="auto" w:fill="FFFFFF"/>
-            <w:tcMar>
-              <w:top w:w="225" w:type="dxa"/>
-              <w:left w:w="225" w:type="dxa"/>
-              <w:bottom w:w="225" w:type="dxa"/>
-              <w:right w:w="225" w:type="dxa"/>
-            </w:tcMar>
-            <w:hideMark/>
-          </w:tcPr>
-          <w:p>
-            <w:pPr>
-              <w:rPr>
-                <w:sz w:val="22"/>
-                <w:szCs w:val="22"/>
-              </w:rPr>
-            </w:pPr>
-            <w:r>
-              <w:rPr>
-                <w:b/>
-                <w:bCs/>
-                <w:sz w:val="22"/>
-                <w:szCs w:val="22"/>
-              </w:rPr>
               <w:t>Voldoet niet</w:t>
-            </w:r>
-          </w:p>
-        </w:tc>
-      </w:tr>
-      <w:tr>
-        <w:tc>
-          <w:tcPr>
-            <w:tcW w:w="5807" w:type="dxa"/>
-            <w:tcBorders>
-              <w:top w:val="single" w:sz="4" w:space="0" w:color="290047"/>
-              <w:left w:val="single" w:sz="4" w:space="0" w:color="290047"/>
-              <w:bottom w:val="single" w:sz="4" w:space="0" w:color="290047"/>
-              <w:right w:val="single" w:sz="4" w:space="0" w:color="290047"/>
-            </w:tcBorders>
-            <w:shd w:val="clear" w:color="auto" w:fill="FFFFFF"/>
-            <w:tcMar>
-              <w:top w:w="225" w:type="dxa"/>
-              <w:left w:w="225" w:type="dxa"/>
-              <w:bottom w:w="225" w:type="dxa"/>
-              <w:right w:w="225" w:type="dxa"/>
-            </w:tcMar>
-            <w:hideMark/>
-          </w:tcPr>
-          <w:p>
-            <w:pPr>
-              <w:rPr>
-                <w:sz w:val="22"/>
-                <w:szCs w:val="22"/>
-              </w:rPr>
-            </w:pPr>
-            <w:r>
-              <w:rPr>
-                <w:sz w:val="22"/>
-                <w:szCs w:val="22"/>
-              </w:rPr>
-              <w:t>2.5.8 Doelgrootte, minimum</w:t>
-            </w:r>
-          </w:p>
-        </w:tc>
-        <w:tc>
-          <w:tcPr>
-            <w:tcW w:w="1418" w:type="dxa"/>
-            <w:tcBorders>
-              <w:top w:val="single" w:sz="4" w:space="0" w:color="290047"/>
-              <w:left w:val="single" w:sz="4" w:space="0" w:color="290047"/>
-              <w:bottom w:val="single" w:sz="4" w:space="0" w:color="290047"/>
-              <w:right w:val="single" w:sz="4" w:space="0" w:color="290047"/>
-            </w:tcBorders>
-            <w:shd w:val="clear" w:color="auto" w:fill="FFFFFF"/>
-            <w:tcMar>
-              <w:top w:w="225" w:type="dxa"/>
-              <w:left w:w="225" w:type="dxa"/>
-              <w:bottom w:w="225" w:type="dxa"/>
-              <w:right w:w="225" w:type="dxa"/>
-            </w:tcMar>
-            <w:hideMark/>
-          </w:tcPr>
-          <w:p>
-            <w:pPr>
-              <w:rPr>
-                <w:sz w:val="22"/>
-                <w:szCs w:val="22"/>
-              </w:rPr>
-            </w:pPr>
-            <w:r>
-              <w:rPr>
-                <w:sz w:val="22"/>
-                <w:szCs w:val="22"/>
-              </w:rPr>
-              <w:t>AA</w:t>
-            </w:r>
-          </w:p>
-        </w:tc>
-        <w:tc>
-          <w:tcPr>
-            <w:tcW w:w="1842" w:type="dxa"/>
-            <w:tcBorders>
-              <w:top w:val="single" w:sz="4" w:space="0" w:color="290047"/>
-              <w:left w:val="single" w:sz="4" w:space="0" w:color="290047"/>
-              <w:bottom w:val="single" w:sz="4" w:space="0" w:color="290047"/>
-              <w:right w:val="single" w:sz="4" w:space="0" w:color="290047"/>
-            </w:tcBorders>
-            <w:shd w:val="clear" w:color="auto" w:fill="FFFFFF"/>
-            <w:tcMar>
-              <w:top w:w="225" w:type="dxa"/>
-              <w:left w:w="225" w:type="dxa"/>
-              <w:bottom w:w="225" w:type="dxa"/>
-              <w:right w:w="225" w:type="dxa"/>
-            </w:tcMar>
-            <w:hideMark/>
-          </w:tcPr>
-          <w:p>
-            <w:pPr>
-              <w:rPr>
-                <w:sz w:val="22"/>
-                <w:szCs w:val="22"/>
-              </w:rPr>
-            </w:pPr>
-            <w:r>
-              <w:rPr>
-                <w:sz w:val="22"/>
-                <w:szCs w:val="22"/>
-              </w:rPr>
-              <w:t>Voldoet</w:t>
-            </w:r>
-          </w:p>
-        </w:tc>
-      </w:tr>
-      <w:tr>
-        <w:tc>
-          <w:tcPr>
-            <w:tcW w:w="5807" w:type="dxa"/>
-            <w:tcBorders>
-              <w:top w:val="single" w:sz="4" w:space="0" w:color="290047"/>
-              <w:left w:val="single" w:sz="4" w:space="0" w:color="290047"/>
-              <w:bottom w:val="single" w:sz="4" w:space="0" w:color="290047"/>
-              <w:right w:val="single" w:sz="4" w:space="0" w:color="290047"/>
-            </w:tcBorders>
-            <w:shd w:val="clear" w:color="auto" w:fill="FFFFFF"/>
-            <w:tcMar>
-              <w:top w:w="225" w:type="dxa"/>
-              <w:left w:w="225" w:type="dxa"/>
-              <w:bottom w:w="225" w:type="dxa"/>
-              <w:right w:w="225" w:type="dxa"/>
-            </w:tcMar>
-            <w:hideMark/>
-          </w:tcPr>
-          <w:p>
-            <w:pPr>
-              <w:rPr>
-                <w:sz w:val="22"/>
-                <w:szCs w:val="22"/>
-              </w:rPr>
-            </w:pPr>
-            <w:r>
-              <w:rPr>
-                <w:sz w:val="22"/>
-                <w:szCs w:val="22"/>
-              </w:rPr>
-              <w:t>3.1.1 Taal van de pagina</w:t>
-            </w:r>
-          </w:p>
-        </w:tc>
-        <w:tc>
-          <w:tcPr>
-            <w:tcW w:w="1418" w:type="dxa"/>
-            <w:tcBorders>
-              <w:top w:val="single" w:sz="4" w:space="0" w:color="290047"/>
-              <w:left w:val="single" w:sz="4" w:space="0" w:color="290047"/>
-              <w:bottom w:val="single" w:sz="4" w:space="0" w:color="290047"/>
-              <w:right w:val="single" w:sz="4" w:space="0" w:color="290047"/>
-            </w:tcBorders>
-            <w:shd w:val="clear" w:color="auto" w:fill="FFFFFF"/>
-            <w:tcMar>
-              <w:top w:w="225" w:type="dxa"/>
-              <w:left w:w="225" w:type="dxa"/>
-              <w:bottom w:w="225" w:type="dxa"/>
-              <w:right w:w="225" w:type="dxa"/>
-            </w:tcMar>
-            <w:hideMark/>
-          </w:tcPr>
-          <w:p>
-            <w:pPr>
-              <w:rPr>
-                <w:sz w:val="22"/>
-                <w:szCs w:val="22"/>
-              </w:rPr>
-            </w:pPr>
-            <w:r>
-              <w:rPr>
-                <w:sz w:val="22"/>
-                <w:szCs w:val="22"/>
-              </w:rPr>
-              <w:t>A</w:t>
-            </w:r>
-          </w:p>
-        </w:tc>
-        <w:tc>
-          <w:tcPr>
-            <w:tcW w:w="1842" w:type="dxa"/>
-            <w:tcBorders>
-              <w:top w:val="single" w:sz="4" w:space="0" w:color="290047"/>
-              <w:left w:val="single" w:sz="4" w:space="0" w:color="290047"/>
-              <w:bottom w:val="single" w:sz="4" w:space="0" w:color="290047"/>
-              <w:right w:val="single" w:sz="4" w:space="0" w:color="290047"/>
-            </w:tcBorders>
-            <w:shd w:val="clear" w:color="auto" w:fill="FFFFFF"/>
-            <w:tcMar>
-              <w:top w:w="225" w:type="dxa"/>
-              <w:left w:w="225" w:type="dxa"/>
-              <w:bottom w:w="225" w:type="dxa"/>
-              <w:right w:w="225" w:type="dxa"/>
-            </w:tcMar>
-            <w:hideMark/>
-          </w:tcPr>
-          <w:p>
-            <w:pPr>
-              <w:rPr>
-                <w:sz w:val="22"/>
-                <w:szCs w:val="22"/>
-              </w:rPr>
-            </w:pPr>
-            <w:r>
-              <w:rPr>
-                <w:sz w:val="22"/>
-                <w:szCs w:val="22"/>
-              </w:rPr>
-              <w:t>Voldoet</w:t>
-            </w:r>
-          </w:p>
-        </w:tc>
-      </w:tr>
-      <w:tr>
-        <w:tc>
-          <w:tcPr>
-            <w:tcW w:w="5807" w:type="dxa"/>
-            <w:tcBorders>
-              <w:top w:val="single" w:sz="4" w:space="0" w:color="290047"/>
-              <w:left w:val="single" w:sz="4" w:space="0" w:color="290047"/>
-              <w:bottom w:val="single" w:sz="4" w:space="0" w:color="290047"/>
-              <w:right w:val="single" w:sz="4" w:space="0" w:color="290047"/>
-            </w:tcBorders>
-            <w:shd w:val="clear" w:color="auto" w:fill="FFFFFF"/>
-            <w:tcMar>
-              <w:top w:w="225" w:type="dxa"/>
-              <w:left w:w="225" w:type="dxa"/>
-              <w:bottom w:w="225" w:type="dxa"/>
-              <w:right w:w="225" w:type="dxa"/>
-            </w:tcMar>
-            <w:hideMark/>
-          </w:tcPr>
-          <w:p>
-            <w:pPr>
-              <w:rPr>
-                <w:sz w:val="22"/>
-                <w:szCs w:val="22"/>
-              </w:rPr>
-            </w:pPr>
-            <w:r>
-              <w:rPr>
-                <w:sz w:val="22"/>
-                <w:szCs w:val="22"/>
-              </w:rPr>
-              <w:t>3.1.2 Taal van onderdelen</w:t>
-            </w:r>
-          </w:p>
-        </w:tc>
-        <w:tc>
-          <w:tcPr>
-            <w:tcW w:w="1418" w:type="dxa"/>
-            <w:tcBorders>
-              <w:top w:val="single" w:sz="4" w:space="0" w:color="290047"/>
-              <w:left w:val="single" w:sz="4" w:space="0" w:color="290047"/>
-              <w:bottom w:val="single" w:sz="4" w:space="0" w:color="290047"/>
-              <w:right w:val="single" w:sz="4" w:space="0" w:color="290047"/>
-            </w:tcBorders>
-            <w:shd w:val="clear" w:color="auto" w:fill="FFFFFF"/>
-            <w:tcMar>
-              <w:top w:w="225" w:type="dxa"/>
-              <w:left w:w="225" w:type="dxa"/>
-              <w:bottom w:w="225" w:type="dxa"/>
-              <w:right w:w="225" w:type="dxa"/>
-            </w:tcMar>
-            <w:hideMark/>
-          </w:tcPr>
-          <w:p>
-            <w:pPr>
-              <w:rPr>
-                <w:sz w:val="22"/>
-                <w:szCs w:val="22"/>
-              </w:rPr>
-            </w:pPr>
-            <w:r>
-              <w:rPr>
-                <w:sz w:val="22"/>
-                <w:szCs w:val="22"/>
-              </w:rPr>
-              <w:t>AA</w:t>
-            </w:r>
-          </w:p>
-        </w:tc>
-        <w:tc>
-          <w:tcPr>
-            <w:tcW w:w="1842" w:type="dxa"/>
-            <w:tcBorders>
-              <w:top w:val="single" w:sz="4" w:space="0" w:color="290047"/>
-              <w:left w:val="single" w:sz="4" w:space="0" w:color="290047"/>
-              <w:bottom w:val="single" w:sz="4" w:space="0" w:color="290047"/>
-              <w:right w:val="single" w:sz="4" w:space="0" w:color="290047"/>
-            </w:tcBorders>
-            <w:shd w:val="clear" w:color="auto" w:fill="FFFFFF"/>
-            <w:tcMar>
-              <w:top w:w="225" w:type="dxa"/>
-              <w:left w:w="225" w:type="dxa"/>
-              <w:bottom w:w="225" w:type="dxa"/>
-              <w:right w:w="225" w:type="dxa"/>
-            </w:tcMar>
-            <w:hideMark/>
-          </w:tcPr>
-          <w:p>
-            <w:pPr>
-              <w:rPr>
-                <w:sz w:val="22"/>
-                <w:szCs w:val="22"/>
-              </w:rPr>
-            </w:pPr>
-            <w:r>
-              <w:rPr>
-                <w:sz w:val="22"/>
-                <w:szCs w:val="22"/>
-              </w:rPr>
-              <w:t>Voldoet</w:t>
-            </w:r>
-          </w:p>
-        </w:tc>
-      </w:tr>
-      <w:tr>
-        <w:tc>
-          <w:tcPr>
-            <w:tcW w:w="5807" w:type="dxa"/>
-            <w:tcBorders>
-              <w:top w:val="single" w:sz="4" w:space="0" w:color="290047"/>
-              <w:left w:val="single" w:sz="4" w:space="0" w:color="290047"/>
-              <w:bottom w:val="single" w:sz="4" w:space="0" w:color="290047"/>
-              <w:right w:val="single" w:sz="4" w:space="0" w:color="290047"/>
-            </w:tcBorders>
-            <w:shd w:val="clear" w:color="auto" w:fill="FFFFFF"/>
-            <w:tcMar>
-              <w:top w:w="225" w:type="dxa"/>
-              <w:left w:w="225" w:type="dxa"/>
-              <w:bottom w:w="225" w:type="dxa"/>
-              <w:right w:w="225" w:type="dxa"/>
-            </w:tcMar>
-            <w:hideMark/>
-          </w:tcPr>
-          <w:p>
-            <w:pPr>
-              <w:rPr>
-                <w:sz w:val="22"/>
-                <w:szCs w:val="22"/>
-              </w:rPr>
-            </w:pPr>
-            <w:r>
-              <w:rPr>
-                <w:sz w:val="22"/>
-                <w:szCs w:val="22"/>
-              </w:rPr>
-              <w:t>3.2.4 Consistente identificatie</w:t>
-            </w:r>
-          </w:p>
-        </w:tc>
-        <w:tc>
-          <w:tcPr>
-            <w:tcW w:w="1418" w:type="dxa"/>
-            <w:tcBorders>
-              <w:top w:val="single" w:sz="4" w:space="0" w:color="290047"/>
-              <w:left w:val="single" w:sz="4" w:space="0" w:color="290047"/>
-              <w:bottom w:val="single" w:sz="4" w:space="0" w:color="290047"/>
-              <w:right w:val="single" w:sz="4" w:space="0" w:color="290047"/>
-            </w:tcBorders>
-            <w:shd w:val="clear" w:color="auto" w:fill="FFFFFF"/>
-            <w:tcMar>
-              <w:top w:w="225" w:type="dxa"/>
-              <w:left w:w="225" w:type="dxa"/>
-              <w:bottom w:w="225" w:type="dxa"/>
-              <w:right w:w="225" w:type="dxa"/>
-            </w:tcMar>
-            <w:hideMark/>
-          </w:tcPr>
-          <w:p>
-            <w:pPr>
-              <w:rPr>
-                <w:sz w:val="22"/>
-                <w:szCs w:val="22"/>
-              </w:rPr>
-            </w:pPr>
-            <w:r>
-              <w:rPr>
-                <w:sz w:val="22"/>
-                <w:szCs w:val="22"/>
-              </w:rPr>
-              <w:t>AA</w:t>
-            </w:r>
-          </w:p>
-        </w:tc>
-        <w:tc>
-          <w:tcPr>
-            <w:tcW w:w="1842" w:type="dxa"/>
-            <w:tcBorders>
-              <w:top w:val="single" w:sz="4" w:space="0" w:color="290047"/>
-              <w:left w:val="single" w:sz="4" w:space="0" w:color="290047"/>
-              <w:bottom w:val="single" w:sz="4" w:space="0" w:color="290047"/>
-              <w:right w:val="single" w:sz="4" w:space="0" w:color="290047"/>
-            </w:tcBorders>
-            <w:shd w:val="clear" w:color="auto" w:fill="FFFFFF"/>
-            <w:tcMar>
-              <w:top w:w="225" w:type="dxa"/>
-              <w:left w:w="225" w:type="dxa"/>
-              <w:bottom w:w="225" w:type="dxa"/>
-              <w:right w:w="225" w:type="dxa"/>
-            </w:tcMar>
-            <w:hideMark/>
-          </w:tcPr>
-          <w:p>
-            <w:pPr>
-              <w:rPr>
-                <w:sz w:val="22"/>
-                <w:szCs w:val="22"/>
-              </w:rPr>
-            </w:pPr>
-            <w:r>
-              <w:rPr>
-                <w:sz w:val="22"/>
-                <w:szCs w:val="22"/>
-              </w:rPr>
-              <w:t>Voldoet</w:t>
-            </w:r>
-          </w:p>
-        </w:tc>
-      </w:tr>
-      <w:tr>
-        <w:tc>
-          <w:tcPr>
-            <w:tcW w:w="5807" w:type="dxa"/>
-            <w:tcBorders>
-              <w:top w:val="single" w:sz="4" w:space="0" w:color="290047"/>
-              <w:left w:val="single" w:sz="4" w:space="0" w:color="290047"/>
-              <w:bottom w:val="single" w:sz="4" w:space="0" w:color="290047"/>
-              <w:right w:val="single" w:sz="4" w:space="0" w:color="290047"/>
-            </w:tcBorders>
-            <w:shd w:val="clear" w:color="auto" w:fill="FFFFFF"/>
-            <w:tcMar>
-              <w:top w:w="225" w:type="dxa"/>
-              <w:left w:w="225" w:type="dxa"/>
-              <w:bottom w:w="225" w:type="dxa"/>
-              <w:right w:w="225" w:type="dxa"/>
-            </w:tcMar>
-            <w:hideMark/>
-          </w:tcPr>
-          <w:p>
-            <w:pPr>
-              <w:rPr>
-                <w:sz w:val="22"/>
-                <w:szCs w:val="22"/>
-              </w:rPr>
-            </w:pPr>
-            <w:r>
-              <w:rPr>
-                <w:sz w:val="22"/>
-                <w:szCs w:val="22"/>
-              </w:rPr>
-              <w:t>3.3.2 Labels of instructies</w:t>
-            </w:r>
-          </w:p>
-        </w:tc>
-        <w:tc>
-          <w:tcPr>
-            <w:tcW w:w="1418" w:type="dxa"/>
-            <w:tcBorders>
-              <w:top w:val="single" w:sz="4" w:space="0" w:color="290047"/>
-              <w:left w:val="single" w:sz="4" w:space="0" w:color="290047"/>
-              <w:bottom w:val="single" w:sz="4" w:space="0" w:color="290047"/>
-              <w:right w:val="single" w:sz="4" w:space="0" w:color="290047"/>
-            </w:tcBorders>
-            <w:shd w:val="clear" w:color="auto" w:fill="FFFFFF"/>
-            <w:tcMar>
-              <w:top w:w="225" w:type="dxa"/>
-              <w:left w:w="225" w:type="dxa"/>
-              <w:bottom w:w="225" w:type="dxa"/>
-              <w:right w:w="225" w:type="dxa"/>
-            </w:tcMar>
-            <w:hideMark/>
-          </w:tcPr>
-          <w:p>
-            <w:pPr>
-              <w:rPr>
-                <w:sz w:val="22"/>
-                <w:szCs w:val="22"/>
-              </w:rPr>
-            </w:pPr>
-            <w:r>
-              <w:rPr>
-                <w:sz w:val="22"/>
-                <w:szCs w:val="22"/>
-              </w:rPr>
-              <w:t>A</w:t>
-            </w:r>
-          </w:p>
-        </w:tc>
-        <w:tc>
-          <w:tcPr>
-            <w:tcW w:w="1842" w:type="dxa"/>
-            <w:tcBorders>
-              <w:top w:val="single" w:sz="4" w:space="0" w:color="290047"/>
-              <w:left w:val="single" w:sz="4" w:space="0" w:color="290047"/>
-              <w:bottom w:val="single" w:sz="4" w:space="0" w:color="290047"/>
-              <w:right w:val="single" w:sz="4" w:space="0" w:color="290047"/>
-            </w:tcBorders>
-            <w:shd w:val="clear" w:color="auto" w:fill="FFFFFF"/>
-            <w:tcMar>
-              <w:top w:w="225" w:type="dxa"/>
-              <w:left w:w="225" w:type="dxa"/>
-              <w:bottom w:w="225" w:type="dxa"/>
-              <w:right w:w="225" w:type="dxa"/>
-            </w:tcMar>
-            <w:hideMark/>
-          </w:tcPr>
-          <w:p>
-            <w:pPr>
-              <w:rPr>
-                <w:sz w:val="22"/>
-                <w:szCs w:val="22"/>
-              </w:rPr>
-            </w:pPr>
-            <w:r>
-              <w:rPr>
-                <w:sz w:val="22"/>
-                <w:szCs w:val="22"/>
-              </w:rPr>
-              <w:t>Voldoet</w:t>
-            </w:r>
-          </w:p>
-        </w:tc>
-      </w:tr>
-      <w:tr>
-        <w:tc>
-          <w:tcPr>
-            <w:tcW w:w="5807" w:type="dxa"/>
-            <w:tcBorders>
-              <w:top w:val="single" w:sz="4" w:space="0" w:color="290047"/>
-              <w:left w:val="single" w:sz="4" w:space="0" w:color="290047"/>
-              <w:bottom w:val="single" w:sz="4" w:space="0" w:color="290047"/>
-              <w:right w:val="single" w:sz="4" w:space="0" w:color="290047"/>
-            </w:tcBorders>
-            <w:shd w:val="clear" w:color="auto" w:fill="FFFFFF"/>
-            <w:tcMar>
-              <w:top w:w="225" w:type="dxa"/>
-              <w:left w:w="225" w:type="dxa"/>
-              <w:bottom w:w="225" w:type="dxa"/>
-              <w:right w:w="225" w:type="dxa"/>
-            </w:tcMar>
-            <w:hideMark/>
-          </w:tcPr>
-          <w:p>
-            <w:pPr>
-              <w:rPr>
-                <w:sz w:val="22"/>
-                <w:szCs w:val="22"/>
-              </w:rPr>
-            </w:pPr>
-            <w:r>
-              <w:rPr>
-                <w:sz w:val="22"/>
-                <w:szCs w:val="22"/>
-              </w:rPr>
-              <w:lastRenderedPageBreak/>
-              <w:t>4.1.2 Naam, rol en waarde</w:t>
-            </w:r>
-          </w:p>
-        </w:tc>
-        <w:tc>
-          <w:tcPr>
-            <w:tcW w:w="1418" w:type="dxa"/>
-            <w:tcBorders>
-              <w:top w:val="single" w:sz="4" w:space="0" w:color="290047"/>
-              <w:left w:val="single" w:sz="4" w:space="0" w:color="290047"/>
-              <w:bottom w:val="single" w:sz="4" w:space="0" w:color="290047"/>
-              <w:right w:val="single" w:sz="4" w:space="0" w:color="290047"/>
-            </w:tcBorders>
-            <w:shd w:val="clear" w:color="auto" w:fill="FFFFFF"/>
-            <w:tcMar>
-              <w:top w:w="225" w:type="dxa"/>
-              <w:left w:w="225" w:type="dxa"/>
-              <w:bottom w:w="225" w:type="dxa"/>
-              <w:right w:w="225" w:type="dxa"/>
-            </w:tcMar>
-            <w:hideMark/>
-          </w:tcPr>
-          <w:p>
-            <w:pPr>
-              <w:rPr>
-                <w:sz w:val="22"/>
-                <w:szCs w:val="22"/>
-              </w:rPr>
-            </w:pPr>
-            <w:r>
-              <w:rPr>
-                <w:sz w:val="22"/>
-                <w:szCs w:val="22"/>
-              </w:rPr>
-              <w:t>A</w:t>
-            </w:r>
-          </w:p>
-        </w:tc>
-        <w:tc>
-          <w:tcPr>
-            <w:tcW w:w="1842" w:type="dxa"/>
-            <w:tcBorders>
-              <w:top w:val="single" w:sz="4" w:space="0" w:color="290047"/>
-              <w:left w:val="single" w:sz="4" w:space="0" w:color="290047"/>
-              <w:bottom w:val="single" w:sz="4" w:space="0" w:color="290047"/>
-              <w:right w:val="single" w:sz="4" w:space="0" w:color="290047"/>
-            </w:tcBorders>
-            <w:shd w:val="clear" w:color="auto" w:fill="FFFFFF"/>
-            <w:tcMar>
-              <w:top w:w="225" w:type="dxa"/>
-              <w:left w:w="225" w:type="dxa"/>
-              <w:bottom w:w="225" w:type="dxa"/>
-              <w:right w:w="225" w:type="dxa"/>
-            </w:tcMar>
-            <w:hideMark/>
-          </w:tcPr>
-          <w:p>
-            <w:pPr>
-              <w:rPr>
-                <w:sz w:val="22"/>
-                <w:szCs w:val="22"/>
-              </w:rPr>
-            </w:pPr>
-            <w:r>
-              <w:rPr>
-                <w:sz w:val="22"/>
-                <w:szCs w:val="22"/>
-              </w:rPr>
-              <w:t>Voldoet</w:t>
             </w:r>
           </w:p>
         </w:tc>
@@ -5426,7 +5019,7 @@
                 <w:sz w:val="22"/>
                 <w:szCs w:val="22"/>
               </w:rPr>
-              <w:t>5 /</w:t>
+              <w:t>4 /</w:t>
             </w:r>
             <w:proofErr w:type="gramEnd"/>
             <w:r>
@@ -5434,7 +5027,7 @@
                 <w:sz w:val="22"/>
                 <w:szCs w:val="22"/>
               </w:rPr>
-              <w:t xml:space="preserve"> 8</w:t>
+              <w:t> 9</w:t>
             </w:r>
           </w:p>
         </w:tc>
@@ -5477,7 +5070,7 @@
                 <w:sz w:val="22"/>
                 <w:szCs w:val="22"/>
               </w:rPr>
-              <w:t xml:space="preserve"> 7</w:t>
+              <w:t> 7</w:t>
             </w:r>
           </w:p>
         </w:tc>
@@ -5512,7 +5105,7 @@
                 <w:sz w:val="22"/>
                 <w:szCs w:val="22"/>
               </w:rPr>
-              <w:t>11 /</w:t>
+              <w:t>10 /</w:t>
             </w:r>
             <w:proofErr w:type="gramEnd"/>
             <w:r>
@@ -5520,7 +5113,7 @@
                 <w:sz w:val="22"/>
                 <w:szCs w:val="22"/>
               </w:rPr>
-              <w:t xml:space="preserve"> 15</w:t>
+              <w:t> 16</w:t>
             </w:r>
           </w:p>
         </w:tc>
@@ -5591,7 +5184,7 @@
                 <w:sz w:val="22"/>
                 <w:szCs w:val="22"/>
               </w:rPr>
-              <w:t>3 /</w:t>
+              <w:t>5 /</w:t>
             </w:r>
             <w:proofErr w:type="gramEnd"/>
             <w:r>
@@ -5599,7 +5192,7 @@
                 <w:sz w:val="22"/>
                 <w:szCs w:val="22"/>
               </w:rPr>
-              <w:t xml:space="preserve"> 5</w:t>
+              <w:t> 7</w:t>
             </w:r>
           </w:p>
         </w:tc>
@@ -5642,7 +5235,7 @@
                 <w:sz w:val="22"/>
                 <w:szCs w:val="22"/>
               </w:rPr>
-              <w:t xml:space="preserve"> 2</w:t>
+              <w:t> 2</w:t>
             </w:r>
           </w:p>
         </w:tc>
@@ -5677,7 +5270,7 @@
                 <w:sz w:val="22"/>
                 <w:szCs w:val="22"/>
               </w:rPr>
-              <w:t>4 /</w:t>
+              <w:t>6 /</w:t>
             </w:r>
             <w:proofErr w:type="gramEnd"/>
             <w:r>
@@ -5685,7 +5278,7 @@
                 <w:sz w:val="22"/>
                 <w:szCs w:val="22"/>
               </w:rPr>
-              <w:t xml:space="preserve"> 7</w:t>
+              <w:t> 9</w:t>
             </w:r>
           </w:p>
         </w:tc>
@@ -5756,6 +5349,49 @@
                 <w:sz w:val="22"/>
                 <w:szCs w:val="22"/>
               </w:rPr>
+              <w:t>1 /</w:t>
+            </w:r>
+            <w:proofErr w:type="gramEnd"/>
+            <w:r>
+              <w:rPr>
+                <w:sz w:val="22"/>
+                <w:szCs w:val="22"/>
+              </w:rPr>
+              <w:t> 2</w:t>
+            </w:r>
+          </w:p>
+        </w:tc>
+        <w:tc>
+          <w:tcPr>
+            <w:tcW w:w="1843" w:type="dxa"/>
+            <w:tcBorders>
+              <w:top w:val="single" w:sz="4" w:space="0" w:color="290047"/>
+              <w:left w:val="single" w:sz="4" w:space="0" w:color="290047"/>
+              <w:bottom w:val="single" w:sz="4" w:space="0" w:color="290047"/>
+              <w:right w:val="single" w:sz="4" w:space="0" w:color="290047"/>
+            </w:tcBorders>
+            <w:shd w:val="clear" w:color="auto" w:fill="FFFFFF"/>
+            <w:tcMar>
+              <w:top w:w="225" w:type="dxa"/>
+              <w:left w:w="225" w:type="dxa"/>
+              <w:bottom w:w="225" w:type="dxa"/>
+              <w:right w:w="225" w:type="dxa"/>
+            </w:tcMar>
+            <w:hideMark/>
+          </w:tcPr>
+          <w:p>
+            <w:pPr>
+              <w:rPr>
+                <w:sz w:val="22"/>
+                <w:szCs w:val="22"/>
+              </w:rPr>
+            </w:pPr>
+            <w:proofErr w:type="gramStart"/>
+            <w:r>
+              <w:rPr>
+                <w:sz w:val="22"/>
+                <w:szCs w:val="22"/>
+              </w:rPr>
               <w:t>2 /</w:t>
             </w:r>
             <w:proofErr w:type="gramEnd"/>
@@ -5764,13 +5400,13 @@
                 <w:sz w:val="22"/>
                 <w:szCs w:val="22"/>
               </w:rPr>
-              <w:t xml:space="preserve"> 2</w:t>
-            </w:r>
-          </w:p>
-        </w:tc>
-        <w:tc>
-          <w:tcPr>
-            <w:tcW w:w="1843" w:type="dxa"/>
+              <w:t> 2</w:t>
+            </w:r>
+          </w:p>
+        </w:tc>
+        <w:tc>
+          <w:tcPr>
+            <w:tcW w:w="3260" w:type="dxa"/>
             <w:tcBorders>
               <w:top w:val="single" w:sz="4" w:space="0" w:color="290047"/>
               <w:left w:val="single" w:sz="4" w:space="0" w:color="290047"/>
@@ -5799,7 +5435,7 @@
                 <w:sz w:val="22"/>
                 <w:szCs w:val="22"/>
               </w:rPr>
-              <w:t>2 /</w:t>
+              <w:t>3 /</w:t>
             </w:r>
             <w:proofErr w:type="gramEnd"/>
             <w:r>
@@ -5807,50 +5443,7 @@
                 <w:sz w:val="22"/>
                 <w:szCs w:val="22"/>
               </w:rPr>
-              <w:t xml:space="preserve"> 2</w:t>
-            </w:r>
-          </w:p>
-        </w:tc>
-        <w:tc>
-          <w:tcPr>
-            <w:tcW w:w="3260" w:type="dxa"/>
-            <w:tcBorders>
-              <w:top w:val="single" w:sz="4" w:space="0" w:color="290047"/>
-              <w:left w:val="single" w:sz="4" w:space="0" w:color="290047"/>
-              <w:bottom w:val="single" w:sz="4" w:space="0" w:color="290047"/>
-              <w:right w:val="single" w:sz="4" w:space="0" w:color="290047"/>
-            </w:tcBorders>
-            <w:shd w:val="clear" w:color="auto" w:fill="FFFFFF"/>
-            <w:tcMar>
-              <w:top w:w="225" w:type="dxa"/>
-              <w:left w:w="225" w:type="dxa"/>
-              <w:bottom w:w="225" w:type="dxa"/>
-              <w:right w:w="225" w:type="dxa"/>
-            </w:tcMar>
-            <w:hideMark/>
-          </w:tcPr>
-          <w:p>
-            <w:pPr>
-              <w:rPr>
-                <w:sz w:val="22"/>
-                <w:szCs w:val="22"/>
-              </w:rPr>
-            </w:pPr>
-            <w:proofErr w:type="gramStart"/>
-            <w:r>
-              <w:rPr>
-                <w:sz w:val="22"/>
-                <w:szCs w:val="22"/>
-              </w:rPr>
-              <w:t>4 /</w:t>
-            </w:r>
-            <w:proofErr w:type="gramEnd"/>
-            <w:r>
-              <w:rPr>
-                <w:sz w:val="22"/>
-                <w:szCs w:val="22"/>
-              </w:rPr>
-              <w:t xml:space="preserve"> 4</w:t>
+              <w:t> 4</w:t>
             </w:r>
           </w:p>
         </w:tc>
@@ -5921,7 +5514,7 @@
                 <w:sz w:val="22"/>
                 <w:szCs w:val="22"/>
               </w:rPr>
-              <w:t>1 /</w:t>
+              <w:t>0 /</w:t>
             </w:r>
             <w:proofErr w:type="gramEnd"/>
             <w:r>
@@ -5929,7 +5522,7 @@
                 <w:sz w:val="22"/>
                 <w:szCs w:val="22"/>
               </w:rPr>
-              <w:t xml:space="preserve"> 1</w:t>
+              <w:t> 1</w:t>
             </w:r>
           </w:p>
         </w:tc>
@@ -5972,7 +5565,7 @@
                 <w:sz w:val="22"/>
                 <w:szCs w:val="22"/>
               </w:rPr>
-              <w:t xml:space="preserve"> 0</w:t>
+              <w:t> 0</w:t>
             </w:r>
           </w:p>
         </w:tc>
@@ -6007,7 +5600,7 @@
                 <w:sz w:val="22"/>
                 <w:szCs w:val="22"/>
               </w:rPr>
-              <w:t>1 /</w:t>
+              <w:t>0 /</w:t>
             </w:r>
             <w:proofErr w:type="gramEnd"/>
             <w:r>
@@ -6015,7 +5608,7 @@
                 <w:sz w:val="22"/>
                 <w:szCs w:val="22"/>
               </w:rPr>
-              <w:t xml:space="preserve"> 1</w:t>
+              <w:t> 1</w:t>
             </w:r>
           </w:p>
         </w:tc>
@@ -6090,7 +5683,7 @@
                 <w:sz w:val="22"/>
                 <w:szCs w:val="22"/>
               </w:rPr>
-              <w:t>11 /</w:t>
+              <w:t>12 /</w:t>
             </w:r>
             <w:proofErr w:type="gramEnd"/>
             <w:r>
@@ -6100,7 +5693,7 @@
                 <w:sz w:val="22"/>
                 <w:szCs w:val="22"/>
               </w:rPr>
-              <w:t xml:space="preserve"> 16</w:t>
+              <w:t> 19</w:t>
             </w:r>
           </w:p>
         </w:tc>
@@ -6137,7 +5730,7 @@
                 <w:sz w:val="22"/>
                 <w:szCs w:val="22"/>
               </w:rPr>
-              <w:t>9 /</w:t>
+              <w:t>7 /</w:t>
             </w:r>
             <w:proofErr w:type="gramEnd"/>
             <w:r>
@@ -6147,7 +5740,7 @@
                 <w:sz w:val="22"/>
                 <w:szCs w:val="22"/>
               </w:rPr>
-              <w:t xml:space="preserve"> 11</w:t>
+              <w:t> 11</w:t>
             </w:r>
           </w:p>
         </w:tc>
@@ -6183,7 +5776,7 @@
                 <w:sz w:val="22"/>
                 <w:szCs w:val="22"/>
               </w:rPr>
-              <w:t>20/ 27</w:t>
+              <w:t>19/ 30</w:t>
             </w:r>
           </w:p>
         </w:tc>
@@ -6191,107 +5784,125 @@
     </w:tbl>
     <w:p/>
     <w:p>
-      <w:pPr>
+      <w:bookmarkStart w:id="3" w:name="_Toc_Bevindingen"/>
+      <w:pPr>
+        <w:pageBreakBefore/>
         <w:pStyle w:val="Kop2"/>
       </w:pPr>
       <w:r>
         <w:t>Bevindingen</w:t>
       </w:r>
-    </w:p>
-    <w:p w14:paraId="CRI00001">
+      <w:bookmarkEnd w:id="3"/>
+    </w:p>
+    <w:p>
+      <w:pPr/>
+      <w:r>
+        <w:t xml:space="preserve">Hieronder worden de vastgestelde afwijkingen beschreven. Per bevinding is de locatie en een beschrijving van het probleem opgenomen, gevolgd door de impact op de gebruiker en een advies om de afwijking te verhelpen.</w:t>
+      </w:r>
+    </w:p>
+    <w:p>
       <w:pPr>
         <w:pStyle w:val="Kop3"/>
       </w:pPr>
       <w:r>
-        <w:t>1.3.3 Zintuiglijke eigenschappen A</w:t>
-      </w:r>
-    </w:p>
-    <w:p>
-      <w:r>
-        <w:t>Hieronder worden de vastgestelde afwijkingen beschreven. Per bevinding is de locatie en een beschrijving van het probleem opgenomen, gevolgd door de impact op de gebruiker en een advies om de afwijking te verhelpen.</w:t>
-      </w:r>
-    </w:p>
-    <w:p>
-      <w:pPr>
-        <w:pStyle w:val="Kop3"/>
-      </w:pPr>
-      <w:bookmarkStart w:id="9" w:name="_Toc223874298"/>
-      <w:r>
-        <w:t xml:space="preserve">1.1.1 Niet-tekstuele </w:t>
-      </w:r>
-      <w:proofErr w:type="gramStart"/>
-      <w:r>
-        <w:t>content  A</w:t>
-      </w:r>
-      <w:bookmarkEnd w:id="9"/>
-      <w:proofErr w:type="gramEnd"/>
-    </w:p>
-    <w:p>
-      <w:r>
-        <w:t>Geef informatieve afbeeldingen en andere niet-tekstuele content een goed tekstalternatief.</w:t>
+        <w:t>1.3.5 Identificeer het doel van de input AA</w:t>
+      </w:r>
+    </w:p>
+    <w:p>
+      <w:pPr>
+        <w:spacing w:after="240"/>
+      </w:pPr>
+      <w:r>
+        <w:t xml:space="preserve">Het doel van formuliervelden voor persoonlijke gegevens (bijv. je naam) moeten door hulpsoftware herkend worden.</w:t>
       </w:r>
       <w:r>
         <w:br/>
-        <w:t>Informatie over succescriterium </w:t>
-      </w:r>
-      <w:hyperlink r:id="rId12" w:anchor="non-text-content" w:tgtFrame="_blank" w:history="1">
-        <w:r>
-          <w:rPr>
-            <w:rStyle w:val="Hyperlink"/>
-          </w:rPr>
-          <w:t>1.1.1 Niet-tekstuele content</w:t>
-        </w:r>
-      </w:hyperlink>
-    </w:p>
-    <w:p>
+      </w:r>
+      <w:r>
+        <w:rPr>
+          <w:rStyle w:val="Hyperlink"/>
+        </w:rPr>
+        <w:t>1.3.5 Identificeer het doel van de input</w:t>
+      </w:r>
+    </w:p>
+    <w:p>
+      <w:pPr>
+        <w:shd w:val="clear" w:color="auto" w:fill="EEEEEE"/>
+        <w:spacing w:before="240" w:after="240"/>
+      </w:pPr>
+      <w:r>
+        <w:br/>
+      </w:r>
+      <w:r>
+        <w:br/>
+      </w:r>
       <w:r>
         <w:rPr>
           <w:b/>
           <w:bCs/>
+          <w:sz w:val="30"/>
+          <w:szCs w:val="30"/>
         </w:rPr>
-        <w:t>Resultaat: </w:t>
-      </w:r>
-      <w:r>
-        <w:t>Voldoet niet</w:t>
+        <w:t xml:space="preserve">  Resultaat:</w:t>
+      </w:r>
+      <w:r>
+        <w:rPr>
+          <w:sz w:val="30"/>
+          <w:szCs w:val="30"/>
+        </w:rPr>
+        <w:t xml:space="preserve"> Voldoet niet  </w:t>
+      </w:r>
+      <w:r>
+        <w:br/>
       </w:r>
     </w:p>
     <w:p>
       <w:pPr>
         <w:pStyle w:val="Kop4"/>
-      </w:pPr>
-      <w:r>
-        <w:t>Bevinding 1</w:t>
-      </w:r>
-    </w:p>
-    <w:p>
-      <w:hyperlink r:id="rId13" w:tgtFrame="_blank" w:tooltip="opent in nieuw venster" w:history="1">
-        <w:r>
-          <w:rPr>
-            <w:rStyle w:val="Hyperlink"/>
-          </w:rPr>
-          <w:t>https://mijn.hhnk.nl/authenticate</w:t>
-        </w:r>
-      </w:hyperlink>
+        <w:spacing w:before="720"/>
+      </w:pPr>
+      <w:r>
+        <w:rPr>
+          <w:b w:val="0"/>
+          <w:bCs w:val="0"/>
+        </w:rPr>
+        <w:t>Bevinding 1 (SC 1.3.5)</w:t>
+      </w:r>
+    </w:p>
+    <w:p>
+      <w:pPr/>
+      <w:r>
+        <w:t xml:space="preserve">Stap 1 - Reactieformulier Vernieuwing Speelplek De Stouwe Europaring Oostzijde</w:t>
+      </w:r>
       <w:r>
         <w:br/>
-        <w:t xml:space="preserve">Op de pre-loginpagina van de Mijn-omgeving van Hoogheemraadschap Hollands </w:t>
-      </w:r>
-      <w:r>
-        <w:lastRenderedPageBreak/>
-        <w:t>Noorderkwartier bevat het logo een leeg alt-attribuut.</w:t>
+      </w:r>
+      <w:r>
+        <w:rPr>
+          <w:rStyle w:val="Hyperlink"/>
+        </w:rPr>
+        <w:t>https://www.wierden.nl/form/reactieformulier-vernieuwing-speelplek-de-stouwe-europaring-oostzijde/reactieformulier-vernieuwing-speelplek-de-stouwe-europaring-oostzijde-0</w:t>
+      </w:r>
+    </w:p>
+    <w:p>
+      <w:pPr/>
+      <w:r>
+        <w:t xml:space="preserve">Stap 1 - Gegevens (Aanmelden updates Zenderink)</w:t>
       </w:r>
       <w:r>
         <w:br/>
-        <w:t>Hierdoor is de alternatieve tekst niet beschikbaar voor gebruikers van schermlezers. Het logo bevat visueel de tekst “hoogheemraadschap Hollands Noorderkwartier”, maar deze informatie wordt niet programma</w:t>
-      </w:r>
-      <w:r>
-        <w:softHyphen/>
-        <w:t>matig aangeboden.</w:t>
-      </w:r>
-    </w:p>
-    <w:p>
-      <w:r>
-        <w:t>Afbeeldingen die tekst bevatten en informatief zijn, moeten een passend tekstalternatief hebben dat de visuele tekst volledig weergeeft. Door het ontbreken hiervan gaat essentiële informatie verloren voor gebruikers die het logo niet visueel kunnen waarnemen.</w:t>
+      </w:r>
+      <w:r>
+        <w:rPr>
+          <w:rStyle w:val="Hyperlink"/>
+        </w:rPr>
+        <w:t>https://www.wierden.nl/form/aanmelden-updates-zenderink/gegevens-0-1</w:t>
+      </w:r>
+    </w:p>
+    <w:p>
+      <w:pPr/>
+      <w:r>
+        <w:t xml:space="preserve">Op deze pagina's heeft het veld "Voornaam" de waarde autocomplete="name". Dit is de verkeerde waarde: name staat voor de volledige naam, dus vult de browser bij autofill zowel de voornaam als de achternaam in. Dit is een probleem voor mensen die afhankelijk zijn van autofill, zoals mensen met een motorische beperking of mensen die moeite hebben met typen.</w:t>
       </w:r>
     </w:p>
     <w:p>
@@ -6299,50 +5910,62 @@
         <w:pStyle w:val="Kop5"/>
       </w:pPr>
       <w:r>
-        <w:t>Advies: </w:t>
-      </w:r>
-    </w:p>
-    <w:p>
-      <w:r>
-        <w:t>Pas de alternatieve tekst van het logo aan naar: “hoogheemraadschap Hollands Noorderkwartier”</w:t>
+        <w:t>Advies</w:t>
+      </w:r>
+    </w:p>
+    <w:p>
+      <w:pPr/>
+      <w:r>
+        <w:t xml:space="preserve">Vervang bij het veld "Voornaam" het autocomplete attribuut "name" door "given-name".</w:t>
       </w:r>
     </w:p>
     <w:p>
       <w:pPr>
         <w:pStyle w:val="Kop4"/>
-      </w:pPr>
-      <w:r>
-        <w:t xml:space="preserve">Bevinding </w:t>
-      </w:r>
-      <w:r>
-        <w:t>2</w:t>
-      </w:r>
-    </w:p>
-    <w:p>
-      <w:hyperlink r:id="rId14" w:tgtFrame="_blank" w:tooltip="opent in nieuw venster" w:history="1">
-        <w:r>
-          <w:rPr>
-            <w:rStyle w:val="Hyperlink"/>
-          </w:rPr>
-          <w:t>https://mijn.hhnk.nl/authenticate</w:t>
-        </w:r>
-      </w:hyperlink>
+        <w:spacing w:before="720"/>
+      </w:pPr>
+      <w:r>
+        <w:rPr>
+          <w:b w:val="0"/>
+          <w:bCs w:val="0"/>
+        </w:rPr>
+        <w:t>Bevinding 2 (SC 1.3.5)</w:t>
+      </w:r>
+    </w:p>
+    <w:p>
+      <w:pPr/>
+      <w:r>
+        <w:t xml:space="preserve">Stap 1 - Reactieformulier Vernieuwing Speelplek De Stouwe Europaring Oostzijde</w:t>
+      </w:r>
       <w:r>
         <w:br/>
-        <w:t>Op de pre-loginpagina van de Mijn-omgeving van Hoogheemraadschap Hollands Noorderkwartier bevat het logo een leeg alt-attribuut.</w:t>
+      </w:r>
+      <w:r>
+        <w:rPr>
+          <w:rStyle w:val="Hyperlink"/>
+        </w:rPr>
+        <w:t>https://www.wierden.nl/form/reactieformulier-vernieuwing-speelplek-de-stouwe-europaring-oostzijde/reactieformulier-vernieuwing-speelplek-de-stouwe-europaring-oostzijde-0</w:t>
+      </w:r>
+    </w:p>
+    <w:p>
+      <w:pPr/>
+      <w:r>
+        <w:t xml:space="preserve">Stap 1 - Gegevens (Aanmelden updates Zenderink)</w:t>
       </w:r>
       <w:r>
         <w:br/>
-        <w:t>Hierdoor is de alternatieve tekst niet beschikbaar voor gebruikers van schermlezers. Het logo bevat visueel de tekst “hoogheemraadschap Hollands Noorderkwartier”, maar deze informatie wordt niet programma</w:t>
-      </w:r>
-      <w:r>
-        <w:softHyphen/>
-        <w:t>matig aangeboden.</w:t>
-      </w:r>
-    </w:p>
-    <w:p>
-      <w:r>
-        <w:t>Afbeeldingen die tekst bevatten en informatief zijn, moeten een passend tekstalternatief hebben dat de visuele tekst volledig weergeeft. Door het ontbreken hiervan gaat essentiële informatie verloren voor gebruikers die het logo niet visueel kunnen waarnemen.</w:t>
+      </w:r>
+      <w:r>
+        <w:rPr>
+          <w:rStyle w:val="Hyperlink"/>
+        </w:rPr>
+        <w:t>https://www.wierden.nl/form/aanmelden-updates-zenderink/gegevens-0-1</w:t>
+      </w:r>
+    </w:p>
+    <w:p>
+      <w:pPr/>
+      <w:r>
+        <w:t xml:space="preserve">Op deze pagina ontbreekt bij het veld "Adres" het autocomplete-attribuut. Hierdoor kan het doel van dit veld niet worden bepaald. Dit is een probleem voor mensen die afhankelijk zijn van autofill, zoals mensen met een motorische beperking of mensen die moeite hebben met typen.</w:t>
       </w:r>
     </w:p>
     <w:p>
@@ -6350,12 +5973,785 @@
         <w:pStyle w:val="Kop5"/>
       </w:pPr>
       <w:r>
-        <w:t>Advies: </w:t>
-      </w:r>
-    </w:p>
-    <w:p>
-      <w:r>
-        <w:t>Pas de alternatieve tekst van het logo aan naar: “hoogheemraadschap Hollands Noorderkwartier”</w:t>
+        <w:t>Advies</w:t>
+      </w:r>
+    </w:p>
+    <w:p>
+      <w:pPr/>
+      <w:r>
+        <w:t xml:space="preserve">Voeg bij het veld "Adres" het attribuut autocomplete="street-address" toe.</w:t>
+      </w:r>
+    </w:p>
+    <w:p>
+      <w:pPr>
+        <w:pStyle w:val="Kop4"/>
+        <w:spacing w:before="720"/>
+      </w:pPr>
+      <w:r>
+        <w:rPr>
+          <w:b w:val="0"/>
+          <w:bCs w:val="0"/>
+        </w:rPr>
+        <w:t>Bevinding 3 (SC 1.3.5)</w:t>
+      </w:r>
+    </w:p>
+    <w:p>
+      <w:pPr/>
+      <w:r>
+        <w:t xml:space="preserve">Stap 1 - Contactformulier-trouwambtenaar-bert-groothengel/contactformulier-trouwambtenaar-bert-groothengel</w:t>
+      </w:r>
+      <w:r>
+        <w:br/>
+      </w:r>
+      <w:r>
+        <w:rPr>
+          <w:rStyle w:val="Hyperlink"/>
+        </w:rPr>
+        <w:t>https://www.wierden.nl/form/contactformulier-trouwambtenaar-bert-groothengel/contactformulier-trouwambtenaar-bert-groothengel-0</w:t>
+      </w:r>
+    </w:p>
+    <w:p>
+      <w:pPr/>
+      <w:r>
+        <w:t xml:space="preserve">Op deze pagina staat een formulier waarbij het veld "Telefoonnummer aanvragers" het telefoonnummer van de gebruiker zelf opvraagt. Dit veld heeft geen autocomplete-attribuut, waardoor de browser en hulpsoftware het doel van het veld niet programmatisch kunnen bepalen. Daardoor werkt automatisch invullen (autofill) niet voor dit veld. Dit is een probleem voor mensen met een cognitieve beperking, mensen met dyslexie en mensen met een motorische beperking, die juist baat hebben bij autofill om fouten te vermijden en minder te hoeven typen.</w:t>
+      </w:r>
+    </w:p>
+    <w:p>
+      <w:pPr>
+        <w:pStyle w:val="Kop5"/>
+      </w:pPr>
+      <w:r>
+        <w:t>Advies</w:t>
+      </w:r>
+    </w:p>
+    <w:p>
+      <w:pPr/>
+      <w:r>
+        <w:t xml:space="preserve">Voeg bij het veld telefoonnummer het attribuut autocomplete="tel-national" toe.</w:t>
+      </w:r>
+    </w:p>
+    <w:p>
+      <w:pPr>
+        <w:pStyle w:val="Kop3"/>
+      </w:pPr>
+      <w:r>
+        <w:t>2.4.6 Koppen en labels AA</w:t>
+      </w:r>
+    </w:p>
+    <w:p>
+      <w:pPr>
+        <w:spacing w:after="240"/>
+      </w:pPr>
+      <w:r>
+        <w:t xml:space="preserve">Gebruik duidelijke koppen en tekstlabels die het onderwerp of doel beschrijven.</w:t>
+      </w:r>
+      <w:r>
+        <w:br/>
+      </w:r>
+      <w:r>
+        <w:rPr>
+          <w:rStyle w:val="Hyperlink"/>
+        </w:rPr>
+        <w:t>2.4.6 Koppen en labels</w:t>
+      </w:r>
+    </w:p>
+    <w:p>
+      <w:pPr>
+        <w:shd w:val="clear" w:color="auto" w:fill="EEEEEE"/>
+        <w:spacing w:before="240" w:after="240"/>
+      </w:pPr>
+      <w:r>
+        <w:br/>
+      </w:r>
+      <w:r>
+        <w:br/>
+      </w:r>
+      <w:r>
+        <w:rPr>
+          <w:b/>
+          <w:bCs/>
+          <w:sz w:val="30"/>
+          <w:szCs w:val="30"/>
+        </w:rPr>
+        <w:t xml:space="preserve">  Resultaat:</w:t>
+      </w:r>
+      <w:r>
+        <w:rPr>
+          <w:sz w:val="30"/>
+          <w:szCs w:val="30"/>
+        </w:rPr>
+        <w:t xml:space="preserve"> Voldoet niet  </w:t>
+      </w:r>
+      <w:r>
+        <w:br/>
+      </w:r>
+    </w:p>
+    <w:p>
+      <w:pPr>
+        <w:pStyle w:val="Kop4"/>
+        <w:spacing w:before="720"/>
+      </w:pPr>
+      <w:r>
+        <w:rPr>
+          <w:b w:val="0"/>
+          <w:bCs w:val="0"/>
+        </w:rPr>
+        <w:t>Bevinding 1 (SC 2.4.6)</w:t>
+      </w:r>
+    </w:p>
+    <w:p>
+      <w:pPr/>
+      <w:r>
+        <w:t xml:space="preserve">Stap 1 - Reactieformulier Vernieuwing Speelplek De Stouwe Europaring Oostzijde</w:t>
+      </w:r>
+      <w:r>
+        <w:br/>
+      </w:r>
+      <w:r>
+        <w:rPr>
+          <w:rStyle w:val="Hyperlink"/>
+        </w:rPr>
+        <w:t>https://www.wierden.nl/form/reactieformulier-vernieuwing-speelplek-de-stouwe-europaring-oostzijde/reactieformulier-vernieuwing-speelplek-de-stouwe-europaring-oostzijde-0</w:t>
+      </w:r>
+    </w:p>
+    <w:p>
+      <w:pPr/>
+      <w:r>
+        <w:t xml:space="preserve">Stap 1 - Contactformulier-trouwambtenaar-bert-groothengel/contactformulier-trouwambtenaar-bert-groothengel</w:t>
+      </w:r>
+      <w:r>
+        <w:br/>
+      </w:r>
+      <w:r>
+        <w:rPr>
+          <w:rStyle w:val="Hyperlink"/>
+        </w:rPr>
+        <w:t>https://www.wierden.nl/form/contactformulier-trouwambtenaar-bert-groothengel/contactformulier-trouwambtenaar-bert-groothengel-0</w:t>
+      </w:r>
+    </w:p>
+    <w:p>
+      <w:pPr/>
+      <w:r>
+        <w:t xml:space="preserve">Op deze pagina's is de staptitel (h2) niet beschrijvend voor de inhoud van de stap. De h2 herhaalt de naam van het  formulier terwijl de stap gaat over het invullen van persoonsgegevens en een reactie. Gebruikers die via koppen navigeren zoals mensen die een schermlezer gebruiken kunnen op basis van deze kop niet opmaken wat er in de stap van hen wordt verwacht.</w:t>
+      </w:r>
+    </w:p>
+    <w:p>
+      <w:pPr>
+        <w:pStyle w:val="Kop5"/>
+      </w:pPr>
+      <w:r>
+        <w:t>Advies</w:t>
+      </w:r>
+    </w:p>
+    <w:p>
+      <w:pPr/>
+      <w:r>
+        <w:t xml:space="preserve">Vervang de h2 door een beschrijvende staptitel die aangeeft wat er in de stap wordt gevraagd. Bijvoorbeeld: "Uw gegevens en reactie".</w:t>
+      </w:r>
+    </w:p>
+    <w:p>
+      <w:pPr>
+        <w:pStyle w:val="Kop3"/>
+      </w:pPr>
+      <w:r>
+        <w:t>3.3.2 Labels of instructies A</w:t>
+      </w:r>
+    </w:p>
+    <w:p>
+      <w:pPr>
+        <w:spacing w:after="240"/>
+      </w:pPr>
+      <w:r>
+        <w:t xml:space="preserve">Invoervelden hebben duidelijke tekstlabels of instructies.</w:t>
+      </w:r>
+      <w:r>
+        <w:br/>
+      </w:r>
+      <w:r>
+        <w:rPr>
+          <w:rStyle w:val="Hyperlink"/>
+        </w:rPr>
+        <w:t>3.3.2 Labels of instructies</w:t>
+      </w:r>
+    </w:p>
+    <w:p>
+      <w:pPr>
+        <w:shd w:val="clear" w:color="auto" w:fill="EEEEEE"/>
+        <w:spacing w:before="240" w:after="240"/>
+      </w:pPr>
+      <w:r>
+        <w:br/>
+      </w:r>
+      <w:r>
+        <w:br/>
+      </w:r>
+      <w:r>
+        <w:rPr>
+          <w:b/>
+          <w:bCs/>
+          <w:sz w:val="30"/>
+          <w:szCs w:val="30"/>
+        </w:rPr>
+        <w:t xml:space="preserve">  Resultaat:</w:t>
+      </w:r>
+      <w:r>
+        <w:rPr>
+          <w:sz w:val="30"/>
+          <w:szCs w:val="30"/>
+        </w:rPr>
+        <w:t xml:space="preserve"> Voldoet niet  </w:t>
+      </w:r>
+      <w:r>
+        <w:br/>
+      </w:r>
+    </w:p>
+    <w:p>
+      <w:pPr>
+        <w:pStyle w:val="Kop4"/>
+        <w:spacing w:before="720"/>
+      </w:pPr>
+      <w:r>
+        <w:rPr>
+          <w:b w:val="0"/>
+          <w:bCs w:val="0"/>
+        </w:rPr>
+        <w:t>Bevinding 1 (SC 3.3.2)</w:t>
+      </w:r>
+    </w:p>
+    <w:p>
+      <w:pPr/>
+      <w:r>
+        <w:t xml:space="preserve">Stap 1 - Gegevens (Aanmelden updates Zenderink)</w:t>
+      </w:r>
+      <w:r>
+        <w:br/>
+      </w:r>
+      <w:r>
+        <w:rPr>
+          <w:rStyle w:val="Hyperlink"/>
+        </w:rPr>
+        <w:t>https://www.wierden.nl/form/aanmelden-updates-zenderink/gegevens-0-1</w:t>
+      </w:r>
+    </w:p>
+    <w:p>
+      <w:pPr/>
+      <w:r>
+        <w:t xml:space="preserve">Op de pagina staat een formulierveld met het label "Postcode en woonplaats". Dit label is gekoppeld aan één enkel tekstveld. Het veld verwacht twee afzonderlijke gegevens namelijk een postcode én een woonplaats. Er ontbreekt een instructie over het verwachte invoerformaat. Het is voor de gebruiker niet duidelijk hoe de gegevens gecombineerd moeten worden ingevoerd: alleen de postcode, alleen de woonplaats, of beide achter elkaar (en zo ja, in welke volgorde en met welk scheidingsteken). Er is geen placeholder of instructietekst aanwezig die dit verduidelijkt. Dit is een probleem voor mensen die hulpsoftware gebruiken en voor gebruikers die niet bekend zijn met het verwachte invoerformaat.</w:t>
+      </w:r>
+    </w:p>
+    <w:p>
+      <w:pPr>
+        <w:pStyle w:val="Kop5"/>
+      </w:pPr>
+      <w:r>
+        <w:t>Advies</w:t>
+      </w:r>
+    </w:p>
+    <w:p>
+      <w:pPr/>
+      <w:r>
+        <w:t xml:space="preserve">Maak twee afzonderlijke velden met elk een eigen label: "Postcode" en "Woonplaats".</w:t>
+      </w:r>
+    </w:p>
+    <w:p>
+      <w:pPr>
+        <w:pStyle w:val="Kop4"/>
+        <w:spacing w:before="720"/>
+      </w:pPr>
+      <w:r>
+        <w:rPr>
+          <w:b w:val="0"/>
+          <w:bCs w:val="0"/>
+        </w:rPr>
+        <w:t>Bevinding 2 (SC 3.3.2)</w:t>
+      </w:r>
+    </w:p>
+    <w:p>
+      <w:pPr/>
+      <w:r>
+        <w:t xml:space="preserve">Stap 1 - Contactformulier-trouwambtenaar-bert-groothengel/contactformulier-trouwambtenaar-bert-groothengel</w:t>
+      </w:r>
+      <w:r>
+        <w:br/>
+      </w:r>
+      <w:r>
+        <w:rPr>
+          <w:rStyle w:val="Hyperlink"/>
+        </w:rPr>
+        <w:t>https://www.wierden.nl/form/contactformulier-trouwambtenaar-bert-groothengel/contactformulier-trouwambtenaar-bert-groothengel-0</w:t>
+      </w:r>
+    </w:p>
+    <w:p>
+      <w:pPr/>
+      <w:r>
+        <w:t xml:space="preserve">Op de pagina staat een tekstveld met het label "Namen bruidspaar". Het label geeft niet aan welke invoer wordt verwacht. Het is nu onduidelijk of de gebruiker de volledige namen van beide partners afzonderlijk moet invullen, de gecombineerde huwelijksnaam of een andere notatie. Zonder instructie moet de gebruiker gokken wat de gemeente bedoelt. Dit is een probleem voor mensen met een cognitieve beperking, maar ook voor alle andere gebruikers die niet vertrouwd zijn met dit soort formulieren.</w:t>
+      </w:r>
+    </w:p>
+    <w:p>
+      <w:pPr>
+        <w:pStyle w:val="Kop5"/>
+      </w:pPr>
+      <w:r>
+        <w:t>Advies</w:t>
+      </w:r>
+    </w:p>
+    <w:p>
+      <w:pPr/>
+      <w:r>
+        <w:t xml:space="preserve">Voeg een instructie toe direct onder het label die aangeeft welke invoer wordt verwacht en in welk formaat. Bijvoorbeeld: "Vul de voor- en achternamen van beide partners in, gescheiden door 'en'</w:t>
+      </w:r>
+    </w:p>
+    <w:p>
+      <w:pPr>
+        <w:pStyle w:val="Kop3"/>
+      </w:pPr>
+      <w:r>
+        <w:t>4.1.2 Naam, rol en waarde A</w:t>
+      </w:r>
+    </w:p>
+    <w:p>
+      <w:pPr>
+        <w:spacing w:after="240"/>
+      </w:pPr>
+      <w:r>
+        <w:t xml:space="preserve">Software begrijpt de naam en rol van elementen. Ook de waarde, status of eigenschappen van elementen kunnen worden bepaald.</w:t>
+      </w:r>
+      <w:r>
+        <w:br/>
+      </w:r>
+      <w:r>
+        <w:rPr>
+          <w:rStyle w:val="Hyperlink"/>
+        </w:rPr>
+        <w:t>4.1.2 Naam, rol en waarde</w:t>
+      </w:r>
+    </w:p>
+    <w:p>
+      <w:pPr>
+        <w:shd w:val="clear" w:color="auto" w:fill="EEEEEE"/>
+        <w:spacing w:before="240" w:after="240"/>
+      </w:pPr>
+      <w:r>
+        <w:br/>
+      </w:r>
+      <w:r>
+        <w:br/>
+      </w:r>
+      <w:r>
+        <w:rPr>
+          <w:b/>
+          <w:bCs/>
+          <w:sz w:val="30"/>
+          <w:szCs w:val="30"/>
+        </w:rPr>
+        <w:t xml:space="preserve">  Resultaat:</w:t>
+      </w:r>
+      <w:r>
+        <w:rPr>
+          <w:sz w:val="30"/>
+          <w:szCs w:val="30"/>
+        </w:rPr>
+        <w:t xml:space="preserve"> Voldoet niet  </w:t>
+      </w:r>
+      <w:r>
+        <w:br/>
+      </w:r>
+    </w:p>
+    <w:p>
+      <w:pPr>
+        <w:pStyle w:val="Kop4"/>
+        <w:spacing w:before="720"/>
+      </w:pPr>
+      <w:r>
+        <w:rPr>
+          <w:b w:val="0"/>
+          <w:bCs w:val="0"/>
+        </w:rPr>
+        <w:t>Bevinding 1 (SC 4.1.2)</w:t>
+      </w:r>
+    </w:p>
+    <w:p>
+      <w:pPr/>
+      <w:r>
+        <w:t xml:space="preserve">Stap 1 - Contactformulier-trouwambtenaar-bert-groothengel/contactformulier-trouwambtenaar-bert-groothengel</w:t>
+      </w:r>
+      <w:r>
+        <w:br/>
+      </w:r>
+      <w:r>
+        <w:rPr>
+          <w:rStyle w:val="Hyperlink"/>
+        </w:rPr>
+        <w:t>https://www.wierden.nl/form/contactformulier-trouwambtenaar-bert-groothengel/contactformulier-trouwambtenaar-bert-groothengel-0</w:t>
+      </w:r>
+    </w:p>
+    <w:p>
+      <w:pPr/>
+      <w:r>
+        <w:t xml:space="preserve">Op de pagina is het veld "Telefoonnummer aanvragers" aangemaakt als een numeriek veld (type="number"). Een screenreader kondigt het veld hierdoor aan als een optelbaar getal in plaats van een telefoonnummer. Dit is verwarrend voor gebruikers die afhankelijk zijn van een screenreader.</w:t>
+      </w:r>
+    </w:p>
+    <w:p>
+      <w:pPr>
+        <w:pStyle w:val="Kop5"/>
+      </w:pPr>
+      <w:r>
+        <w:t>Advies</w:t>
+      </w:r>
+    </w:p>
+    <w:p>
+      <w:pPr/>
+      <w:r>
+        <w:t xml:space="preserve">Vervang het numerieke veld door het telefoonnummerveld dat beschikbaar is in het formuliersysteem. Dat veld heeft type="tel" en bevat ook een instructie over het verwachte formaat.</w:t>
+      </w:r>
+    </w:p>
+    <w:p>
+      <w:bookmarkStart w:id="4" w:name="_Toc_Opmerkingen"/>
+      <w:pPr>
+        <w:pageBreakBefore/>
+        <w:pStyle w:val="Kop2"/>
+      </w:pPr>
+      <w:r>
+        <w:t>Opmerkingen</w:t>
+      </w:r>
+      <w:bookmarkEnd w:id="4"/>
+    </w:p>
+    <w:p>
+      <w:pPr/>
+      <w:r>
+        <w:t xml:space="preserve">Hieronder worden de opmerkingen beschreven. Per opmerking is de locatie en een beschrijving van het probleem opgenomen, gevolgd door een advies.</w:t>
+      </w:r>
+    </w:p>
+    <w:p>
+      <w:pPr>
+        <w:pStyle w:val="Kop3"/>
+      </w:pPr>
+      <w:r>
+        <w:t>1.3.3 Zintuiglijke eigenschappen A</w:t>
+      </w:r>
+    </w:p>
+    <w:p>
+      <w:pPr>
+        <w:spacing w:after="240"/>
+      </w:pPr>
+      <w:r>
+        <w:t xml:space="preserve">Verwijs niet naar vorm, locatie, kleur, omvang, oriëntatie of geluid.</w:t>
+      </w:r>
+      <w:r>
+        <w:br/>
+      </w:r>
+      <w:r>
+        <w:rPr>
+          <w:rStyle w:val="Hyperlink"/>
+        </w:rPr>
+        <w:t>1.3.3 Zintuiglijke eigenschappen</w:t>
+      </w:r>
+    </w:p>
+    <w:p>
+      <w:pPr>
+        <w:shd w:val="clear" w:color="auto" w:fill="EEEEEE"/>
+        <w:spacing w:before="240" w:after="240"/>
+      </w:pPr>
+      <w:r>
+        <w:br/>
+      </w:r>
+      <w:r>
+        <w:br/>
+      </w:r>
+      <w:r>
+        <w:rPr>
+          <w:b/>
+          <w:bCs/>
+          <w:sz w:val="30"/>
+          <w:szCs w:val="30"/>
+        </w:rPr>
+        <w:t xml:space="preserve">  Resultaat:</w:t>
+      </w:r>
+      <w:r>
+        <w:rPr>
+          <w:sz w:val="30"/>
+          <w:szCs w:val="30"/>
+        </w:rPr>
+        <w:t xml:space="preserve"> Voldoet maar met opmerking  </w:t>
+      </w:r>
+      <w:r>
+        <w:br/>
+      </w:r>
+    </w:p>
+    <w:p>
+      <w:pPr>
+        <w:pStyle w:val="Kop4"/>
+        <w:spacing w:before="720"/>
+      </w:pPr>
+      <w:r>
+        <w:rPr>
+          <w:b w:val="0"/>
+          <w:bCs w:val="0"/>
+        </w:rPr>
+        <w:t>Opmerking 1 (SC 1.3.3)</w:t>
+      </w:r>
+    </w:p>
+    <w:p>
+      <w:pPr/>
+      <w:r>
+        <w:t xml:space="preserve">Stap 1 - Reactieformulier Vernieuwing Speelplek De Stouwe Europaring Oostzijde</w:t>
+      </w:r>
+      <w:r>
+        <w:br/>
+      </w:r>
+      <w:r>
+        <w:rPr>
+          <w:rStyle w:val="Hyperlink"/>
+        </w:rPr>
+        <w:t>https://www.wierden.nl/form/reactieformulier-vernieuwing-speelplek-de-stouwe-europaring-oostzijde/reactieformulier-vernieuwing-speelplek-de-stouwe-europaring-oostzijde-0</w:t>
+      </w:r>
+    </w:p>
+    <w:p>
+      <w:pPr/>
+      <w:r>
+        <w:t xml:space="preserve">Stap 2 - Controleren (Reactieformulier)</w:t>
+      </w:r>
+      <w:r>
+        <w:br/>
+      </w:r>
+      <w:r>
+        <w:rPr>
+          <w:rStyle w:val="Hyperlink"/>
+        </w:rPr>
+        <w:t>https://www.wierden.nl/form/reactieformulier-vernieuwing-speelplek-de-stouwe-europaring-oostzijde/overzicht-1</w:t>
+      </w:r>
+    </w:p>
+    <w:p>
+      <w:pPr/>
+      <w:r>
+        <w:t xml:space="preserve">Op deze pagina's staat in de introductietekst de zin "Hieronder een overzicht van de huidige speellocaties." Dit overzicht staat er echter niet. Na de introductietekst volgen direct de invulvelden van het formulier. Daardoor missen alle gebruikers informatie die bedoeld is om het formulier goed in te kunnen vullen. Hetzelfde probleem doet zich voor op de pagina "Overzicht" (stap 2), waar exact dezelfde introductietekst wordt gebruikt.
+Dit wordt niet afgekeurd omdat de verwijzing "hieronder" voor geen enkele gebruiker werkt: het overzicht ontbreekt volledig. Er is daardoor geen sprake van een ongelijke toegankelijkheidssituatie op basis van zintuiglijke kenmerken.</w:t>
+      </w:r>
+    </w:p>
+    <w:p>
+      <w:pPr>
+        <w:pStyle w:val="Kop5"/>
+      </w:pPr>
+      <w:r>
+        <w:t>Advies</w:t>
+      </w:r>
+    </w:p>
+    <w:p>
+      <w:pPr/>
+      <w:r>
+        <w:t xml:space="preserve">Voeg het overzicht van de huidige speellocaties toe aan de pagina, direct na de introductietekst. Staat het overzicht elders, vervang de verwijzing dan door een link, bijvoorbeeld: "Bekijk het overzicht van de huidige speellocaties."</w:t>
+      </w:r>
+    </w:p>
+    <w:p>
+      <w:pPr>
+        <w:pStyle w:val="Kop3"/>
+      </w:pPr>
+      <w:r>
+        <w:t>1.4.3 Contrast (minimum) AA</w:t>
+      </w:r>
+    </w:p>
+    <w:p>
+      <w:pPr>
+        <w:spacing w:after="240"/>
+      </w:pPr>
+      <w:r>
+        <w:t xml:space="preserve">Alle teksten moeten voldoende kleurcontrast hebben. Tip: gebruik de Colour Contrast Analyzer om het kleurcontrast te bepalen.</w:t>
+      </w:r>
+      <w:r>
+        <w:br/>
+      </w:r>
+      <w:r>
+        <w:rPr>
+          <w:rStyle w:val="Hyperlink"/>
+        </w:rPr>
+        <w:t>1.4.3 Contrast (minimum)</w:t>
+      </w:r>
+    </w:p>
+    <w:p>
+      <w:pPr>
+        <w:shd w:val="clear" w:color="auto" w:fill="EEEEEE"/>
+        <w:spacing w:before="240" w:after="240"/>
+      </w:pPr>
+      <w:r>
+        <w:br/>
+      </w:r>
+      <w:r>
+        <w:br/>
+      </w:r>
+      <w:r>
+        <w:rPr>
+          <w:b/>
+          <w:bCs/>
+          <w:sz w:val="30"/>
+          <w:szCs w:val="30"/>
+        </w:rPr>
+        <w:t xml:space="preserve">  Resultaat:</w:t>
+      </w:r>
+      <w:r>
+        <w:rPr>
+          <w:sz w:val="30"/>
+          <w:szCs w:val="30"/>
+        </w:rPr>
+        <w:t xml:space="preserve"> Voldoet maar met opmerking  </w:t>
+      </w:r>
+      <w:r>
+        <w:br/>
+      </w:r>
+    </w:p>
+    <w:p>
+      <w:pPr>
+        <w:pStyle w:val="Kop4"/>
+        <w:spacing w:before="720"/>
+      </w:pPr>
+      <w:r>
+        <w:rPr>
+          <w:b w:val="0"/>
+          <w:bCs w:val="0"/>
+        </w:rPr>
+        <w:t>Opmerking 1 (SC 1.4.3)</w:t>
+      </w:r>
+    </w:p>
+    <w:p>
+      <w:pPr/>
+      <w:r>
+        <w:t xml:space="preserve">Op pagina's met formulieren is een versie voor hoog contrast aanwezig. Deze is aan te zetten door middel van een zogenaamde "contrast switch". Dit succescriterium is volledig getest in de modus voor hoog contrast. De versie voor hoog contrast wordt gezien als een alternatief voor de standaard versie.
+Hierdoor kunnen er contrastproblemen zijn in de standaard versie. Deze zijn verder niet beoordeeld.</w:t>
+      </w:r>
+    </w:p>
+    <w:p>
+      <w:pPr>
+        <w:pStyle w:val="Kop5"/>
+      </w:pPr>
+      <w:r>
+        <w:t>Advies</w:t>
+      </w:r>
+    </w:p>
+    <w:p>
+      <w:pPr/>
+      <w:r>
+        <w:t xml:space="preserve">We adviseren om ook de standaard versie te voorzien van voldoende kleurcontrast in alle teksten. Dit bevordert de toegankelijkheid van de website voor bezoekers met een zichtbeperking.
+Teksten met voldoende kleurcontrast lezen ook makkelijker voor alle lezers. Het lezen is hierdoor minder intensief, kost minder energie en het lezen wordt (onbewust) als prettiger ervaren. Hierdoor is de lezer eerder geneigd om over te gaan tot activatie.
+De versie voor hoog contrast kan dan vervolgens ingezet worden voor een "verhoogd contrast", waarbij wordt voldaan aan succescriterium WCAG 1.4.6 Verhoogd contrast (niveau AAA).</w:t>
+      </w:r>
+    </w:p>
+    <w:p>
+      <w:pPr>
+        <w:pStyle w:val="Kop3"/>
+      </w:pPr>
+      <w:r>
+        <w:t>1.4.11 Contrast van niet-tekstuele content AA</w:t>
+      </w:r>
+    </w:p>
+    <w:p>
+      <w:pPr>
+        <w:spacing w:after="240"/>
+      </w:pPr>
+      <w:r>
+        <w:t xml:space="preserve">Niet-tekstuele content op je website heeft voldoende kleurcontrast (3,0:1). Denk bijvoorbeeld aan belangrijke afbeeldingen en formuliervelden.</w:t>
+      </w:r>
+      <w:r>
+        <w:br/>
+      </w:r>
+      <w:r>
+        <w:rPr>
+          <w:rStyle w:val="Hyperlink"/>
+        </w:rPr>
+        <w:t>1.4.11 Contrast van niet-tekstuele content</w:t>
+      </w:r>
+    </w:p>
+    <w:p>
+      <w:pPr>
+        <w:shd w:val="clear" w:color="auto" w:fill="EEEEEE"/>
+        <w:spacing w:before="240" w:after="240"/>
+      </w:pPr>
+      <w:r>
+        <w:br/>
+      </w:r>
+      <w:r>
+        <w:br/>
+      </w:r>
+      <w:r>
+        <w:rPr>
+          <w:b/>
+          <w:bCs/>
+          <w:sz w:val="30"/>
+          <w:szCs w:val="30"/>
+        </w:rPr>
+        <w:t xml:space="preserve">  Resultaat:</w:t>
+      </w:r>
+      <w:r>
+        <w:rPr>
+          <w:sz w:val="30"/>
+          <w:szCs w:val="30"/>
+        </w:rPr>
+        <w:t xml:space="preserve"> Voldoet maar met opmerking  </w:t>
+      </w:r>
+      <w:r>
+        <w:br/>
+      </w:r>
+    </w:p>
+    <w:p>
+      <w:pPr>
+        <w:pStyle w:val="Kop4"/>
+        <w:spacing w:before="720"/>
+      </w:pPr>
+      <w:r>
+        <w:rPr>
+          <w:b w:val="0"/>
+          <w:bCs w:val="0"/>
+        </w:rPr>
+        <w:t>Opmerking 1 (SC 1.4.11)</w:t>
+      </w:r>
+    </w:p>
+    <w:p>
+      <w:pPr/>
+      <w:r>
+        <w:t xml:space="preserve">Op pagina's met formulieren is een versie voor hoog contrast aanwezig. Deze is aan te zetten door middel van een zogenaamde "contrast switch".
+Dit succescriterium is volledig getest in de modus voor hoog contrast. De versie voor hoog contrast wordt gezien als een alternatief voor de standaard versie.
+Hierdoor kunnen er contrastproblemen zijn in de standaard versie. Deze zijn verder niet beoordeeld.</w:t>
+      </w:r>
+    </w:p>
+    <w:p>
+      <w:pPr>
+        <w:pStyle w:val="Kop5"/>
+      </w:pPr>
+      <w:r>
+        <w:t>Advies</w:t>
+      </w:r>
+    </w:p>
+    <w:p>
+      <w:pPr/>
+      <w:r>
+        <w:t xml:space="preserve">Voorzie ook de standaard versie van voldoende kleurcontrast voor alle grafische elementen. Dit bevordert de toegankelijkheid van de website voor bezoekers met een zichtbeperking.
+De versie voor hoog contrast kan dan vervolgens ingezet worden voor een "verhoogd contrast".</w:t>
+      </w:r>
+    </w:p>
+    <w:p>
+      <w:pPr>
+        <w:pStyle w:val="Kop2"/>
+      </w:pPr>
+      <w:bookmarkStart w:id="5" w:name="_Toc_BorgingEnVervolg"/>
+      <w:r>
+        <w:t>Borging en vervolg</w:t>
+      </w:r>
+      <w:bookmarkEnd w:id="5"/>
+    </w:p>
+    <w:p>
+      <w:pPr>
+        <w:suppressAutoHyphens w:val="0"/>
+        <w:spacing w:line="276" w:lineRule="auto"/>
+      </w:pPr>
+      <w:r>
+        <w:t>Omdat het onderzoek is uitgevoerd op basis van een steekproef, kunnen vergelijkbare afwijkingen ook voorkomen in formulieren die niet zijn onderzocht. Het is daarom raadzaam om alle online formulieren te controleren op vergelijkbare patronen en deze structureel te monitoren.</w:t>
+      </w:r>
+    </w:p>
+    <w:p>
+      <w:pPr>
+        <w:suppressAutoHyphens w:val="0"/>
+        <w:spacing w:line="276" w:lineRule="auto"/>
+      </w:pPr>
+      <w:r>
+        <w:t>Daarnaast kunnen wijzigingen in de content van formulieren of in het publicatieproces nieuwe toegankelijkheidsrisico's met zich meebrengen. Structurele aandacht voor toegankelijkheid en periodieke herbeoordeling van de formulieren blijven daarom noodzakelijk.</w:t>
       </w:r>
     </w:p>
     <w:p>
@@ -6375,291 +6771,91 @@
     </w:p>
     <w:p>
       <w:pPr>
-        <w:pageBreakBefore/>
         <w:pStyle w:val="Kop2"/>
       </w:pPr>
-      <w:bookmarkStart w:id="10" w:name="_Toc223874299"/>
+      <w:bookmarkStart w:id="6" w:name="_Toc_Onderzoeksdetails"/>
+      <w:proofErr w:type="spellStart"/>
       <w:r>
         <w:lastRenderedPageBreak/>
-        <w:t>Opmerkingen</w:t>
-      </w:r>
-      <w:bookmarkEnd w:id="10"/>
-    </w:p>
-    <w:p>
-      <w:r>
-        <w:t>De onderstaande opmerkingen leiden niet tot een afkeuring, maar bevatten suggesties die de toegankelijkheid of gebruiksvriendelijkheid verder kunnen verbeteren.</w:t>
+        <w:t>Onderzoeksdetails</w:t>
+      </w:r>
+      <w:bookmarkEnd w:id="6"/>
+      <w:proofErr w:type="spellEnd"/>
+    </w:p>
+    <w:p>
+      <w:r>
+        <w:t xml:space="preserve">Dit hoofdstuk bevat de </w:t>
+      </w:r>
+      <w:proofErr w:type="spellStart"/>
+      <w:r>
+        <w:t>onderzoeksverantwoording</w:t>
+      </w:r>
+      <w:proofErr w:type="spellEnd"/>
+      <w:r>
+        <w:t>: de scope en steekproef van het onderzoek, de gehanteerde methode en de hulpmiddelen waarmee is getest.</w:t>
       </w:r>
     </w:p>
     <w:p>
       <w:pPr>
         <w:pStyle w:val="Kop3"/>
       </w:pPr>
-      <w:bookmarkStart w:id="11" w:name="_Toc223874300"/>
-      <w:r>
-        <w:t>1.4.3 Contrast (minimum) AA</w:t>
-      </w:r>
-      <w:bookmarkEnd w:id="11"/>
-    </w:p>
-    <w:p>
-      <w:r>
-        <w:t>Alle teksten moeten voldoende kleurcontrast hebben. Tip: gebruik de Colour Contrast Analyzer om het kleurcontrast te bepalen. </w:t>
-      </w:r>
-      <w:hyperlink r:id="rId15" w:anchor="contrast-minimum" w:history="1">
+      <w:bookmarkStart w:id="14" w:name="_Toc223874303"/>
+      <w:r>
+        <w:t>Scope</w:t>
+      </w:r>
+      <w:bookmarkEnd w:id="14"/>
+    </w:p>
+    <w:p>
+      <w:r>
+        <w:t xml:space="preserve">Bij de URL staat de reden waarom een gedeelte wel of niet is meegenomen. Dit is </w:t>
+      </w:r>
+      <w:proofErr w:type="gramStart"/>
+      <w:r>
+        <w:t>conform</w:t>
+      </w:r>
+      <w:proofErr w:type="gramEnd"/>
+      <w:r>
+        <w:t xml:space="preserve"> de regels voor het bepalen van de scope in de evaluatiemethode WCAG-EM.</w:t>
+      </w:r>
+    </w:p>
+    <w:p>
+      <w:pPr>
+        <w:pStyle w:val="Normal"/>
+      </w:pPr>
+      <w:hyperlink r:id="rId23">
         <w:r>
           <w:rPr>
             <w:rStyle w:val="Hyperlink"/>
           </w:rPr>
-          <w:t>1.4.3 Contrast (minimum)</w:t>
+          <w:t>https://www.wierden.nl/form/aanmelden-updates-zenderink/gegevens-0-1</w:t>
         </w:r>
       </w:hyperlink>
     </w:p>
     <w:p>
-      <w:r>
-        <w:rPr>
-          <w:b/>
-          <w:bCs/>
-        </w:rPr>
-        <w:t>Resultaat: </w:t>
-      </w:r>
-      <w:r>
-        <w:t>Voldoet maar met opmerking</w:t>
-      </w:r>
-    </w:p>
-    <w:p>
-      <w:pPr>
-        <w:pStyle w:val="Kop4"/>
-      </w:pPr>
-      <w:r>
-        <w:t>Opmerking 1</w:t>
-      </w:r>
-    </w:p>
-    <w:p>
-      <w:r>
-        <w:t xml:space="preserve">Op de website is een versie voor hoog contrast aanwezig. Deze is aan te zetten door middel van een zogenaamde "contrast switch". Dit succescriterium is volledig getest in de modus voor hoog contrast. De versie voor hoog contrast wordt gezien als een alternatief voor de </w:t>
-      </w:r>
-      <w:proofErr w:type="gramStart"/>
-      <w:r>
-        <w:t>standaard versie</w:t>
-      </w:r>
-      <w:proofErr w:type="gramEnd"/>
-      <w:r>
-        <w:t>.</w:t>
-      </w:r>
-      <w:r>
-        <w:br/>
-      </w:r>
-      <w:r>
-        <w:t xml:space="preserve">Hierdoor kunnen er contrastproblemen zijn in de </w:t>
-      </w:r>
-      <w:proofErr w:type="gramStart"/>
-      <w:r>
-        <w:t>standaard versie</w:t>
-      </w:r>
-      <w:proofErr w:type="gramEnd"/>
-      <w:r>
-        <w:t>. Deze zijn verder niet beoordeeld.</w:t>
-      </w:r>
-    </w:p>
-    <w:p>
-      <w:pPr>
-        <w:pStyle w:val="Kop5"/>
-      </w:pPr>
-      <w:r>
-        <w:t>Advies</w:t>
-      </w:r>
-    </w:p>
-    <w:p>
-      <w:r>
-        <w:t xml:space="preserve">We adviseren om ook de </w:t>
-      </w:r>
-      <w:proofErr w:type="gramStart"/>
-      <w:r>
-        <w:t>standaard versie</w:t>
-      </w:r>
-      <w:proofErr w:type="gramEnd"/>
-      <w:r>
-        <w:t xml:space="preserve"> te voorzien van voldoende kleurcontrast in alle teksten. Dit </w:t>
-      </w:r>
-      <w:proofErr w:type="gramStart"/>
-      <w:r>
-        <w:t>bevorderd</w:t>
-      </w:r>
-      <w:proofErr w:type="gramEnd"/>
-      <w:r>
-        <w:t xml:space="preserve"> de toegankelijkheid van de website voor bezoekers met een zichtbeperking.</w:t>
-      </w:r>
-    </w:p>
-    <w:p>
-      <w:r>
-        <w:t>Teksten met voldoende kleurcontrast lezen ook makkelijker voor alle lezers. Het lezen is hierdoor minder intensief, kost minder energie en het lezen wordt (onbewust) als prettiger ervaren. Hierdoor is de lezer eerder geneigd om over te gaan tot activatie.</w:t>
-      </w:r>
-    </w:p>
-    <w:p>
-      <w:r>
-        <w:t>De versie voor hoog contrast kan dan vervolgens ingezet worden voor een "verhoogd contrast", waarbij wordt voldaan aan succescriterium </w:t>
-      </w:r>
-      <w:hyperlink r:id="rId16" w:tgtFrame="_blank" w:tooltip="opent in nieuw venster" w:history="1">
+      <w:pPr>
+        <w:pStyle w:val="Normal"/>
+      </w:pPr>
+      <w:hyperlink r:id="rId26">
         <w:r>
           <w:rPr>
             <w:rStyle w:val="Hyperlink"/>
           </w:rPr>
-          <w:t>WCAG 1.4.6 Verhoogd contrast (niveau AAA)</w:t>
+          <w:t>https://www.wierden.nl/form/contactformulier-trouwambtenaar-bert-groothengel/contactformulier-trouwambtenaar-bert-groothengel-0</w:t>
         </w:r>
       </w:hyperlink>
-      <w:r>
-        <w:t>.</w:t>
-      </w:r>
-    </w:p>
-    <w:p>
-      <w:pPr>
-        <w:pStyle w:val="Kop2"/>
-      </w:pPr>
-      <w:bookmarkStart w:id="12" w:name="_Toc223874301"/>
-      <w:r>
-        <w:t>Borging en vervolg</w:t>
-      </w:r>
-      <w:bookmarkEnd w:id="12"/>
-    </w:p>
-    <w:p>
-      <w:pPr>
-        <w:suppressAutoHyphens w:val="0"/>
-        <w:spacing w:line="276" w:lineRule="auto"/>
-      </w:pPr>
-      <w:r>
-        <w:t>Omdat het onderzoek is uitgevoerd op basis van een steekproef, kunnen vergelijkbare afwijkingen ook voorkomen in formulieren die niet zijn onderzocht. Het is daarom raadzaam om alle online formulieren te controleren op vergelijkbare patronen en deze structureel te monitoren.</w:t>
-      </w:r>
-    </w:p>
-    <w:p>
-      <w:pPr>
-        <w:suppressAutoHyphens w:val="0"/>
-        <w:spacing w:line="276" w:lineRule="auto"/>
-      </w:pPr>
-      <w:r>
-        <w:t>Daarnaast kunnen wijzigingen in de content van formulieren of in het publicatieproces nieuwe toegankelijkheidsrisico's met zich meebrengen. Structurele aandacht voor toegankelijkheid en periodieke herbeoordeling van de formulieren blijven daarom noodzakelijk.</w:t>
-      </w:r>
-    </w:p>
-    <w:p>
-      <w:pPr>
-        <w:suppressAutoHyphens w:val="0"/>
-        <w:spacing w:line="276" w:lineRule="auto"/>
-        <w:rPr>
-          <w:rFonts w:ascii="Brockmann" w:eastAsia="Times New Roman" w:hAnsi="Brockmann"/>
-          <w:color w:val="290047"/>
-          <w:sz w:val="32"/>
-          <w:szCs w:val="32"/>
-        </w:rPr>
-      </w:pPr>
-      <w:r>
-        <w:br w:type="page"/>
-      </w:r>
-    </w:p>
-    <w:p>
-      <w:pPr>
-        <w:pStyle w:val="Kop2"/>
-      </w:pPr>
-      <w:bookmarkStart w:id="13" w:name="_Toc223874302"/>
-      <w:proofErr w:type="spellStart"/>
-      <w:r>
-        <w:lastRenderedPageBreak/>
-        <w:t>Onderzoeksdetails</w:t>
-      </w:r>
-      <w:bookmarkEnd w:id="13"/>
-      <w:proofErr w:type="spellEnd"/>
-    </w:p>
-    <w:p>
-      <w:r>
-        <w:t xml:space="preserve">Dit hoofdstuk bevat de </w:t>
-      </w:r>
-      <w:proofErr w:type="spellStart"/>
-      <w:r>
-        <w:t>onderzoeksverantwoording</w:t>
-      </w:r>
-      <w:proofErr w:type="spellEnd"/>
-      <w:r>
-        <w:t>: de scope en steekproef van het onderzoek, de gehanteerde methode en de hulpmiddelen waarmee is getest.</w:t>
-      </w:r>
-    </w:p>
-    <w:p>
-      <w:pPr>
-        <w:pStyle w:val="Kop3"/>
-      </w:pPr>
-      <w:bookmarkStart w:id="14" w:name="_Toc223874303"/>
-      <w:r>
-        <w:t>Scope</w:t>
-      </w:r>
-      <w:bookmarkEnd w:id="14"/>
-    </w:p>
-    <w:p>
-      <w:r>
-        <w:t xml:space="preserve">Bij de URL staat de reden waarom een gedeelte wel of niet is meegenomen. Dit is </w:t>
-      </w:r>
-      <w:proofErr w:type="gramStart"/>
-      <w:r>
-        <w:t>conform</w:t>
-      </w:r>
-      <w:proofErr w:type="gramEnd"/>
-      <w:r>
-        <w:t xml:space="preserve"> de regels voor het bepalen van de scope in de evaluatiemethode WCAG-EM.</w:t>
-      </w:r>
-    </w:p>
-    <w:p>
-      <w:hyperlink r:id="rId17" w:tgtFrame="_blank" w:tooltip="open in nieuw venster" w:history="1">
+    </w:p>
+    <w:p>
+      <w:pPr>
+        <w:pStyle w:val="Normal"/>
+      </w:pPr>
+      <w:hyperlink r:id="rId27">
         <w:r>
           <w:rPr>
             <w:rStyle w:val="Hyperlink"/>
           </w:rPr>
-          <w:t>{websiteUrl}</w:t>
+          <w:t>https://www.wierden.nl/form/reactieformulier-vernieuwing-speelplek-de-stouwe-europaring-oostzijde/reactieformulier-vernieuwing-speelplek-de-stouwe-europaring-oostzijde-0</w:t>
         </w:r>
       </w:hyperlink>
-      <w:r>
-        <w:t> (URI-basis)</w:t>
-      </w:r>
-    </w:p>
-    <w:p>
-      <w:pPr>
-        <w:pStyle w:val="Kop4"/>
-      </w:pPr>
-      <w:r>
-        <w:t>Buiten scope</w:t>
-      </w:r>
-    </w:p>
-    <w:p>
-      <w:pPr>
-        <w:numPr>
-          <w:ilvl w:val="0"/>
-          <w:numId w:val="1"/>
-        </w:numPr>
-      </w:pPr>
-      <w:hyperlink r:id="rId18" w:history="1">
-        <w:r>
-          <w:rPr>
-            <w:rStyle w:val="Hyperlink"/>
-          </w:rPr>
-          <w:t>https://valkenswaard.mijnafspraakmaken.nl/</w:t>
-        </w:r>
-      </w:hyperlink>
-      <w:r>
-        <w:t> (Andere URI-basis en stijlkenmerken)</w:t>
-      </w:r>
-    </w:p>
-    <w:p>
-      <w:pPr>
-        <w:numPr>
-          <w:ilvl w:val="0"/>
-          <w:numId w:val="1"/>
-        </w:numPr>
-      </w:pPr>
-      <w:hyperlink r:id="rId19" w:history="1">
-        <w:r>
-          <w:rPr>
-            <w:rStyle w:val="Hyperlink"/>
-          </w:rPr>
-          <w:t>https://iburgerzaken.valkenswaard.nl/</w:t>
-        </w:r>
-      </w:hyperlink>
-      <w:r>
-        <w:t>  (Andere URI-basis en stijlkenmerken)</w:t>
-      </w:r>
     </w:p>
     <w:p>
       <w:pPr>
@@ -6690,6 +6886,7 @@
     <w:p>
       <w:pPr>
         <w:pStyle w:val="Kop4"/>
+        <w:spacing w:before="480" w:after="240"/>
       </w:pPr>
       <w:r>
         <w:t>Volledige steekproef</w:t>
@@ -6702,13 +6899,21 @@
           <w:numId w:val="3"/>
         </w:numPr>
       </w:pPr>
-      <w:proofErr w:type="gramStart"/>
-      <w:r>
-        <w:t>verduursamen2030.nl</w:t>
-      </w:r>
-      <w:proofErr w:type="gramEnd"/>
-      <w:r>
-        <w:t>/</w:t>
+      <w:r>
+        <w:rPr>
+          <w:b/>
+          <w:bCs/>
+        </w:rPr>
+        <w:t>Stap 1 - Reactieformulier Vernieuwing Speelplek De Stouwe Europaring Oostzijde</w:t>
+      </w:r>
+      <w:r>
+        <w:br/>
+      </w:r>
+      <w:r>
+        <w:rPr>
+          <w:rStyle w:val="Hyperlink"/>
+        </w:rPr>
+        <w:t>https://www.wierden.nl/form/reactieformulier-vernieuwing-speelplek-de-stouwe-europaring-oostzijde/reactieformulier-vernieuwing-speelplek-de-stouwe-europaring-oostzijde-0</w:t>
       </w:r>
     </w:p>
     <w:p>
@@ -6718,13 +6923,21 @@
           <w:numId w:val="3"/>
         </w:numPr>
       </w:pPr>
-      <w:proofErr w:type="gramStart"/>
-      <w:r>
-        <w:t>verduursamen2030.nl</w:t>
-      </w:r>
-      <w:proofErr w:type="gramEnd"/>
-      <w:r>
-        <w:t>/aan-de-slag/</w:t>
+      <w:r>
+        <w:rPr>
+          <w:b/>
+          <w:bCs/>
+        </w:rPr>
+        <w:t>Stap 2 - Controleren (Reactieformulier)</w:t>
+      </w:r>
+      <w:r>
+        <w:br/>
+      </w:r>
+      <w:r>
+        <w:rPr>
+          <w:rStyle w:val="Hyperlink"/>
+        </w:rPr>
+        <w:t>https://www.wierden.nl/form/reactieformulier-vernieuwing-speelplek-de-stouwe-europaring-oostzijde/overzicht-1</w:t>
       </w:r>
     </w:p>
     <w:p>
@@ -6734,13 +6947,21 @@
           <w:numId w:val="3"/>
         </w:numPr>
       </w:pPr>
-      <w:proofErr w:type="gramStart"/>
-      <w:r>
-        <w:t>verduursamen2030.nl</w:t>
-      </w:r>
-      <w:proofErr w:type="gramEnd"/>
-      <w:r>
-        <w:t>/lopende-acties/</w:t>
+      <w:r>
+        <w:rPr>
+          <w:b/>
+          <w:bCs/>
+        </w:rPr>
+        <w:t>Stap3 -voltooid (reactieformulier)</w:t>
+      </w:r>
+      <w:r>
+        <w:br/>
+      </w:r>
+      <w:r>
+        <w:rPr>
+          <w:rStyle w:val="Hyperlink"/>
+        </w:rPr>
+        <w:t>https://www.wierden.nl/form/reactieformulier-vernieuwing-speelplek-de-stouwe-europaring-oostzijde/voltooid</w:t>
       </w:r>
     </w:p>
     <w:p>
@@ -6750,13 +6971,21 @@
           <w:numId w:val="3"/>
         </w:numPr>
       </w:pPr>
-      <w:proofErr w:type="gramStart"/>
-      <w:r>
-        <w:t>verduursamen2030.nl</w:t>
-      </w:r>
-      <w:proofErr w:type="gramEnd"/>
-      <w:r>
-        <w:t>/subsidies/</w:t>
+      <w:r>
+        <w:rPr>
+          <w:b/>
+          <w:bCs/>
+        </w:rPr>
+        <w:t>Stap 1 - Gegevens (Aanmelden updates Zenderink)</w:t>
+      </w:r>
+      <w:r>
+        <w:br/>
+      </w:r>
+      <w:r>
+        <w:rPr>
+          <w:rStyle w:val="Hyperlink"/>
+        </w:rPr>
+        <w:t>https://www.wierden.nl/form/aanmelden-updates-zenderink/gegevens-0-1</w:t>
       </w:r>
     </w:p>
     <w:p>
@@ -6766,13 +6995,21 @@
           <w:numId w:val="3"/>
         </w:numPr>
       </w:pPr>
-      <w:proofErr w:type="gramStart"/>
-      <w:r>
-        <w:t>verduursamen2030.nl</w:t>
-      </w:r>
-      <w:proofErr w:type="gramEnd"/>
-      <w:r>
-        <w:t>/hulp/</w:t>
+      <w:r>
+        <w:rPr>
+          <w:b/>
+          <w:bCs/>
+        </w:rPr>
+        <w:t>Stap 2 - Controleren (Aanmelden updates Zenderink)</w:t>
+      </w:r>
+      <w:r>
+        <w:br/>
+      </w:r>
+      <w:r>
+        <w:rPr>
+          <w:rStyle w:val="Hyperlink"/>
+        </w:rPr>
+        <w:t>https://www.wierden.nl/form/aanmelden-updates-zenderink/overzicht-1</w:t>
       </w:r>
     </w:p>
     <w:p>
@@ -6782,13 +7019,21 @@
           <w:numId w:val="3"/>
         </w:numPr>
       </w:pPr>
-      <w:proofErr w:type="gramStart"/>
-      <w:r>
-        <w:t>verduursamen2030.nl</w:t>
-      </w:r>
-      <w:proofErr w:type="gramEnd"/>
-      <w:r>
-        <w:t>/nieuws/</w:t>
+      <w:r>
+        <w:rPr>
+          <w:b/>
+          <w:bCs/>
+        </w:rPr>
+        <w:t>Stap 3 - Voltooid (Aanmelden updates Zenderink)</w:t>
+      </w:r>
+      <w:r>
+        <w:br/>
+      </w:r>
+      <w:r>
+        <w:rPr>
+          <w:rStyle w:val="Hyperlink"/>
+        </w:rPr>
+        <w:t>https://www.wierden.nl/form/aanmelden-updates-zenderink/voltooid</w:t>
       </w:r>
     </w:p>
     <w:p>
@@ -6798,13 +7043,21 @@
           <w:numId w:val="3"/>
         </w:numPr>
       </w:pPr>
-      <w:proofErr w:type="gramStart"/>
-      <w:r>
-        <w:t>verduursamen2030.nl</w:t>
-      </w:r>
-      <w:proofErr w:type="gramEnd"/>
-      <w:r>
-        <w:t>/contact/</w:t>
+      <w:r>
+        <w:rPr>
+          <w:b/>
+          <w:bCs/>
+        </w:rPr>
+        <w:t>Stap 1 - Contactformulier-trouwambtenaar-bert-groothengel/contactformulier-trouwambtenaar-bert-groothengel</w:t>
+      </w:r>
+      <w:r>
+        <w:br/>
+      </w:r>
+      <w:r>
+        <w:rPr>
+          <w:rStyle w:val="Hyperlink"/>
+        </w:rPr>
+        <w:t>https://www.wierden.nl/form/contactformulier-trouwambtenaar-bert-groothengel/contactformulier-trouwambtenaar-bert-groothengel-0</w:t>
       </w:r>
     </w:p>
     <w:p>
@@ -6814,13 +7067,21 @@
           <w:numId w:val="3"/>
         </w:numPr>
       </w:pPr>
-      <w:proofErr w:type="gramStart"/>
-      <w:r>
-        <w:t>verduursamen2030.nl</w:t>
-      </w:r>
-      <w:proofErr w:type="gramEnd"/>
-      <w:r>
-        <w:t>/wie-zijn-wij/</w:t>
+      <w:r>
+        <w:rPr>
+          <w:b/>
+          <w:bCs/>
+        </w:rPr>
+        <w:t>Stap 2 - Controleren (Contactformulier trouwambtenaar)</w:t>
+      </w:r>
+      <w:r>
+        <w:br/>
+      </w:r>
+      <w:r>
+        <w:rPr>
+          <w:rStyle w:val="Hyperlink"/>
+        </w:rPr>
+        <w:t>https://www.wierden.nl/form/contactformulier-trouwambtenaar-bert-groothengel/overzicht-1</w:t>
       </w:r>
     </w:p>
     <w:p>
@@ -6830,295 +7091,22 @@
           <w:numId w:val="3"/>
         </w:numPr>
       </w:pPr>
-      <w:proofErr w:type="gramStart"/>
-      <w:r>
-        <w:t>verduursamen2030.nl</w:t>
-      </w:r>
-      <w:proofErr w:type="gramEnd"/>
-      <w:r>
-        <w:t>/over-verduursamen2030/</w:t>
-      </w:r>
-    </w:p>
-    <w:p>
-      <w:pPr>
-        <w:numPr>
-          <w:ilvl w:val="0"/>
-          <w:numId w:val="3"/>
-        </w:numPr>
-      </w:pPr>
-      <w:proofErr w:type="gramStart"/>
-      <w:r>
-        <w:t>verduursamen2030.nl</w:t>
-      </w:r>
-      <w:proofErr w:type="gramEnd"/>
-      <w:r>
-        <w:t>/toegankelijkheidsverklaring/</w:t>
-      </w:r>
-    </w:p>
-    <w:p>
-      <w:pPr>
-        <w:numPr>
-          <w:ilvl w:val="0"/>
-          <w:numId w:val="3"/>
-        </w:numPr>
-      </w:pPr>
-      <w:proofErr w:type="gramStart"/>
-      <w:r>
-        <w:t>verduursamen2030.nl</w:t>
-      </w:r>
-      <w:proofErr w:type="gramEnd"/>
-      <w:r>
-        <w:t>/</w:t>
-      </w:r>
-      <w:proofErr w:type="spellStart"/>
-      <w:r>
-        <w:t>energiebespaarlening</w:t>
-      </w:r>
-      <w:proofErr w:type="spellEnd"/>
-      <w:r>
-        <w:t>/</w:t>
-      </w:r>
-    </w:p>
-    <w:p>
-      <w:pPr>
-        <w:numPr>
-          <w:ilvl w:val="0"/>
-          <w:numId w:val="3"/>
-        </w:numPr>
-      </w:pPr>
-      <w:proofErr w:type="gramStart"/>
-      <w:r>
-        <w:t>verduursamen2030.nl</w:t>
-      </w:r>
-      <w:proofErr w:type="gramEnd"/>
-      <w:r>
-        <w:t>/nieuwe-subsidieregelingen-van-verduursamen2030/</w:t>
-      </w:r>
-    </w:p>
-    <w:p>
-      <w:pPr>
-        <w:numPr>
-          <w:ilvl w:val="0"/>
-          <w:numId w:val="3"/>
-        </w:numPr>
-      </w:pPr>
-      <w:proofErr w:type="gramStart"/>
-      <w:r>
-        <w:t>verduursamen2030.nl</w:t>
-      </w:r>
-      <w:proofErr w:type="gramEnd"/>
-      <w:r>
-        <w:t>/</w:t>
-      </w:r>
-      <w:proofErr w:type="spellStart"/>
-      <w:r>
-        <w:t>zoeken?</w:t>
-      </w:r>
-      <w:proofErr w:type="gramStart"/>
-      <w:r>
-        <w:t>trefwoord</w:t>
-      </w:r>
-      <w:proofErr w:type="spellEnd"/>
-      <w:proofErr w:type="gramEnd"/>
-      <w:r>
-        <w:t>=pdf</w:t>
-      </w:r>
-    </w:p>
-    <w:p>
-      <w:pPr>
-        <w:numPr>
-          <w:ilvl w:val="0"/>
-          <w:numId w:val="3"/>
-        </w:numPr>
-      </w:pPr>
-      <w:proofErr w:type="gramStart"/>
-      <w:r>
-        <w:t>verduursamen2030.nl</w:t>
-      </w:r>
-      <w:proofErr w:type="gramEnd"/>
-      <w:r>
-        <w:t>/doe-het-zelf-subsidie</w:t>
-      </w:r>
-    </w:p>
-    <w:p>
-      <w:pPr>
-        <w:numPr>
-          <w:ilvl w:val="0"/>
-          <w:numId w:val="3"/>
-        </w:numPr>
-      </w:pPr>
-      <w:proofErr w:type="gramStart"/>
-      <w:r>
-        <w:t>verduursamen2030.nl</w:t>
-      </w:r>
-      <w:proofErr w:type="gramEnd"/>
-      <w:r>
-        <w:t>/kleine-maatregelen</w:t>
-      </w:r>
-    </w:p>
-    <w:p>
-      <w:pPr>
-        <w:numPr>
-          <w:ilvl w:val="0"/>
-          <w:numId w:val="3"/>
-        </w:numPr>
-      </w:pPr>
-      <w:proofErr w:type="gramStart"/>
-      <w:r>
-        <w:t>verduursamen2030.nl</w:t>
-      </w:r>
-      <w:proofErr w:type="gramEnd"/>
-      <w:r>
-        <w:t>/ventilatiesubsidie</w:t>
-      </w:r>
-    </w:p>
-    <w:p>
-      <w:pPr>
-        <w:numPr>
-          <w:ilvl w:val="0"/>
-          <w:numId w:val="3"/>
-        </w:numPr>
-      </w:pPr>
-      <w:proofErr w:type="gramStart"/>
-      <w:r>
-        <w:lastRenderedPageBreak/>
-        <w:t>verduursamen2030.nl</w:t>
-      </w:r>
-      <w:proofErr w:type="gramEnd"/>
-      <w:r>
-        <w:t>/</w:t>
-      </w:r>
-      <w:proofErr w:type="spellStart"/>
-      <w:r>
-        <w:t>isde</w:t>
-      </w:r>
-      <w:proofErr w:type="spellEnd"/>
-    </w:p>
-    <w:p>
-      <w:pPr>
-        <w:numPr>
-          <w:ilvl w:val="0"/>
-          <w:numId w:val="3"/>
-        </w:numPr>
-      </w:pPr>
-      <w:proofErr w:type="gramStart"/>
-      <w:r>
-        <w:t>verduursamen2030.nl</w:t>
-      </w:r>
-      <w:proofErr w:type="gramEnd"/>
-      <w:r>
-        <w:t>/beestenbende</w:t>
-      </w:r>
-    </w:p>
-    <w:p>
-      <w:pPr>
-        <w:numPr>
-          <w:ilvl w:val="0"/>
-          <w:numId w:val="3"/>
-        </w:numPr>
-      </w:pPr>
-      <w:proofErr w:type="gramStart"/>
-      <w:r>
-        <w:t>verduursamen2030.nl</w:t>
-      </w:r>
-      <w:proofErr w:type="gramEnd"/>
-      <w:r>
-        <w:t>/eenvoudige-maatregelen</w:t>
-      </w:r>
-    </w:p>
-    <w:p>
-      <w:pPr>
-        <w:numPr>
-          <w:ilvl w:val="0"/>
-          <w:numId w:val="3"/>
-        </w:numPr>
-      </w:pPr>
-      <w:proofErr w:type="gramStart"/>
-      <w:r>
-        <w:t>verduursamen2030.nl</w:t>
-      </w:r>
-      <w:proofErr w:type="gramEnd"/>
-      <w:r>
-        <w:t>/grote-maatregelen</w:t>
-      </w:r>
-    </w:p>
-    <w:p>
-      <w:pPr>
-        <w:numPr>
-          <w:ilvl w:val="0"/>
-          <w:numId w:val="3"/>
-        </w:numPr>
-      </w:pPr>
-      <w:proofErr w:type="gramStart"/>
-      <w:r>
-        <w:t>verduursamen2030.nl</w:t>
-      </w:r>
-      <w:proofErr w:type="gramEnd"/>
-      <w:r>
-        <w:t>/overhandiging-groene-gereedschapskist</w:t>
-      </w:r>
-    </w:p>
-    <w:p>
-      <w:pPr>
-        <w:numPr>
-          <w:ilvl w:val="0"/>
-          <w:numId w:val="3"/>
-        </w:numPr>
-      </w:pPr>
-      <w:proofErr w:type="gramStart"/>
-      <w:r>
-        <w:t>verduursamen2030.nl</w:t>
-      </w:r>
-      <w:proofErr w:type="gramEnd"/>
-      <w:r>
-        <w:t>/sitemap</w:t>
-      </w:r>
-    </w:p>
-    <w:p>
-      <w:pPr>
-        <w:numPr>
-          <w:ilvl w:val="0"/>
-          <w:numId w:val="3"/>
-        </w:numPr>
-      </w:pPr>
-      <w:proofErr w:type="gramStart"/>
-      <w:r>
-        <w:t>verduursamen2030.nl</w:t>
-      </w:r>
-      <w:proofErr w:type="gramEnd"/>
-      <w:r>
-        <w:t>/flyers</w:t>
-      </w:r>
-    </w:p>
-    <w:p>
-      <w:pPr>
-        <w:numPr>
-          <w:ilvl w:val="0"/>
-          <w:numId w:val="3"/>
-        </w:numPr>
-      </w:pPr>
-      <w:proofErr w:type="gramStart"/>
-      <w:r>
-        <w:t>https://www.verduursamen2030.nl/_flysystem/media/ehb_energieverbruiksmanagers_a5_web_0.pdf</w:t>
-      </w:r>
-      <w:proofErr w:type="gramEnd"/>
+      <w:r>
+        <w:rPr>
+          <w:b/>
+          <w:bCs/>
+        </w:rPr>
+        <w:t>Stap 3 - Voltooid (Contactformulier trouwambtenaar)</w:t>
+      </w:r>
       <w:r>
         <w:br/>
-        <w:t>verduursamen2030.nl/betrouwbare-links</w:t>
-      </w:r>
-    </w:p>
-    <w:p>
-      <w:pPr>
-        <w:numPr>
-          <w:ilvl w:val="0"/>
-          <w:numId w:val="3"/>
-        </w:numPr>
-      </w:pPr>
-      <w:proofErr w:type="gramStart"/>
-      <w:r>
-        <w:t>https://cuatro.sim-cdn.nl/verduursamen2030/uploads/vds_krant_2024_web.pdf?cb=v_RTbtND</w:t>
-      </w:r>
-      <w:proofErr w:type="gramEnd"/>
+      </w:r>
+      <w:r>
+        <w:rPr>
+          <w:rStyle w:val="Hyperlink"/>
+        </w:rPr>
+        <w:t>https://www.wierden.nl/form/contactformulier-trouwambtenaar-bert-groothengel/voltooid</w:t>
+      </w:r>
     </w:p>
     <w:p>
       <w:pPr>
@@ -7182,7 +7170,11 @@
         </w:numPr>
       </w:pPr>
       <w:r>
-        <w:t>Google Chrome 145 (primair);</w:t>
+        <w:rPr>
+          <w:sz w:val="24"/>
+          <w:szCs w:val="24"/>
+        </w:rPr>
+        <w:t xml:space="preserve">Google Chrome, versie 143 (primair)</w:t>
       </w:r>
     </w:p>
     <w:p>
@@ -7193,7 +7185,11 @@
         </w:numPr>
       </w:pPr>
       <w:r>
-        <w:t>Mozilla Firefox 147;</w:t>
+        <w:rPr>
+          <w:sz w:val="24"/>
+          <w:szCs w:val="24"/>
+        </w:rPr>
+        <w:t xml:space="preserve">Mozilla Firefox, versie 146</w:t>
       </w:r>
     </w:p>
     <w:p>
@@ -7204,15 +7200,11 @@
         </w:numPr>
       </w:pPr>
       <w:r>
-        <w:t xml:space="preserve">Microsoft </w:t>
-      </w:r>
-      <w:proofErr w:type="spellStart"/>
-      <w:r>
-        <w:t>Edge</w:t>
-      </w:r>
-      <w:proofErr w:type="spellEnd"/>
-      <w:r>
-        <w:t xml:space="preserve"> 145;</w:t>
+        <w:rPr>
+          <w:sz w:val="24"/>
+          <w:szCs w:val="24"/>
+        </w:rPr>
+        <w:t xml:space="preserve">Microsoft Edge, versie 143</w:t>
       </w:r>
     </w:p>
     <w:p>
@@ -7223,7 +7215,11 @@
         </w:numPr>
       </w:pPr>
       <w:r>
-        <w:t>NVDA (Windows) in combinatie met Google Chrome;</w:t>
+        <w:rPr>
+          <w:sz w:val="24"/>
+          <w:szCs w:val="24"/>
+        </w:rPr>
+        <w:t xml:space="preserve">NVDA (Windows) in combinatie met Google Chrome</w:t>
       </w:r>
     </w:p>
     <w:p>
@@ -7340,7 +7336,7 @@
     <w:lvl w:ilvl="0">
       <w:start w:val="1"/>
       <w:numFmt w:val="bullet"/>
-      <w:lvlText w:val=""/>
+      <w:lvlText w:val="·"/>
       <w:lvlJc w:val="left"/>
       <w:pPr>
         <w:tabs>
@@ -7372,7 +7368,7 @@
     <w:lvl w:ilvl="2" w:tentative="1">
       <w:start w:val="1"/>
       <w:numFmt w:val="bullet"/>
-      <w:lvlText w:val=""/>
+      <w:lvlText w:val="·"/>
       <w:lvlJc w:val="left"/>
       <w:pPr>
         <w:tabs>
@@ -7388,7 +7384,7 @@
     <w:lvl w:ilvl="3" w:tentative="1">
       <w:start w:val="1"/>
       <w:numFmt w:val="bullet"/>
-      <w:lvlText w:val=""/>
+      <w:lvlText w:val="·"/>
       <w:lvlJc w:val="left"/>
       <w:pPr>
         <w:tabs>
@@ -7404,7 +7400,7 @@
     <w:lvl w:ilvl="4" w:tentative="1">
       <w:start w:val="1"/>
       <w:numFmt w:val="bullet"/>
-      <w:lvlText w:val=""/>
+      <w:lvlText w:val="·"/>
       <w:lvlJc w:val="left"/>
       <w:pPr>
         <w:tabs>
@@ -7420,7 +7416,7 @@
     <w:lvl w:ilvl="5" w:tentative="1">
       <w:start w:val="1"/>
       <w:numFmt w:val="bullet"/>
-      <w:lvlText w:val=""/>
+      <w:lvlText w:val="·"/>
       <w:lvlJc w:val="left"/>
       <w:pPr>
         <w:tabs>
@@ -7436,7 +7432,7 @@
     <w:lvl w:ilvl="6" w:tentative="1">
       <w:start w:val="1"/>
       <w:numFmt w:val="bullet"/>
-      <w:lvlText w:val=""/>
+      <w:lvlText w:val="·"/>
       <w:lvlJc w:val="left"/>
       <w:pPr>
         <w:tabs>
@@ -7452,7 +7448,7 @@
     <w:lvl w:ilvl="7" w:tentative="1">
       <w:start w:val="1"/>
       <w:numFmt w:val="bullet"/>
-      <w:lvlText w:val=""/>
+      <w:lvlText w:val="·"/>
       <w:lvlJc w:val="left"/>
       <w:pPr>
         <w:tabs>
@@ -7468,7 +7464,7 @@
     <w:lvl w:ilvl="8" w:tentative="1">
       <w:start w:val="1"/>
       <w:numFmt w:val="bullet"/>
-      <w:lvlText w:val=""/>
+      <w:lvlText w:val="·"/>
       <w:lvlJc w:val="left"/>
       <w:pPr>
         <w:tabs>
@@ -7521,7 +7517,7 @@
     <w:lvl w:ilvl="2" w:tentative="1">
       <w:start w:val="1"/>
       <w:numFmt w:val="bullet"/>
-      <w:lvlText w:val=""/>
+      <w:lvlText w:val="·"/>
       <w:lvlJc w:val="left"/>
       <w:pPr>
         <w:tabs>
@@ -7537,7 +7533,7 @@
     <w:lvl w:ilvl="3" w:tentative="1">
       <w:start w:val="1"/>
       <w:numFmt w:val="bullet"/>
-      <w:lvlText w:val=""/>
+      <w:lvlText w:val="·"/>
       <w:lvlJc w:val="left"/>
       <w:pPr>
         <w:tabs>
@@ -7553,7 +7549,7 @@
     <w:lvl w:ilvl="4" w:tentative="1">
       <w:start w:val="1"/>
       <w:numFmt w:val="bullet"/>
-      <w:lvlText w:val=""/>
+      <w:lvlText w:val="·"/>
       <w:lvlJc w:val="left"/>
       <w:pPr>
         <w:tabs>
@@ -7569,7 +7565,7 @@
     <w:lvl w:ilvl="5" w:tentative="1">
       <w:start w:val="1"/>
       <w:numFmt w:val="bullet"/>
-      <w:lvlText w:val=""/>
+      <w:lvlText w:val="·"/>
       <w:lvlJc w:val="left"/>
       <w:pPr>
         <w:tabs>
@@ -7585,7 +7581,7 @@
     <w:lvl w:ilvl="6" w:tentative="1">
       <w:start w:val="1"/>
       <w:numFmt w:val="bullet"/>
-      <w:lvlText w:val=""/>
+      <w:lvlText w:val="·"/>
       <w:lvlJc w:val="left"/>
       <w:pPr>
         <w:tabs>
@@ -7601,7 +7597,7 @@
     <w:lvl w:ilvl="7" w:tentative="1">
       <w:start w:val="1"/>
       <w:numFmt w:val="bullet"/>
-      <w:lvlText w:val=""/>
+      <w:lvlText w:val="·"/>
       <w:lvlJc w:val="left"/>
       <w:pPr>
         <w:tabs>
@@ -7617,7 +7613,7 @@
     <w:lvl w:ilvl="8" w:tentative="1">
       <w:start w:val="1"/>
       <w:numFmt w:val="bullet"/>
-      <w:lvlText w:val=""/>
+      <w:lvlText w:val="·"/>
       <w:lvlJc w:val="left"/>
       <w:pPr>
         <w:tabs>
@@ -7670,7 +7666,7 @@
     <w:lvl w:ilvl="2" w:tentative="1">
       <w:start w:val="1"/>
       <w:numFmt w:val="bullet"/>
-      <w:lvlText w:val=""/>
+      <w:lvlText w:val="·"/>
       <w:lvlJc w:val="left"/>
       <w:pPr>
         <w:tabs>
@@ -7686,7 +7682,7 @@
     <w:lvl w:ilvl="3" w:tentative="1">
       <w:start w:val="1"/>
       <w:numFmt w:val="bullet"/>
-      <w:lvlText w:val=""/>
+      <w:lvlText w:val="·"/>
       <w:lvlJc w:val="left"/>
       <w:pPr>
         <w:tabs>
@@ -7702,7 +7698,7 @@
     <w:lvl w:ilvl="4" w:tentative="1">
       <w:start w:val="1"/>
       <w:numFmt w:val="bullet"/>
-      <w:lvlText w:val=""/>
+      <w:lvlText w:val="·"/>
       <w:lvlJc w:val="left"/>
       <w:pPr>
         <w:tabs>
@@ -7718,7 +7714,7 @@
     <w:lvl w:ilvl="5" w:tentative="1">
       <w:start w:val="1"/>
       <w:numFmt w:val="bullet"/>
-      <w:lvlText w:val=""/>
+      <w:lvlText w:val="·"/>
       <w:lvlJc w:val="left"/>
       <w:pPr>
         <w:tabs>
@@ -7734,7 +7730,7 @@
     <w:lvl w:ilvl="6" w:tentative="1">
       <w:start w:val="1"/>
       <w:numFmt w:val="bullet"/>
-      <w:lvlText w:val=""/>
+      <w:lvlText w:val="·"/>
       <w:lvlJc w:val="left"/>
       <w:pPr>
         <w:tabs>
@@ -7750,7 +7746,7 @@
     <w:lvl w:ilvl="7" w:tentative="1">
       <w:start w:val="1"/>
       <w:numFmt w:val="bullet"/>
-      <w:lvlText w:val=""/>
+      <w:lvlText w:val="·"/>
       <w:lvlJc w:val="left"/>
       <w:pPr>
         <w:tabs>
@@ -7766,7 +7762,7 @@
     <w:lvl w:ilvl="8" w:tentative="1">
       <w:start w:val="1"/>
       <w:numFmt w:val="bullet"/>
-      <w:lvlText w:val=""/>
+      <w:lvlText w:val="·"/>
       <w:lvlJc w:val="left"/>
       <w:pPr>
         <w:tabs>
@@ -7819,7 +7815,7 @@
     <w:lvl w:ilvl="2" w:tentative="1">
       <w:start w:val="1"/>
       <w:numFmt w:val="bullet"/>
-      <w:lvlText w:val=""/>
+      <w:lvlText w:val="·"/>
       <w:lvlJc w:val="left"/>
       <w:pPr>
         <w:tabs>
@@ -7835,7 +7831,7 @@
     <w:lvl w:ilvl="3" w:tentative="1">
       <w:start w:val="1"/>
       <w:numFmt w:val="bullet"/>
-      <w:lvlText w:val=""/>
+      <w:lvlText w:val="·"/>
       <w:lvlJc w:val="left"/>
       <w:pPr>
         <w:tabs>
@@ -7851,7 +7847,7 @@
     <w:lvl w:ilvl="4" w:tentative="1">
       <w:start w:val="1"/>
       <w:numFmt w:val="bullet"/>
-      <w:lvlText w:val=""/>
+      <w:lvlText w:val="·"/>
       <w:lvlJc w:val="left"/>
       <w:pPr>
         <w:tabs>
@@ -7867,7 +7863,7 @@
     <w:lvl w:ilvl="5" w:tentative="1">
       <w:start w:val="1"/>
       <w:numFmt w:val="bullet"/>
-      <w:lvlText w:val=""/>
+      <w:lvlText w:val="·"/>
       <w:lvlJc w:val="left"/>
       <w:pPr>
         <w:tabs>
@@ -7883,7 +7879,7 @@
     <w:lvl w:ilvl="6" w:tentative="1">
       <w:start w:val="1"/>
       <w:numFmt w:val="bullet"/>
-      <w:lvlText w:val=""/>
+      <w:lvlText w:val="·"/>
       <w:lvlJc w:val="left"/>
       <w:pPr>
         <w:tabs>
@@ -7899,7 +7895,7 @@
     <w:lvl w:ilvl="7" w:tentative="1">
       <w:start w:val="1"/>
       <w:numFmt w:val="bullet"/>
-      <w:lvlText w:val=""/>
+      <w:lvlText w:val="·"/>
       <w:lvlJc w:val="left"/>
       <w:pPr>
         <w:tabs>
@@ -7915,7 +7911,7 @@
     <w:lvl w:ilvl="8" w:tentative="1">
       <w:start w:val="1"/>
       <w:numFmt w:val="bullet"/>
-      <w:lvlText w:val=""/>
+      <w:lvlText w:val="·"/>
       <w:lvlJc w:val="left"/>
       <w:pPr>
         <w:tabs>
@@ -7968,7 +7964,7 @@
     <w:lvl w:ilvl="2" w:tentative="1">
       <w:start w:val="1"/>
       <w:numFmt w:val="bullet"/>
-      <w:lvlText w:val=""/>
+      <w:lvlText w:val="·"/>
       <w:lvlJc w:val="left"/>
       <w:pPr>
         <w:tabs>
@@ -7984,7 +7980,7 @@
     <w:lvl w:ilvl="3" w:tentative="1">
       <w:start w:val="1"/>
       <w:numFmt w:val="bullet"/>
-      <w:lvlText w:val=""/>
+      <w:lvlText w:val="·"/>
       <w:lvlJc w:val="left"/>
       <w:pPr>
         <w:tabs>
@@ -8000,7 +7996,7 @@
     <w:lvl w:ilvl="4" w:tentative="1">
       <w:start w:val="1"/>
       <w:numFmt w:val="bullet"/>
-      <w:lvlText w:val=""/>
+      <w:lvlText w:val="·"/>
       <w:lvlJc w:val="left"/>
       <w:pPr>
         <w:tabs>
@@ -8016,7 +8012,7 @@
     <w:lvl w:ilvl="5" w:tentative="1">
       <w:start w:val="1"/>
       <w:numFmt w:val="bullet"/>
-      <w:lvlText w:val=""/>
+      <w:lvlText w:val="·"/>
       <w:lvlJc w:val="left"/>
       <w:pPr>
         <w:tabs>
@@ -8032,7 +8028,7 @@
     <w:lvl w:ilvl="6" w:tentative="1">
       <w:start w:val="1"/>
       <w:numFmt w:val="bullet"/>
-      <w:lvlText w:val=""/>
+      <w:lvlText w:val="·"/>
       <w:lvlJc w:val="left"/>
       <w:pPr>
         <w:tabs>
@@ -8048,7 +8044,7 @@
     <w:lvl w:ilvl="7" w:tentative="1">
       <w:start w:val="1"/>
       <w:numFmt w:val="bullet"/>
-      <w:lvlText w:val=""/>
+      <w:lvlText w:val="·"/>
       <w:lvlJc w:val="left"/>
       <w:pPr>
         <w:tabs>
@@ -8064,7 +8060,7 @@
     <w:lvl w:ilvl="8" w:tentative="1">
       <w:start w:val="1"/>
       <w:numFmt w:val="bullet"/>
-      <w:lvlText w:val=""/>
+      <w:lvlText w:val="·"/>
       <w:lvlJc w:val="left"/>
       <w:pPr>
         <w:tabs>

--- a/templates/formulieren/Toegankelijkheidsonderzoek formulieren Template - with placeholders.docx
+++ b/templates/formulieren/Toegankelijkheidsonderzoek formulieren Template - with placeholders.docx
@@ -80,7 +80,7 @@
           <w:sz w:val="28"/>
           <w:szCs w:val="28"/>
         </w:rPr>
-        <w:t xml:space="preserve"> gemeente Wierden</w:t>
+        <w:t xml:space="preserve"> gemeente {projectSubject}</w:t>
       </w:r>
       <w:bookmarkEnd w:id="0"/>
     </w:p>
@@ -94,7 +94,7 @@
         <w:spacing w:before="720"/>
       </w:pPr>
       <w:r>
-        <w:t xml:space="preserve">Dit rapport beschrijft de resultaten van het deelonderzoek naar de toegankelijkheid van de content van de formulieren op wierden.nl</w:t>
+        <w:t xml:space="preserve">Dit rapport beschrijft de resultaten van het deelonderzoek naar de toegankelijkheid van de content van de formulieren op {websiteUrl}</w:t>
       </w:r>
       <w:r>
         <w:br/>
@@ -130,7 +130,7 @@
           <w:sz w:val="22"/>
           <w:szCs w:val="22"/>
         </w:rPr>
-        <w:t xml:space="preserve"> gemeente Wierden</w:t>
+        <w:t xml:space="preserve"> gemeente {projectSubject}</w:t>
       </w:r>
     </w:p>
     <w:p>
@@ -169,7 +169,7 @@
             <w:sz w:val="22"/>
             <w:szCs w:val="22"/>
           </w:rPr>
-          <w:t xml:space="preserve">wierden.nl</w:t>
+          <w:t xml:space="preserve">{websiteUrl}</w:t>
         </w:r>
       </w:hyperlink>
     </w:p>
@@ -192,7 +192,7 @@
           <w:sz w:val="22"/>
           <w:szCs w:val="22"/>
         </w:rPr>
-        <w:t>1.0</w:t>
+        <w:t>{version}</w:t>
       </w:r>
     </w:p>
     <w:p>
@@ -772,12 +772,12 @@
         <w:pageBreakBefore/>
         <w:pStyle w:val="Kop2"/>
       </w:pPr>
-      <w:bookmarkStart w:id="0" w:name="_Toc_Samenvatting"/>
+      <w:bookmarkStart w:id="2" w:name="_Toc223874291"/>
       <w:r>
         <w:lastRenderedPageBreak/>
         <w:t>Samenvatting</w:t>
       </w:r>
-      <w:bookmarkEnd w:id="0"/>
+      <w:bookmarkEnd w:id="2"/>
     </w:p>
     <w:p>
       <w:pPr>
@@ -836,7 +836,6 @@
       </w:r>
     </w:p>
     <w:p>
-      <w:bookmarkStart w:id="1" w:name="_Toc_OverDitOnderzoek"/>
       <w:pPr>
         <w:pStyle w:val="Kop2"/>
       </w:pPr>
@@ -844,7 +843,6 @@
         <w:t>Over dit onderzoek</w:t>
       </w:r>
       <w:bookmarkEnd w:id="3"/>
-      <w:bookmarkEnd w:id="1"/>
     </w:p>
     <w:p>
       <w:r>
@@ -1402,12 +1400,12 @@
       <w:pPr>
         <w:pStyle w:val="Kop2"/>
       </w:pPr>
-      <w:bookmarkStart w:id="2" w:name="_Toc_OverzichtResultaten"/>
+      <w:bookmarkStart w:id="5" w:name="_Toc223874294"/>
       <w:r>
         <w:lastRenderedPageBreak/>
         <w:t>Overzicht resultaten</w:t>
       </w:r>
-      <w:bookmarkEnd w:id="2"/>
+      <w:bookmarkEnd w:id="5"/>
     </w:p>
     <w:p>
       <w:r>
@@ -5784,7 +5782,6 @@
     </w:tbl>
     <w:p/>
     <w:p>
-      <w:bookmarkStart w:id="3" w:name="_Toc_Bevindingen"/>
       <w:pPr>
         <w:pageBreakBefore/>
         <w:pStyle w:val="Kop2"/>
@@ -5792,7 +5789,6 @@
       <w:r>
         <w:t>Bevindingen</w:t>
       </w:r>
-      <w:bookmarkEnd w:id="3"/>
     </w:p>
     <w:p>
       <w:pPr/>
@@ -5881,7 +5877,7 @@
         <w:rPr>
           <w:rStyle w:val="Hyperlink"/>
         </w:rPr>
-        <w:t>https://www.wierden.nl/form/reactieformulier-vernieuwing-speelplek-de-stouwe-europaring-oostzijde/reactieformulier-vernieuwing-speelplek-de-stouwe-europaring-oostzijde-0</w:t>
+        <w:t>https://www.{websiteUrl}/form/reactieformulier-vernieuwing-speelplek-de-stouwe-europaring-oostzijde/reactieformulier-vernieuwing-speelplek-de-stouwe-europaring-oostzijde-0</w:t>
       </w:r>
     </w:p>
     <w:p>
@@ -5896,7 +5892,7 @@
         <w:rPr>
           <w:rStyle w:val="Hyperlink"/>
         </w:rPr>
-        <w:t>https://www.wierden.nl/form/aanmelden-updates-zenderink/gegevens-0-1</w:t>
+        <w:t>https://www.{websiteUrl}/form/aanmelden-updates-zenderink/gegevens-0-1</w:t>
       </w:r>
     </w:p>
     <w:p>
@@ -5944,7 +5940,7 @@
         <w:rPr>
           <w:rStyle w:val="Hyperlink"/>
         </w:rPr>
-        <w:t>https://www.wierden.nl/form/reactieformulier-vernieuwing-speelplek-de-stouwe-europaring-oostzijde/reactieformulier-vernieuwing-speelplek-de-stouwe-europaring-oostzijde-0</w:t>
+        <w:t>https://www.{websiteUrl}/form/reactieformulier-vernieuwing-speelplek-de-stouwe-europaring-oostzijde/reactieformulier-vernieuwing-speelplek-de-stouwe-europaring-oostzijde-0</w:t>
       </w:r>
     </w:p>
     <w:p>
@@ -5959,7 +5955,7 @@
         <w:rPr>
           <w:rStyle w:val="Hyperlink"/>
         </w:rPr>
-        <w:t>https://www.wierden.nl/form/aanmelden-updates-zenderink/gegevens-0-1</w:t>
+        <w:t>https://www.{websiteUrl}/form/aanmelden-updates-zenderink/gegevens-0-1</w:t>
       </w:r>
     </w:p>
     <w:p>
@@ -6007,7 +6003,7 @@
         <w:rPr>
           <w:rStyle w:val="Hyperlink"/>
         </w:rPr>
-        <w:t>https://www.wierden.nl/form/contactformulier-trouwambtenaar-bert-groothengel/contactformulier-trouwambtenaar-bert-groothengel-0</w:t>
+        <w:t>https://www.{websiteUrl}/form/contactformulier-trouwambtenaar-bert-groothengel/contactformulier-trouwambtenaar-bert-groothengel-0</w:t>
       </w:r>
     </w:p>
     <w:p>
@@ -6111,7 +6107,7 @@
         <w:rPr>
           <w:rStyle w:val="Hyperlink"/>
         </w:rPr>
-        <w:t>https://www.wierden.nl/form/reactieformulier-vernieuwing-speelplek-de-stouwe-europaring-oostzijde/reactieformulier-vernieuwing-speelplek-de-stouwe-europaring-oostzijde-0</w:t>
+        <w:t>https://www.{websiteUrl}/form/reactieformulier-vernieuwing-speelplek-de-stouwe-europaring-oostzijde/reactieformulier-vernieuwing-speelplek-de-stouwe-europaring-oostzijde-0</w:t>
       </w:r>
     </w:p>
     <w:p>
@@ -6126,7 +6122,7 @@
         <w:rPr>
           <w:rStyle w:val="Hyperlink"/>
         </w:rPr>
-        <w:t>https://www.wierden.nl/form/contactformulier-trouwambtenaar-bert-groothengel/contactformulier-trouwambtenaar-bert-groothengel-0</w:t>
+        <w:t>https://www.{websiteUrl}/form/contactformulier-trouwambtenaar-bert-groothengel/contactformulier-trouwambtenaar-bert-groothengel-0</w:t>
       </w:r>
     </w:p>
     <w:p>
@@ -6230,7 +6226,7 @@
         <w:rPr>
           <w:rStyle w:val="Hyperlink"/>
         </w:rPr>
-        <w:t>https://www.wierden.nl/form/aanmelden-updates-zenderink/gegevens-0-1</w:t>
+        <w:t>https://www.{websiteUrl}/form/aanmelden-updates-zenderink/gegevens-0-1</w:t>
       </w:r>
     </w:p>
     <w:p>
@@ -6278,7 +6274,7 @@
         <w:rPr>
           <w:rStyle w:val="Hyperlink"/>
         </w:rPr>
-        <w:t>https://www.wierden.nl/form/contactformulier-trouwambtenaar-bert-groothengel/contactformulier-trouwambtenaar-bert-groothengel-0</w:t>
+        <w:t>https://www.{websiteUrl}/form/contactformulier-trouwambtenaar-bert-groothengel/contactformulier-trouwambtenaar-bert-groothengel-0</w:t>
       </w:r>
     </w:p>
     <w:p>
@@ -6382,7 +6378,7 @@
         <w:rPr>
           <w:rStyle w:val="Hyperlink"/>
         </w:rPr>
-        <w:t>https://www.wierden.nl/form/contactformulier-trouwambtenaar-bert-groothengel/contactformulier-trouwambtenaar-bert-groothengel-0</w:t>
+        <w:t>https://www.{websiteUrl}/form/contactformulier-trouwambtenaar-bert-groothengel/contactformulier-trouwambtenaar-bert-groothengel-0</w:t>
       </w:r>
     </w:p>
     <w:p>
@@ -6406,7 +6402,6 @@
       </w:r>
     </w:p>
     <w:p>
-      <w:bookmarkStart w:id="4" w:name="_Toc_Opmerkingen"/>
       <w:pPr>
         <w:pageBreakBefore/>
         <w:pStyle w:val="Kop2"/>
@@ -6414,7 +6409,6 @@
       <w:r>
         <w:t>Opmerkingen</w:t>
       </w:r>
-      <w:bookmarkEnd w:id="4"/>
     </w:p>
     <w:p>
       <w:pPr/>
@@ -6503,7 +6497,7 @@
         <w:rPr>
           <w:rStyle w:val="Hyperlink"/>
         </w:rPr>
-        <w:t>https://www.wierden.nl/form/reactieformulier-vernieuwing-speelplek-de-stouwe-europaring-oostzijde/reactieformulier-vernieuwing-speelplek-de-stouwe-europaring-oostzijde-0</w:t>
+        <w:t>https://www.{websiteUrl}/form/reactieformulier-vernieuwing-speelplek-de-stouwe-europaring-oostzijde/reactieformulier-vernieuwing-speelplek-de-stouwe-europaring-oostzijde-0</w:t>
       </w:r>
     </w:p>
     <w:p>
@@ -6518,7 +6512,7 @@
         <w:rPr>
           <w:rStyle w:val="Hyperlink"/>
         </w:rPr>
-        <w:t>https://www.wierden.nl/form/reactieformulier-vernieuwing-speelplek-de-stouwe-europaring-oostzijde/overzicht-1</w:t>
+        <w:t>https://www.{websiteUrl}/form/reactieformulier-vernieuwing-speelplek-de-stouwe-europaring-oostzijde/overzicht-1</w:t>
       </w:r>
     </w:p>
     <w:p>
@@ -6730,11 +6724,11 @@
       <w:pPr>
         <w:pStyle w:val="Kop2"/>
       </w:pPr>
-      <w:bookmarkStart w:id="5" w:name="_Toc_BorgingEnVervolg"/>
+      <w:bookmarkStart w:id="12" w:name="_Toc223874301"/>
       <w:r>
         <w:t>Borging en vervolg</w:t>
       </w:r>
-      <w:bookmarkEnd w:id="5"/>
+      <w:bookmarkEnd w:id="12"/>
     </w:p>
     <w:p>
       <w:pPr>
@@ -6773,13 +6767,13 @@
       <w:pPr>
         <w:pStyle w:val="Kop2"/>
       </w:pPr>
-      <w:bookmarkStart w:id="6" w:name="_Toc_Onderzoeksdetails"/>
+      <w:bookmarkStart w:id="13" w:name="_Toc223874302"/>
       <w:proofErr w:type="spellStart"/>
       <w:r>
         <w:lastRenderedPageBreak/>
         <w:t>Onderzoeksdetails</w:t>
       </w:r>
-      <w:bookmarkEnd w:id="6"/>
+      <w:bookmarkEnd w:id="13"/>
       <w:proofErr w:type="spellEnd"/>
     </w:p>
     <w:p>
@@ -6827,7 +6821,7 @@
           <w:rPr>
             <w:rStyle w:val="Hyperlink"/>
           </w:rPr>
-          <w:t>https://www.wierden.nl/form/aanmelden-updates-zenderink/gegevens-0-1</w:t>
+          <w:t>https://www.{websiteUrl}/form/aanmelden-updates-zenderink/gegevens-0-1</w:t>
         </w:r>
       </w:hyperlink>
     </w:p>
@@ -6840,7 +6834,7 @@
           <w:rPr>
             <w:rStyle w:val="Hyperlink"/>
           </w:rPr>
-          <w:t>https://www.wierden.nl/form/contactformulier-trouwambtenaar-bert-groothengel/contactformulier-trouwambtenaar-bert-groothengel-0</w:t>
+          <w:t>https://www.{websiteUrl}/form/contactformulier-trouwambtenaar-bert-groothengel/contactformulier-trouwambtenaar-bert-groothengel-0</w:t>
         </w:r>
       </w:hyperlink>
     </w:p>
@@ -6853,7 +6847,7 @@
           <w:rPr>
             <w:rStyle w:val="Hyperlink"/>
           </w:rPr>
-          <w:t>https://www.wierden.nl/form/reactieformulier-vernieuwing-speelplek-de-stouwe-europaring-oostzijde/reactieformulier-vernieuwing-speelplek-de-stouwe-europaring-oostzijde-0</w:t>
+          <w:t>https://www.{websiteUrl}/form/reactieformulier-vernieuwing-speelplek-de-stouwe-europaring-oostzijde/reactieformulier-vernieuwing-speelplek-de-stouwe-europaring-oostzijde-0</w:t>
         </w:r>
       </w:hyperlink>
     </w:p>
@@ -6900,10 +6894,6 @@
         </w:numPr>
       </w:pPr>
       <w:r>
-        <w:rPr>
-          <w:b/>
-          <w:bCs/>
-        </w:rPr>
         <w:t>Stap 1 - Reactieformulier Vernieuwing Speelplek De Stouwe Europaring Oostzijde</w:t>
       </w:r>
       <w:r>
@@ -6913,7 +6903,7 @@
         <w:rPr>
           <w:rStyle w:val="Hyperlink"/>
         </w:rPr>
-        <w:t>https://www.wierden.nl/form/reactieformulier-vernieuwing-speelplek-de-stouwe-europaring-oostzijde/reactieformulier-vernieuwing-speelplek-de-stouwe-europaring-oostzijde-0</w:t>
+        <w:t>https://www.{websiteUrl}/form/reactieformulier-vernieuwing-speelplek-de-stouwe-europaring-oostzijde/reactieformulier-vernieuwing-speelplek-de-stouwe-europaring-oostzijde-0</w:t>
       </w:r>
     </w:p>
     <w:p>
@@ -6924,10 +6914,6 @@
         </w:numPr>
       </w:pPr>
       <w:r>
-        <w:rPr>
-          <w:b/>
-          <w:bCs/>
-        </w:rPr>
         <w:t>Stap 2 - Controleren (Reactieformulier)</w:t>
       </w:r>
       <w:r>
@@ -6937,7 +6923,7 @@
         <w:rPr>
           <w:rStyle w:val="Hyperlink"/>
         </w:rPr>
-        <w:t>https://www.wierden.nl/form/reactieformulier-vernieuwing-speelplek-de-stouwe-europaring-oostzijde/overzicht-1</w:t>
+        <w:t>https://www.{websiteUrl}/form/reactieformulier-vernieuwing-speelplek-de-stouwe-europaring-oostzijde/overzicht-1</w:t>
       </w:r>
     </w:p>
     <w:p>
@@ -6948,10 +6934,6 @@
         </w:numPr>
       </w:pPr>
       <w:r>
-        <w:rPr>
-          <w:b/>
-          <w:bCs/>
-        </w:rPr>
         <w:t>Stap3 -voltooid (reactieformulier)</w:t>
       </w:r>
       <w:r>
@@ -6961,7 +6943,7 @@
         <w:rPr>
           <w:rStyle w:val="Hyperlink"/>
         </w:rPr>
-        <w:t>https://www.wierden.nl/form/reactieformulier-vernieuwing-speelplek-de-stouwe-europaring-oostzijde/voltooid</w:t>
+        <w:t>https://www.{websiteUrl}/form/reactieformulier-vernieuwing-speelplek-de-stouwe-europaring-oostzijde/voltooid</w:t>
       </w:r>
     </w:p>
     <w:p>
@@ -6972,10 +6954,6 @@
         </w:numPr>
       </w:pPr>
       <w:r>
-        <w:rPr>
-          <w:b/>
-          <w:bCs/>
-        </w:rPr>
         <w:t>Stap 1 - Gegevens (Aanmelden updates Zenderink)</w:t>
       </w:r>
       <w:r>
@@ -6985,7 +6963,7 @@
         <w:rPr>
           <w:rStyle w:val="Hyperlink"/>
         </w:rPr>
-        <w:t>https://www.wierden.nl/form/aanmelden-updates-zenderink/gegevens-0-1</w:t>
+        <w:t>https://www.{websiteUrl}/form/aanmelden-updates-zenderink/gegevens-0-1</w:t>
       </w:r>
     </w:p>
     <w:p>
@@ -6996,10 +6974,6 @@
         </w:numPr>
       </w:pPr>
       <w:r>
-        <w:rPr>
-          <w:b/>
-          <w:bCs/>
-        </w:rPr>
         <w:t>Stap 2 - Controleren (Aanmelden updates Zenderink)</w:t>
       </w:r>
       <w:r>
@@ -7009,7 +6983,7 @@
         <w:rPr>
           <w:rStyle w:val="Hyperlink"/>
         </w:rPr>
-        <w:t>https://www.wierden.nl/form/aanmelden-updates-zenderink/overzicht-1</w:t>
+        <w:t>https://www.{websiteUrl}/form/aanmelden-updates-zenderink/overzicht-1</w:t>
       </w:r>
     </w:p>
     <w:p>
@@ -7020,10 +6994,6 @@
         </w:numPr>
       </w:pPr>
       <w:r>
-        <w:rPr>
-          <w:b/>
-          <w:bCs/>
-        </w:rPr>
         <w:t>Stap 3 - Voltooid (Aanmelden updates Zenderink)</w:t>
       </w:r>
       <w:r>
@@ -7033,7 +7003,7 @@
         <w:rPr>
           <w:rStyle w:val="Hyperlink"/>
         </w:rPr>
-        <w:t>https://www.wierden.nl/form/aanmelden-updates-zenderink/voltooid</w:t>
+        <w:t>https://www.{websiteUrl}/form/aanmelden-updates-zenderink/voltooid</w:t>
       </w:r>
     </w:p>
     <w:p>
@@ -7044,10 +7014,6 @@
         </w:numPr>
       </w:pPr>
       <w:r>
-        <w:rPr>
-          <w:b/>
-          <w:bCs/>
-        </w:rPr>
         <w:t>Stap 1 - Contactformulier-trouwambtenaar-bert-groothengel/contactformulier-trouwambtenaar-bert-groothengel</w:t>
       </w:r>
       <w:r>
@@ -7057,7 +7023,7 @@
         <w:rPr>
           <w:rStyle w:val="Hyperlink"/>
         </w:rPr>
-        <w:t>https://www.wierden.nl/form/contactformulier-trouwambtenaar-bert-groothengel/contactformulier-trouwambtenaar-bert-groothengel-0</w:t>
+        <w:t>https://www.{websiteUrl}/form/contactformulier-trouwambtenaar-bert-groothengel/contactformulier-trouwambtenaar-bert-groothengel-0</w:t>
       </w:r>
     </w:p>
     <w:p>
@@ -7068,10 +7034,6 @@
         </w:numPr>
       </w:pPr>
       <w:r>
-        <w:rPr>
-          <w:b/>
-          <w:bCs/>
-        </w:rPr>
         <w:t>Stap 2 - Controleren (Contactformulier trouwambtenaar)</w:t>
       </w:r>
       <w:r>
@@ -7081,7 +7043,7 @@
         <w:rPr>
           <w:rStyle w:val="Hyperlink"/>
         </w:rPr>
-        <w:t>https://www.wierden.nl/form/contactformulier-trouwambtenaar-bert-groothengel/overzicht-1</w:t>
+        <w:t>https://www.{websiteUrl}/form/contactformulier-trouwambtenaar-bert-groothengel/overzicht-1</w:t>
       </w:r>
     </w:p>
     <w:p>
@@ -7092,10 +7054,6 @@
         </w:numPr>
       </w:pPr>
       <w:r>
-        <w:rPr>
-          <w:b/>
-          <w:bCs/>
-        </w:rPr>
         <w:t>Stap 3 - Voltooid (Contactformulier trouwambtenaar)</w:t>
       </w:r>
       <w:r>
@@ -7105,7 +7063,7 @@
         <w:rPr>
           <w:rStyle w:val="Hyperlink"/>
         </w:rPr>
-        <w:t>https://www.wierden.nl/form/contactformulier-trouwambtenaar-bert-groothengel/voltooid</w:t>
+        <w:t>https://www.{websiteUrl}/form/contactformulier-trouwambtenaar-bert-groothengel/voltooid</w:t>
       </w:r>
     </w:p>
     <w:p>
@@ -7335,17 +7293,16 @@
     <w:tmpl w:val="AD12F874"/>
     <w:lvl w:ilvl="0">
       <w:start w:val="1"/>
-      <w:numFmt w:val="bullet"/>
-      <w:lvlText w:val="·"/>
+      <w:numFmt w:val="none"/>
+      <w:lvlText w:val=""/>
       <w:lvlJc w:val="left"/>
       <w:pPr>
         <w:tabs>
           <w:tab w:val="num" w:pos="720"/>
         </w:tabs>
-        <w:ind w:left="720" w:hanging="360"/>
+        <w:ind w:left="0" w:hanging="0"/>
       </w:pPr>
       <w:rPr>
-        <w:rFonts w:ascii="Symbol" w:hAnsi="Symbol" w:hint="default"/>
         <w:sz w:val="20"/>
       </w:rPr>
     </w:lvl>
@@ -7368,7 +7325,7 @@
     <w:lvl w:ilvl="2" w:tentative="1">
       <w:start w:val="1"/>
       <w:numFmt w:val="bullet"/>
-      <w:lvlText w:val="·"/>
+      <w:lvlText w:val=""/>
       <w:lvlJc w:val="left"/>
       <w:pPr>
         <w:tabs>
@@ -7384,7 +7341,7 @@
     <w:lvl w:ilvl="3" w:tentative="1">
       <w:start w:val="1"/>
       <w:numFmt w:val="bullet"/>
-      <w:lvlText w:val="·"/>
+      <w:lvlText w:val=""/>
       <w:lvlJc w:val="left"/>
       <w:pPr>
         <w:tabs>
@@ -7400,7 +7357,7 @@
     <w:lvl w:ilvl="4" w:tentative="1">
       <w:start w:val="1"/>
       <w:numFmt w:val="bullet"/>
-      <w:lvlText w:val="·"/>
+      <w:lvlText w:val=""/>
       <w:lvlJc w:val="left"/>
       <w:pPr>
         <w:tabs>
@@ -7416,7 +7373,7 @@
     <w:lvl w:ilvl="5" w:tentative="1">
       <w:start w:val="1"/>
       <w:numFmt w:val="bullet"/>
-      <w:lvlText w:val="·"/>
+      <w:lvlText w:val=""/>
       <w:lvlJc w:val="left"/>
       <w:pPr>
         <w:tabs>
@@ -7432,7 +7389,7 @@
     <w:lvl w:ilvl="6" w:tentative="1">
       <w:start w:val="1"/>
       <w:numFmt w:val="bullet"/>
-      <w:lvlText w:val="·"/>
+      <w:lvlText w:val=""/>
       <w:lvlJc w:val="left"/>
       <w:pPr>
         <w:tabs>
@@ -7448,7 +7405,7 @@
     <w:lvl w:ilvl="7" w:tentative="1">
       <w:start w:val="1"/>
       <w:numFmt w:val="bullet"/>
-      <w:lvlText w:val="·"/>
+      <w:lvlText w:val=""/>
       <w:lvlJc w:val="left"/>
       <w:pPr>
         <w:tabs>
@@ -7464,7 +7421,7 @@
     <w:lvl w:ilvl="8" w:tentative="1">
       <w:start w:val="1"/>
       <w:numFmt w:val="bullet"/>
-      <w:lvlText w:val="·"/>
+      <w:lvlText w:val=""/>
       <w:lvlJc w:val="left"/>
       <w:pPr>
         <w:tabs>
@@ -7517,7 +7474,7 @@
     <w:lvl w:ilvl="2" w:tentative="1">
       <w:start w:val="1"/>
       <w:numFmt w:val="bullet"/>
-      <w:lvlText w:val="·"/>
+      <w:lvlText w:val=""/>
       <w:lvlJc w:val="left"/>
       <w:pPr>
         <w:tabs>
@@ -7533,7 +7490,7 @@
     <w:lvl w:ilvl="3" w:tentative="1">
       <w:start w:val="1"/>
       <w:numFmt w:val="bullet"/>
-      <w:lvlText w:val="·"/>
+      <w:lvlText w:val=""/>
       <w:lvlJc w:val="left"/>
       <w:pPr>
         <w:tabs>
@@ -7549,7 +7506,7 @@
     <w:lvl w:ilvl="4" w:tentative="1">
       <w:start w:val="1"/>
       <w:numFmt w:val="bullet"/>
-      <w:lvlText w:val="·"/>
+      <w:lvlText w:val=""/>
       <w:lvlJc w:val="left"/>
       <w:pPr>
         <w:tabs>
@@ -7565,7 +7522,7 @@
     <w:lvl w:ilvl="5" w:tentative="1">
       <w:start w:val="1"/>
       <w:numFmt w:val="bullet"/>
-      <w:lvlText w:val="·"/>
+      <w:lvlText w:val=""/>
       <w:lvlJc w:val="left"/>
       <w:pPr>
         <w:tabs>
@@ -7581,7 +7538,7 @@
     <w:lvl w:ilvl="6" w:tentative="1">
       <w:start w:val="1"/>
       <w:numFmt w:val="bullet"/>
-      <w:lvlText w:val="·"/>
+      <w:lvlText w:val=""/>
       <w:lvlJc w:val="left"/>
       <w:pPr>
         <w:tabs>
@@ -7597,7 +7554,7 @@
     <w:lvl w:ilvl="7" w:tentative="1">
       <w:start w:val="1"/>
       <w:numFmt w:val="bullet"/>
-      <w:lvlText w:val="·"/>
+      <w:lvlText w:val=""/>
       <w:lvlJc w:val="left"/>
       <w:pPr>
         <w:tabs>
@@ -7613,7 +7570,7 @@
     <w:lvl w:ilvl="8" w:tentative="1">
       <w:start w:val="1"/>
       <w:numFmt w:val="bullet"/>
-      <w:lvlText w:val="·"/>
+      <w:lvlText w:val=""/>
       <w:lvlJc w:val="left"/>
       <w:pPr>
         <w:tabs>
@@ -7666,7 +7623,7 @@
     <w:lvl w:ilvl="2" w:tentative="1">
       <w:start w:val="1"/>
       <w:numFmt w:val="bullet"/>
-      <w:lvlText w:val="·"/>
+      <w:lvlText w:val=""/>
       <w:lvlJc w:val="left"/>
       <w:pPr>
         <w:tabs>
@@ -7682,7 +7639,7 @@
     <w:lvl w:ilvl="3" w:tentative="1">
       <w:start w:val="1"/>
       <w:numFmt w:val="bullet"/>
-      <w:lvlText w:val="·"/>
+      <w:lvlText w:val=""/>
       <w:lvlJc w:val="left"/>
       <w:pPr>
         <w:tabs>
@@ -7698,7 +7655,7 @@
     <w:lvl w:ilvl="4" w:tentative="1">
       <w:start w:val="1"/>
       <w:numFmt w:val="bullet"/>
-      <w:lvlText w:val="·"/>
+      <w:lvlText w:val=""/>
       <w:lvlJc w:val="left"/>
       <w:pPr>
         <w:tabs>
@@ -7714,7 +7671,7 @@
     <w:lvl w:ilvl="5" w:tentative="1">
       <w:start w:val="1"/>
       <w:numFmt w:val="bullet"/>
-      <w:lvlText w:val="·"/>
+      <w:lvlText w:val=""/>
       <w:lvlJc w:val="left"/>
       <w:pPr>
         <w:tabs>
@@ -7730,7 +7687,7 @@
     <w:lvl w:ilvl="6" w:tentative="1">
       <w:start w:val="1"/>
       <w:numFmt w:val="bullet"/>
-      <w:lvlText w:val="·"/>
+      <w:lvlText w:val=""/>
       <w:lvlJc w:val="left"/>
       <w:pPr>
         <w:tabs>
@@ -7746,7 +7703,7 @@
     <w:lvl w:ilvl="7" w:tentative="1">
       <w:start w:val="1"/>
       <w:numFmt w:val="bullet"/>
-      <w:lvlText w:val="·"/>
+      <w:lvlText w:val=""/>
       <w:lvlJc w:val="left"/>
       <w:pPr>
         <w:tabs>
@@ -7762,7 +7719,7 @@
     <w:lvl w:ilvl="8" w:tentative="1">
       <w:start w:val="1"/>
       <w:numFmt w:val="bullet"/>
-      <w:lvlText w:val="·"/>
+      <w:lvlText w:val=""/>
       <w:lvlJc w:val="left"/>
       <w:pPr>
         <w:tabs>
@@ -7815,7 +7772,7 @@
     <w:lvl w:ilvl="2" w:tentative="1">
       <w:start w:val="1"/>
       <w:numFmt w:val="bullet"/>
-      <w:lvlText w:val="·"/>
+      <w:lvlText w:val=""/>
       <w:lvlJc w:val="left"/>
       <w:pPr>
         <w:tabs>
@@ -7831,7 +7788,7 @@
     <w:lvl w:ilvl="3" w:tentative="1">
       <w:start w:val="1"/>
       <w:numFmt w:val="bullet"/>
-      <w:lvlText w:val="·"/>
+      <w:lvlText w:val=""/>
       <w:lvlJc w:val="left"/>
       <w:pPr>
         <w:tabs>
@@ -7847,7 +7804,7 @@
     <w:lvl w:ilvl="4" w:tentative="1">
       <w:start w:val="1"/>
       <w:numFmt w:val="bullet"/>
-      <w:lvlText w:val="·"/>
+      <w:lvlText w:val=""/>
       <w:lvlJc w:val="left"/>
       <w:pPr>
         <w:tabs>
@@ -7863,7 +7820,7 @@
     <w:lvl w:ilvl="5" w:tentative="1">
       <w:start w:val="1"/>
       <w:numFmt w:val="bullet"/>
-      <w:lvlText w:val="·"/>
+      <w:lvlText w:val=""/>
       <w:lvlJc w:val="left"/>
       <w:pPr>
         <w:tabs>
@@ -7879,7 +7836,7 @@
     <w:lvl w:ilvl="6" w:tentative="1">
       <w:start w:val="1"/>
       <w:numFmt w:val="bullet"/>
-      <w:lvlText w:val="·"/>
+      <w:lvlText w:val=""/>
       <w:lvlJc w:val="left"/>
       <w:pPr>
         <w:tabs>
@@ -7895,7 +7852,7 @@
     <w:lvl w:ilvl="7" w:tentative="1">
       <w:start w:val="1"/>
       <w:numFmt w:val="bullet"/>
-      <w:lvlText w:val="·"/>
+      <w:lvlText w:val=""/>
       <w:lvlJc w:val="left"/>
       <w:pPr>
         <w:tabs>
@@ -7911,7 +7868,7 @@
     <w:lvl w:ilvl="8" w:tentative="1">
       <w:start w:val="1"/>
       <w:numFmt w:val="bullet"/>
-      <w:lvlText w:val="·"/>
+      <w:lvlText w:val=""/>
       <w:lvlJc w:val="left"/>
       <w:pPr>
         <w:tabs>
@@ -7964,7 +7921,7 @@
     <w:lvl w:ilvl="2" w:tentative="1">
       <w:start w:val="1"/>
       <w:numFmt w:val="bullet"/>
-      <w:lvlText w:val="·"/>
+      <w:lvlText w:val=""/>
       <w:lvlJc w:val="left"/>
       <w:pPr>
         <w:tabs>
@@ -7980,7 +7937,7 @@
     <w:lvl w:ilvl="3" w:tentative="1">
       <w:start w:val="1"/>
       <w:numFmt w:val="bullet"/>
-      <w:lvlText w:val="·"/>
+      <w:lvlText w:val=""/>
       <w:lvlJc w:val="left"/>
       <w:pPr>
         <w:tabs>
@@ -7996,7 +7953,7 @@
     <w:lvl w:ilvl="4" w:tentative="1">
       <w:start w:val="1"/>
       <w:numFmt w:val="bullet"/>
-      <w:lvlText w:val="·"/>
+      <w:lvlText w:val=""/>
       <w:lvlJc w:val="left"/>
       <w:pPr>
         <w:tabs>
@@ -8012,7 +7969,7 @@
     <w:lvl w:ilvl="5" w:tentative="1">
       <w:start w:val="1"/>
       <w:numFmt w:val="bullet"/>
-      <w:lvlText w:val="·"/>
+      <w:lvlText w:val=""/>
       <w:lvlJc w:val="left"/>
       <w:pPr>
         <w:tabs>
@@ -8028,7 +7985,7 @@
     <w:lvl w:ilvl="6" w:tentative="1">
       <w:start w:val="1"/>
       <w:numFmt w:val="bullet"/>
-      <w:lvlText w:val="·"/>
+      <w:lvlText w:val=""/>
       <w:lvlJc w:val="left"/>
       <w:pPr>
         <w:tabs>
@@ -8044,7 +8001,7 @@
     <w:lvl w:ilvl="7" w:tentative="1">
       <w:start w:val="1"/>
       <w:numFmt w:val="bullet"/>
-      <w:lvlText w:val="·"/>
+      <w:lvlText w:val=""/>
       <w:lvlJc w:val="left"/>
       <w:pPr>
         <w:tabs>
@@ -8060,7 +8017,7 @@
     <w:lvl w:ilvl="8" w:tentative="1">
       <w:start w:val="1"/>
       <w:numFmt w:val="bullet"/>
-      <w:lvlText w:val="·"/>
+      <w:lvlText w:val=""/>
       <w:lvlJc w:val="left"/>
       <w:pPr>
         <w:tabs>
